--- a/flow/20230914_vu_template/01-Октоїх-new/Глас_5/5-НД-.docx
+++ b/flow/20230914_vu_template/01-Октоїх-new/Глас_5/5-НД-.docx
@@ -3023,7 +3023,20 @@
           <w:rFonts w:ascii="Times New Roman" w:hAnsi="Times New Roman"/>
           <w:sz w:val="24"/>
         </w:rPr>
-        <w:t xml:space="preserve"> Чесним твоїм хрестом, Христе,* ти диявола посоромив* і воскресінням твоїм жало гріха присмирив,* і спас ти нас від брам смерти.* Славимо тебе, Єдинородний.</w:t>
+        <w:t xml:space="preserve"> </w:t>
+      </w:r>
+    </w:p>
+    <w:p>
+      <w:pPr>
+        <w:spacing w:after="120"/>
+        <w:jc w:val="both"/>
+      </w:pPr>
+      <w:r>
+        <w:rPr>
+          <w:rFonts w:ascii="Times New Roman" w:hAnsi="Times New Roman"/>
+          <w:sz w:val="24"/>
+        </w:rPr>
+        <w:t>Че́сним Твої́м хресто́м, Хри́сте,* Ти дия́вола посоро́мив* і воскресі́нням Твої́м жало́ гріха́ присмири́в,* і спас Ти нас від брам сме́рти.* Сла́вимо Тебе́, Єдиноро́дний.</w:t>
       </w:r>
     </w:p>
     <w:p>
@@ -3066,7 +3079,7 @@
           <w:rFonts w:ascii="Times New Roman" w:hAnsi="Times New Roman"/>
           <w:sz w:val="24"/>
         </w:rPr>
-        <w:t>Того, що дає воскресіння людському родові,* ведено на жертву, немов ягнятко.* Його настрахались адські володільці і відчинилися брами плачу,* бо ввійшов Цар слави − Христос, кажучи в'язням: Виходьте!* – а тим, що в темноті: З'явіться!</w:t>
+        <w:t>Того́, що дає́ воскресі́ння лю́дському ро́дові,* ве́дено на же́ртву, немо́в ягня́тко.* Його́ настраха́лись а́дські володі́льці і відчини́лися бра́ми плачу́,* бо ввійшо́в Цар сла́ви − Христо́с, ка́жучи в’я́зням: Вихо́дьте!* – а тим, що в темноті́: З’яві́ться!</w:t>
       </w:r>
     </w:p>
     <w:p>
@@ -3124,7 +3137,21 @@
           <w:rFonts w:ascii="Times New Roman" w:hAnsi="Times New Roman"/>
           <w:sz w:val="24"/>
         </w:rPr>
-        <w:t>Велике чудо! Творець невидимого* постраждав видимо з-за свого чоловіколюбства,* і воскрес як безсмертний.* Тож прийдіть, племена народів, і поклоніться йому,* бо його милосердям ми визволились з омани* і навчились величати єдиного Бога в трьох особах.</w:t>
+        <w:t xml:space="preserve">Вели́ке чу́до! Творе́ць неви́димого* постражда́в ви́димо з-за Свого́ </w:t>
+      </w:r>
+      <w:r>
+        <w:rPr>
+          <w:rFonts w:ascii="Times New Roman" w:hAnsi="Times New Roman"/>
+          <w:sz w:val="24"/>
+        </w:rPr>
+        <w:t>л</w:t>
+      </w:r>
+      <w:r>
+        <w:rPr>
+          <w:rFonts w:ascii="Times New Roman" w:hAnsi="Times New Roman"/>
+          <w:sz w:val="24"/>
+        </w:rPr>
+        <w:t>юдинолю́бства,* і воскре́с як безсме́ртний.* Тож прийді́ть, племена́ наро́дів, і поклоні́ться Йому́,* бо Його́ милосе́рдям ми ви́зволились з ома́ни* і навчи́лись велича́ти єди́ного Бо́га в трьох осо́бах.</w:t>
       </w:r>
     </w:p>
     <w:p>
@@ -3167,7 +3194,35 @@
           <w:rFonts w:ascii="Times New Roman" w:hAnsi="Times New Roman"/>
           <w:sz w:val="24"/>
         </w:rPr>
-        <w:t>Вечірній поклін приносимо тобі невечірньому світлу,* що на кінець віків, через тіло, немов у дзеркалі,* видимо засяяло світові й зійшло аж до аду;* там розвіяло застоялу темряву,* і сяйво воскресіння заблисло народам.* Світлодавче Господи, – слава тобі!</w:t>
+        <w:t>Вечі́рній поклі́н прино́симо Тобі́</w:t>
+      </w:r>
+      <w:r>
+        <w:rPr>
+          <w:rFonts w:ascii="Times New Roman" w:hAnsi="Times New Roman"/>
+          <w:sz w:val="24"/>
+        </w:rPr>
+        <w:t>,</w:t>
+      </w:r>
+      <w:r>
+        <w:rPr>
+          <w:rFonts w:ascii="Times New Roman" w:hAnsi="Times New Roman"/>
+          <w:sz w:val="24"/>
+        </w:rPr>
+        <w:t xml:space="preserve"> невечі́рньому </w:t>
+      </w:r>
+      <w:r>
+        <w:rPr>
+          <w:rFonts w:ascii="Times New Roman" w:hAnsi="Times New Roman"/>
+          <w:sz w:val="24"/>
+        </w:rPr>
+        <w:t>С</w:t>
+      </w:r>
+      <w:r>
+        <w:rPr>
+          <w:rFonts w:ascii="Times New Roman" w:hAnsi="Times New Roman"/>
+          <w:sz w:val="24"/>
+        </w:rPr>
+        <w:t>ві́тлу,* що на кіне́ць вікі́в, че́рез ті́ло, немо́в у дзе́ркалі,* ви́димо зася́яло сві́тові й зійшло́ аж до а́ду;* там розві́яло засто́ялу те́мряву,* і ся́йво воскресі́ння забли́сло наро́дам.* Світлода́вче Го́споди, – сла́ва Тобі́!</w:t>
       </w:r>
     </w:p>
     <w:p>
@@ -3210,7 +3265,35 @@
           <w:rFonts w:ascii="Times New Roman" w:hAnsi="Times New Roman"/>
           <w:sz w:val="24"/>
         </w:rPr>
-        <w:t>Славимо Христа, начальника нашого спасіння,* бо коли він воскрес із мертвих,* світ з обману визволився, хор ангельський радіє,* втікає демонська омана,* упалий Адам підводиться, диявол же утратив силу.</w:t>
+        <w:t>Сла́вимо Христа́, нача́льника на́шого спасі́ння,* бо коли́ Він воскре́с із ме́ртвих,* світ з обма́ну ви́зволився,</w:t>
+      </w:r>
+      <w:r>
+        <w:rPr>
+          <w:rFonts w:ascii="Times New Roman" w:hAnsi="Times New Roman"/>
+          <w:sz w:val="24"/>
+        </w:rPr>
+        <w:t>*</w:t>
+      </w:r>
+      <w:r>
+        <w:rPr>
+          <w:rFonts w:ascii="Times New Roman" w:hAnsi="Times New Roman"/>
+          <w:sz w:val="24"/>
+        </w:rPr>
+        <w:t xml:space="preserve"> хор а́нгельський раді́є,* втіка́є де́монська ома́на,* упа́лий Ада́м підво́диться,</w:t>
+      </w:r>
+      <w:r>
+        <w:rPr>
+          <w:rFonts w:ascii="Times New Roman" w:hAnsi="Times New Roman"/>
+          <w:sz w:val="24"/>
+        </w:rPr>
+        <w:t>*</w:t>
+      </w:r>
+      <w:r>
+        <w:rPr>
+          <w:rFonts w:ascii="Times New Roman" w:hAnsi="Times New Roman"/>
+          <w:sz w:val="24"/>
+        </w:rPr>
+        <w:t xml:space="preserve"> дия́вол же утра́тив си́лу.</w:t>
       </w:r>
     </w:p>
     <w:p>
@@ -3253,7 +3336,7 @@
           <w:rFonts w:ascii="Times New Roman" w:hAnsi="Times New Roman"/>
           <w:sz w:val="24"/>
         </w:rPr>
-        <w:t>Повчали сторожу нечестивці:* Затаїть Христове воскресіння!* – і взявши срібняки, кажіть:* Коли ми спали, вкрадено з гробу мертвого.* Хто бачив, хто чув коли, щоб украдено померлого,* ще й намазаного і нагого,* що лишив у гробі й свої похоронні полотна?* Не обманюйте себе, невірні,* але навчіться сказань пророків і зрозумійте,* що він справді – Спаситель світу і Всемогутній.</w:t>
+        <w:t>Повча́ли сторо́жу нечести́вці:* Затаї́ть Христо́ве воскресі́ння!* – і, взя́вши срібняки́, кажі́ть:* Коли́ ми спа́ли, вкра́дено з гро́бу ме́ртвого.* Хто ба́чив, хто чув коли́, щоб укра́дено поме́рлого,* ще й нама́заного і на́гого,* що лиши́в у гро́бі й свої́ похоро́нні поло́тна?* Не обма́нюйте себе́, неві́рні,* але́ навчі́ться сказа́нь проро́ків і зрозумі́йте,* що Він спра́вді – Спаси́тель сві́ту і Всемогу́тній.</w:t>
       </w:r>
     </w:p>
     <w:p>
@@ -3296,7 +3379,21 @@
           <w:rFonts w:ascii="Times New Roman" w:hAnsi="Times New Roman"/>
           <w:sz w:val="24"/>
         </w:rPr>
-        <w:t>Господи, що ад полонив* і смерть знищив, Спасителю наш,* що просвітив твоїм чесним хрестом світ, – помилуй нас!</w:t>
+        <w:t>Го́споди, що ад полони́в* і смерть зни́щив, Спаси́телю наш,* що просвіти́в Твої́м че́сним хресто́м світ,</w:t>
+      </w:r>
+      <w:r>
+        <w:rPr>
+          <w:rFonts w:ascii="Times New Roman" w:hAnsi="Times New Roman"/>
+          <w:sz w:val="24"/>
+        </w:rPr>
+        <w:t>*</w:t>
+      </w:r>
+      <w:r>
+        <w:rPr>
+          <w:rFonts w:ascii="Times New Roman" w:hAnsi="Times New Roman"/>
+          <w:sz w:val="24"/>
+        </w:rPr>
+        <w:t xml:space="preserve"> – поми́луй нас!</w:t>
       </w:r>
     </w:p>
     <w:p>
@@ -3484,7 +3581,28 @@
           <w:rFonts w:ascii="Times New Roman" w:hAnsi="Times New Roman"/>
           <w:sz w:val="24"/>
         </w:rPr>
-        <w:t xml:space="preserve"> Колись-то, в Червонім морі,* записано образ непорочної Вседіви.* Там Мойсей – ділитель води,* а тут Гавриїл – служитель чуда.* Тоді Ізраїль ішов глибинами, немов по суші,* нині ж Діва Христа зродила безсіменно;* море по переході Ізраїля лишилось непрохідне,* а Непорочна після народження Еммануїла зосталась нетлінною.* Боже вічний і предвічний, що появився людиною, − помилуй нас!</w:t>
+        <w:t xml:space="preserve"> </w:t>
+      </w:r>
+      <w:r>
+        <w:rPr>
+          <w:rFonts w:ascii="Times New Roman" w:hAnsi="Times New Roman"/>
+          <w:sz w:val="24"/>
+        </w:rPr>
+        <w:t>Коли́сь-то, в Черво́нім мо́рі,* запи́сано о́браз непоро́чної Вседі́ви.* Там Мойсе́й – діли́тель води́,* а тут Гавриї́л – служи́тель чу́да.* Тоді́ Ізра́їль ішо́в глиби́нами, немо́в по су́ші,* ни́ні ж Ді́ва Христа́ зроди́ла безсіме́нно;* мо́ре по перехо́ді Ізра́їля лиши́лось непрохідне́,* а Непоро́чна пі́сля наро́дження Еммануї́ла зоста́лась нетлі́нною.* Бо́же ві́чний і предві́чний,</w:t>
+      </w:r>
+      <w:r>
+        <w:rPr>
+          <w:rFonts w:ascii="Times New Roman" w:hAnsi="Times New Roman"/>
+          <w:sz w:val="24"/>
+        </w:rPr>
+        <w:t>*</w:t>
+      </w:r>
+      <w:r>
+        <w:rPr>
+          <w:rFonts w:ascii="Times New Roman" w:hAnsi="Times New Roman"/>
+          <w:sz w:val="24"/>
+        </w:rPr>
+        <w:t xml:space="preserve"> що поя́вився люди́ною, − поми́луй нас!</w:t>
       </w:r>
     </w:p>
     <w:p>
@@ -5172,7 +5290,28 @@
           <w:rFonts w:ascii="Times New Roman" w:hAnsi="Times New Roman"/>
           <w:sz w:val="24"/>
         </w:rPr>
-        <w:t xml:space="preserve"> Тебе, Спаса Христа, що тіло прийняв і не розлучився від небес,* голосами й піснями величаємо.* Бо хрест і смерть ти прийняв за рід наш як чоловіколюбний Господь,* і скинувши адські ворота, третього дня воскрес ти,* спасаючи душі наші.</w:t>
+        <w:t xml:space="preserve"> </w:t>
+      </w:r>
+      <w:r>
+        <w:rPr>
+          <w:rFonts w:ascii="Times New Roman" w:hAnsi="Times New Roman"/>
+          <w:sz w:val="24"/>
+        </w:rPr>
+        <w:t xml:space="preserve">Тебе́, Спа́са Христа́, що ті́ло прийня́в і не розлучи́вся від небе́с,* голоса́ми й пісня́ми велича́ємо.* Бо хрест і смерть Ти прийня́в за рід наш як </w:t>
+      </w:r>
+      <w:r>
+        <w:rPr>
+          <w:rFonts w:ascii="Times New Roman" w:hAnsi="Times New Roman"/>
+          <w:sz w:val="24"/>
+        </w:rPr>
+        <w:t>л</w:t>
+      </w:r>
+      <w:r>
+        <w:rPr>
+          <w:rFonts w:ascii="Times New Roman" w:hAnsi="Times New Roman"/>
+          <w:sz w:val="24"/>
+        </w:rPr>
+        <w:t>юдинолю́бний Госпо́дь* і, ски́нувши а́дські воро́та, тре́тього дня воскре́с Ти,* спаса́ючи ду́ші на́ші.</w:t>
       </w:r>
     </w:p>
     <w:p>
@@ -5216,7 +5355,7 @@
           <w:rFonts w:ascii="Times New Roman" w:hAnsi="Times New Roman"/>
           <w:sz w:val="24"/>
         </w:rPr>
-        <w:t>З проколеного твого боку, Життєдавче,* ти вилив потоки життя і спасіння.* Прийнявши тілесну смерть, ти дарував нам безсмертя;* поселившись у гробі, ти, як Бог, нас визволив,* співвоскресивши з собою.* Тому кличемо до тебе:* Чоловіколюбний Господи, – слава тобі!</w:t>
+        <w:t>З проко́леного Твого́ бо́ку, Життєда́вче,* Ти ви́лив пото́ки життя́ і спасі́ння.* Прийня́вши тіле́сну смерть, Ти дарува́в нам безсме́ртя;* посели́вшись у гро́бі, Ти, як Бог, нас ви́зволив,* співвоскреси́вши з Со́бою.* Тому́ кли́чемо до Те́бе:* Людинолю́бний Го́споди, – сла́ва Тобі́!</w:t>
       </w:r>
     </w:p>
     <w:p>
@@ -5260,7 +5399,7 @@
           <w:rFonts w:ascii="Times New Roman" w:hAnsi="Times New Roman"/>
           <w:sz w:val="24"/>
         </w:rPr>
-        <w:t>Дивне твоє, Чоловіколюбче, розп'яття і схід до аду!* Бо ти полонив його і воскресив з собою колишніх в'язнів;* як Бог, відкривши рай, вчинив їх гідними його осягнути.* Тому й нам, що славимо твоє на третій день воскресіння,* дай очищення гріхів і зволь нам стати жителями раю,* як єдиний добросердий.</w:t>
+        <w:t>Ди́вне Твоє́, Людинолю́бче, розп’я́ття і схід до а́ду!* Бо Ти полони́в його́ і воскреси́в з Собо́ю коли́шніх в’я́знів;* як Бог, відкри́вши рай, вчини́в їх гі́дними його́ осягну́ти.* Тому́ й нам, що сла́вимо Твоє́ на тре́тій день воскресі́ння,* дай очи́щення гріхі́в і зволь нам ста́ти жи́телями ра́ю,* як єди́ний добросе́рдий.</w:t>
       </w:r>
     </w:p>
     <w:p>
@@ -5304,7 +5443,7 @@
           <w:rFonts w:ascii="Times New Roman" w:hAnsi="Times New Roman"/>
           <w:sz w:val="24"/>
         </w:rPr>
-        <w:t>Ти, Чоловіколюбче, що задля нас прийняв тілесні страсті* і воскрес на третій день з мертвих,* злікуй наші тілесні пристрасті,* підведи з тяжких прогріхів, і спаси нас!</w:t>
+        <w:t>Ти, Людинолю́бче, що за́для нас прийня́в тіле́сні стра́сті* і воскре́с на тре́тій день з ме́ртвих,* зліку́й на́ші тіле́сні при́страсті,* підве́ди з тяжки́х про́гріхів, і спаси́ нас!</w:t>
       </w:r>
     </w:p>
     <w:p>
@@ -5325,7 +5464,14 @@
           <w:rFonts w:ascii="Times New Roman" w:hAnsi="Times New Roman"/>
           <w:sz w:val="24"/>
         </w:rPr>
-        <w:t>: Ти є храм і брама,* палата й царський престол, Діво Пречиста.* Тобою бо явився мій Спаситель, Христос Господь,* тим, що в темряві спали, будучи сонцем правди,* бажаючи просвітити створених на свій образ, своєю рукою.* Тому, Всеславна, що здобула собі материнське до нього довір'я,* безнастанно молись, щоб спастися душам нашим.</w:t>
+        <w:t xml:space="preserve">: </w:t>
+      </w:r>
+      <w:r>
+        <w:rPr>
+          <w:rFonts w:ascii="Times New Roman" w:hAnsi="Times New Roman"/>
+          <w:sz w:val="24"/>
+        </w:rPr>
+        <w:t>Ти є храм і бра́ма,* пала́та й ца́рський престо́л, Ді́во Пречи́ста.* Тобо́ю бо яви́вся мій Спаси́тель, Христо́с Госпо́дь,* тим, що в те́мряві спа́ли, бу́дучи со́нцем пра́вди,* бажа́ючи просвіти́ти ство́рених на Свій о́браз, Своє́ю руко́ю.* Тому́, Всесла́вна, що здобу́ла собі́ матери́нське до Ньо́го дові́р’я,* безнаста́нно моли́сь, щоб спасти́ся ду́шам на́шим.</w:t>
       </w:r>
     </w:p>
     <w:p>
@@ -5560,12 +5706,22 @@
         <w:spacing w:after="120"/>
         <w:jc w:val="both"/>
       </w:pPr>
-    </w:p>
-    <w:p>
-      <w:pPr>
-        <w:spacing w:after="120"/>
-        <w:jc w:val="both"/>
-      </w:pPr>
+      <w:r>
+        <w:rPr>
+          <w:rFonts w:ascii="Times New Roman" w:hAnsi="Times New Roman"/>
+          <w:i/>
+          <w:color w:val="FF0000"/>
+          <w:sz w:val="24"/>
+        </w:rPr>
+        <w:t xml:space="preserve">(г. 5): </w:t>
+      </w:r>
+      <w:r>
+        <w:rPr>
+          <w:rFonts w:ascii="Times New Roman" w:hAnsi="Times New Roman"/>
+          <w:sz w:val="24"/>
+        </w:rPr>
+        <w:t>Собезнача́льне Сло́во Отцю́ і Ду́хові,* від Ді́ви наро́джене на спасі́ння на́ше,* оспіва́ймо, ві́рні, і поклоні́мся,* бо благоволи́в пло́ттю зійти́ на хрест* і смерть перетерпі́ти, і воскреси́ти уме́рлих* сла́вним воскресі́нням Свої́м.</w:t>
+      </w:r>
       <w:r>
         <w:rPr>
           <w:rFonts w:ascii="Times New Roman" w:hAnsi="Times New Roman"/>
@@ -5599,6 +5755,7 @@
     <w:p>
       <w:pPr>
         <w:spacing w:after="120"/>
+        <w:jc w:val="both"/>
       </w:pPr>
     </w:p>
     <w:p>
@@ -8897,6 +9054,46 @@
         <w:spacing w:after="120"/>
         <w:jc w:val="both"/>
       </w:pPr>
+      <w:r>
+        <w:rPr>
+          <w:rFonts w:ascii="Times New Roman" w:hAnsi="Times New Roman"/>
+          <w:i/>
+          <w:color w:val="FF0000"/>
+          <w:sz w:val="24"/>
+        </w:rPr>
+        <w:t xml:space="preserve">(г. 5): </w:t>
+      </w:r>
+      <w:r>
+        <w:rPr>
+          <w:rFonts w:ascii="Times New Roman" w:hAnsi="Times New Roman"/>
+          <w:sz w:val="24"/>
+        </w:rPr>
+        <w:t>Собезнача́льне Сло́во Отцю́ і Ду́хові,* від Ді́ви наро́джене на спасі́ння на́ше,* оспіва́ймо, ві́рні, і поклоні́мся,* бо благоволи́в пло́ттю зійти́ на хрест* і смерть перетерпі́ти, і воскреси́ти уме́рлих* сла́вним воскресі́нням Свої́м.</w:t>
+      </w:r>
+      <w:r>
+        <w:rPr>
+          <w:rFonts w:ascii="Times New Roman" w:hAnsi="Times New Roman"/>
+          <w:i/>
+          <w:color w:val="FF0000"/>
+          <w:sz w:val="24"/>
+        </w:rPr>
+        <w:t xml:space="preserve"> </w:t>
+      </w:r>
+      <w:r>
+        <w:rPr>
+          <w:rFonts w:ascii="Times New Roman" w:hAnsi="Times New Roman"/>
+          <w:i/>
+          <w:color w:val="FF0000"/>
+          <w:sz w:val="24"/>
+        </w:rPr>
+        <w:t>(2 р.)</w:t>
+      </w:r>
+    </w:p>
+    <w:p>
+      <w:pPr>
+        <w:spacing w:after="120"/>
+        <w:jc w:val="both"/>
+      </w:pPr>
     </w:p>
     <w:p>
       <w:pPr>
@@ -8936,6 +9133,7 @@
     <w:p>
       <w:pPr>
         <w:spacing w:after="120"/>
+        <w:jc w:val="both"/>
       </w:pPr>
     </w:p>
     <w:p>
@@ -11692,207 +11890,25 @@
     </w:p>
     <w:p>
       <w:pPr>
-        <w:spacing w:after="120"/>
-        <w:jc w:val="both"/>
-      </w:pPr>
-      <w:r>
-        <w:rPr>
-          <w:rFonts w:ascii="Times New Roman" w:hAnsi="Times New Roman"/>
-          <w:i/>
-          <w:color w:val="FF0000"/>
-          <w:sz w:val="24"/>
-        </w:rPr>
-        <w:t>Ірмос 1</w:t>
-      </w:r>
-      <w:r>
-        <w:rPr>
-          <w:rFonts w:ascii="Times New Roman" w:hAnsi="Times New Roman"/>
-          <w:color w:val="FF0000"/>
-          <w:sz w:val="24"/>
-        </w:rPr>
-        <w:t>:</w:t>
-      </w:r>
+        <w:pStyle w:val="Heading3"/>
+        <w:spacing w:after="120"/>
+        <w:jc w:val="center"/>
+      </w:pPr>
       <w:r>
         <w:rPr>
           <w:rFonts w:ascii="Times New Roman" w:hAnsi="Times New Roman"/>
           <w:b/>
           <w:color w:val="FF0000"/>
-          <w:sz w:val="24"/>
-        </w:rPr>
-        <w:t xml:space="preserve"> </w:t>
-      </w:r>
-      <w:r>
-        <w:rPr>
-          <w:rFonts w:ascii="Times New Roman" w:hAnsi="Times New Roman"/>
-          <w:b/>
-          <w:sz w:val="24"/>
-        </w:rPr>
-        <w:t>Коня і вершника в море Червоне, перемігши у боротьбі рукою могутньою, Христос вкинув,* Ізраїля ж врятував, що пісню перемоги Йому співав.</w:t>
-      </w:r>
-    </w:p>
-    <w:p>
-      <w:pPr>
-        <w:spacing w:after="120"/>
-        <w:jc w:val="both"/>
-      </w:pPr>
-      <w:r>
-        <w:rPr>
-          <w:rFonts w:ascii="Times New Roman" w:hAnsi="Times New Roman"/>
-          <w:i/>
-          <w:color w:val="FF0000"/>
-          <w:sz w:val="24"/>
-        </w:rPr>
-        <w:t>Приспів:</w:t>
-      </w:r>
-      <w:r>
-        <w:rPr>
-          <w:rFonts w:ascii="Times New Roman" w:hAnsi="Times New Roman"/>
-          <w:i/>
-          <w:sz w:val="24"/>
-        </w:rPr>
-        <w:t xml:space="preserve"> </w:t>
-      </w:r>
-      <w:r>
-        <w:rPr>
-          <w:rFonts w:ascii="Times New Roman" w:hAnsi="Times New Roman"/>
-          <w:sz w:val="24"/>
-          <w:u w:val="single"/>
-        </w:rPr>
-        <w:t>Слава, Господи, святому Воскресінню Твоєму.</w:t>
-      </w:r>
-    </w:p>
-    <w:p>
-      <w:pPr>
-        <w:spacing w:after="120"/>
-        <w:jc w:val="both"/>
-      </w:pPr>
-      <w:r>
-        <w:rPr>
-          <w:rFonts w:ascii="Times New Roman" w:hAnsi="Times New Roman"/>
-          <w:sz w:val="24"/>
-        </w:rPr>
-        <w:t>Терноносна громада невірних, до Тебе, Доброчинчцю Христе, материнської Любові не зберігши, терновим вінком увінчала Тебе, що родоначальника від кари тернової визволив.</w:t>
-      </w:r>
-    </w:p>
-    <w:p>
-      <w:pPr>
-        <w:spacing w:after="120"/>
-        <w:jc w:val="both"/>
-      </w:pPr>
-      <w:r>
-        <w:rPr>
-          <w:rFonts w:ascii="Times New Roman" w:hAnsi="Times New Roman"/>
-          <w:i/>
-          <w:color w:val="FF0000"/>
-          <w:sz w:val="24"/>
-        </w:rPr>
-        <w:t>Приспів:</w:t>
-      </w:r>
-      <w:r>
-        <w:rPr>
-          <w:rFonts w:ascii="Times New Roman" w:hAnsi="Times New Roman"/>
-          <w:i/>
-          <w:sz w:val="24"/>
-        </w:rPr>
-        <w:t xml:space="preserve"> </w:t>
-      </w:r>
-      <w:r>
-        <w:rPr>
-          <w:rFonts w:ascii="Times New Roman" w:hAnsi="Times New Roman"/>
-          <w:sz w:val="24"/>
-          <w:u w:val="single"/>
-        </w:rPr>
-        <w:t>Слава, Господи, святому Воскресінню Твоєму.</w:t>
-      </w:r>
-    </w:p>
-    <w:p>
-      <w:pPr>
-        <w:spacing w:after="120"/>
-        <w:jc w:val="both"/>
-      </w:pPr>
-      <w:r>
-        <w:rPr>
-          <w:rFonts w:ascii="Times New Roman" w:hAnsi="Times New Roman"/>
-          <w:sz w:val="24"/>
-        </w:rPr>
-        <w:t>Ти, Безгрішний Життєдавче, похилившись, підвів мене, до рову впалого, і тлінність мою злосморідну безсіменно прийнявши, Ти, Христе, благовонним миром Божественної істоти мене намастив.</w:t>
-      </w:r>
-    </w:p>
-    <w:p>
-      <w:pPr>
-        <w:spacing w:after="120"/>
-        <w:jc w:val="both"/>
-      </w:pPr>
-      <w:r>
-        <w:rPr>
-          <w:rFonts w:ascii="Times New Roman" w:hAnsi="Times New Roman"/>
-          <w:b/>
-          <w:sz w:val="24"/>
-        </w:rPr>
-        <w:t>Слава і нині</w:t>
-      </w:r>
-      <w:r>
-        <w:rPr>
-          <w:rFonts w:ascii="Times New Roman" w:hAnsi="Times New Roman"/>
-          <w:sz w:val="24"/>
-        </w:rPr>
-        <w:t xml:space="preserve">: </w:t>
-      </w:r>
-      <w:r>
-        <w:rPr>
-          <w:rFonts w:ascii="Times New Roman" w:hAnsi="Times New Roman"/>
-          <w:i/>
-          <w:color w:val="FF0000"/>
-          <w:sz w:val="24"/>
-        </w:rPr>
-        <w:t>Богородичний:</w:t>
-      </w:r>
-      <w:r>
-        <w:rPr>
-          <w:rFonts w:ascii="Times New Roman" w:hAnsi="Times New Roman"/>
-          <w:sz w:val="24"/>
-        </w:rPr>
-        <w:t xml:space="preserve"> Знищене прокляття, кінець смутку настав, бо Благословенна й Благодатна вірним радість виростила, коли, немов цвіт, для всіх кінців землі благословення – Христа принесла.</w:t>
-      </w:r>
-    </w:p>
-    <w:p>
-      <w:pPr>
-        <w:spacing w:after="120"/>
-        <w:jc w:val="both"/>
-      </w:pPr>
-      <w:r>
-        <w:rPr>
-          <w:rFonts w:ascii="Times New Roman" w:hAnsi="Times New Roman"/>
-          <w:i/>
-          <w:color w:val="FF0000"/>
-          <w:sz w:val="24"/>
-        </w:rPr>
-        <w:t>Ірмос 3</w:t>
-      </w:r>
-      <w:r>
-        <w:rPr>
-          <w:rFonts w:ascii="Times New Roman" w:hAnsi="Times New Roman"/>
-          <w:color w:val="FF0000"/>
-          <w:sz w:val="24"/>
-        </w:rPr>
-        <w:t>:</w:t>
+        </w:rPr>
+        <w:t xml:space="preserve">Пісня </w:t>
       </w:r>
       <w:r>
         <w:rPr>
           <w:rFonts w:ascii="Times New Roman" w:hAnsi="Times New Roman"/>
           <w:b/>
           <w:color w:val="FF0000"/>
-          <w:sz w:val="24"/>
-        </w:rPr>
-        <w:t xml:space="preserve"> </w:t>
-      </w:r>
-      <w:r>
-        <w:rPr>
-          <w:rFonts w:ascii="Times New Roman" w:hAnsi="Times New Roman"/>
-          <w:b/>
-          <w:sz w:val="24"/>
-        </w:rPr>
-        <w:t>Ти, що на нічому поставив землю велінням своїм, і її важку без опори завісив, Церкву твою утверди, Христе,* на непорушному камені заповідей твоїх, єдиний Благий і Чоловіколюбче.</w:t>
+        </w:rPr>
+        <w:t>1</w:t>
       </w:r>
     </w:p>
     <w:p>
@@ -11907,337 +11923,7 @@
           <w:color w:val="FF0000"/>
           <w:sz w:val="24"/>
         </w:rPr>
-        <w:t>Приспів:</w:t>
-      </w:r>
-      <w:r>
-        <w:rPr>
-          <w:rFonts w:ascii="Times New Roman" w:hAnsi="Times New Roman"/>
-          <w:i/>
-          <w:sz w:val="24"/>
-        </w:rPr>
-        <w:t xml:space="preserve"> </w:t>
-      </w:r>
-      <w:r>
-        <w:rPr>
-          <w:rFonts w:ascii="Times New Roman" w:hAnsi="Times New Roman"/>
-          <w:sz w:val="24"/>
-          <w:u w:val="single"/>
-        </w:rPr>
-        <w:t>Слава, Господи, святому Воскресінню Твоєму.</w:t>
-      </w:r>
-    </w:p>
-    <w:p>
-      <w:pPr>
-        <w:spacing w:after="120"/>
-        <w:jc w:val="both"/>
-      </w:pPr>
-      <w:r>
-        <w:rPr>
-          <w:rFonts w:ascii="Times New Roman" w:hAnsi="Times New Roman"/>
-          <w:sz w:val="24"/>
-        </w:rPr>
-        <w:t>Невдячні діти Ізраїльські, що мед із каменя пили, жовч подали Тобі, Христе, який чуда у пустині створив; а оцет за манну дали Тобі в подяку.</w:t>
-      </w:r>
-    </w:p>
-    <w:p>
-      <w:pPr>
-        <w:spacing w:after="120"/>
-        <w:jc w:val="both"/>
-      </w:pPr>
-      <w:r>
-        <w:rPr>
-          <w:rFonts w:ascii="Times New Roman" w:hAnsi="Times New Roman"/>
-          <w:i/>
-          <w:color w:val="FF0000"/>
-          <w:sz w:val="24"/>
-        </w:rPr>
-        <w:t>Приспів:</w:t>
-      </w:r>
-      <w:r>
-        <w:rPr>
-          <w:rFonts w:ascii="Times New Roman" w:hAnsi="Times New Roman"/>
-          <w:i/>
-          <w:sz w:val="24"/>
-        </w:rPr>
-        <w:t xml:space="preserve"> </w:t>
-      </w:r>
-      <w:r>
-        <w:rPr>
-          <w:rFonts w:ascii="Times New Roman" w:hAnsi="Times New Roman"/>
-          <w:sz w:val="24"/>
-          <w:u w:val="single"/>
-        </w:rPr>
-        <w:t>Слава, Господи, святому Воскресінню Твоєму.</w:t>
-      </w:r>
-    </w:p>
-    <w:p>
-      <w:pPr>
-        <w:spacing w:after="120"/>
-        <w:jc w:val="both"/>
-      </w:pPr>
-      <w:r>
-        <w:rPr>
-          <w:rFonts w:ascii="Times New Roman" w:hAnsi="Times New Roman"/>
-          <w:sz w:val="24"/>
-        </w:rPr>
-        <w:t>Ті, що колись хмарою світлою вкриті були, до гробу Життя — Христа поклали; але, силою Своєю воскреснувши, Він з висоти подав усім вірним сяйво Духа, що таємно отінює.</w:t>
-      </w:r>
-    </w:p>
-    <w:p>
-      <w:pPr>
-        <w:spacing w:after="120"/>
-        <w:jc w:val="both"/>
-      </w:pPr>
-      <w:r>
-        <w:rPr>
-          <w:rFonts w:ascii="Times New Roman" w:hAnsi="Times New Roman"/>
-          <w:b/>
-          <w:sz w:val="24"/>
-        </w:rPr>
-        <w:t>Слава і нині</w:t>
-      </w:r>
-      <w:r>
-        <w:rPr>
-          <w:rFonts w:ascii="Times New Roman" w:hAnsi="Times New Roman"/>
-          <w:sz w:val="24"/>
-        </w:rPr>
-        <w:t xml:space="preserve">: </w:t>
-      </w:r>
-      <w:r>
-        <w:rPr>
-          <w:rFonts w:ascii="Times New Roman" w:hAnsi="Times New Roman"/>
-          <w:i/>
-          <w:color w:val="FF0000"/>
-          <w:sz w:val="24"/>
-        </w:rPr>
-        <w:t xml:space="preserve">Богородичний: </w:t>
-      </w:r>
-      <w:r>
-        <w:rPr>
-          <w:rFonts w:ascii="Times New Roman" w:hAnsi="Times New Roman"/>
-          <w:sz w:val="24"/>
-        </w:rPr>
-        <w:t>Ти, Мати Божа, безмужньо без материнських страждань породила Того, Хто від нетлінного Отця засяяв; тому ми православні Тебе за Богородицю визнаємо, бо втілене Слово породила єси.</w:t>
-      </w:r>
-    </w:p>
-    <w:p>
-      <w:pPr>
-        <w:spacing w:after="120"/>
-        <w:jc w:val="both"/>
-      </w:pPr>
-    </w:p>
-    <w:p>
-      <w:pPr>
-        <w:pStyle w:val="Heading3"/>
-        <w:spacing w:after="120"/>
-        <w:jc w:val="center"/>
-      </w:pPr>
-      <w:r>
-        <w:rPr>
-          <w:rFonts w:ascii="Times New Roman" w:hAnsi="Times New Roman"/>
-          <w:b/>
-          <w:i/>
-          <w:color w:val="FF0000"/>
-        </w:rPr>
-        <w:t>Мала єктенія</w:t>
-      </w:r>
-    </w:p>
-    <w:p>
-      <w:pPr>
-        <w:spacing w:after="120"/>
-      </w:pPr>
-      <w:r>
-        <w:rPr>
-          <w:rFonts w:ascii="Times New Roman" w:hAnsi="Times New Roman"/>
-          <w:color w:val="000000"/>
-          <w:sz w:val="24"/>
-        </w:rPr>
-        <w:t>Ще і ще в мирі Господеві помолімся.</w:t>
-      </w:r>
-    </w:p>
-    <w:p>
-      <w:pPr>
-        <w:spacing w:after="120"/>
-      </w:pPr>
-      <w:r>
-        <w:rPr>
-          <w:rFonts w:ascii="Times New Roman" w:hAnsi="Times New Roman"/>
-          <w:i/>
-          <w:color w:val="FF4400"/>
-          <w:sz w:val="24"/>
-        </w:rPr>
-        <w:t>Вірні:</w:t>
-      </w:r>
-      <w:r>
-        <w:rPr>
-          <w:rFonts w:ascii="Times New Roman" w:hAnsi="Times New Roman"/>
-          <w:color w:val="000000"/>
-          <w:sz w:val="24"/>
-        </w:rPr>
-        <w:t xml:space="preserve"> Го́споди, поми́луй.</w:t>
-      </w:r>
-    </w:p>
-    <w:p>
-      <w:pPr>
-        <w:spacing w:after="120"/>
-      </w:pPr>
-      <w:r>
-        <w:rPr>
-          <w:rFonts w:ascii="Times New Roman" w:hAnsi="Times New Roman"/>
-          <w:sz w:val="24"/>
-        </w:rPr>
-        <w:t>Заступи, спаси, помилуй і охорони нас, Боже, Твоєю благодаттю</w:t>
-      </w:r>
-    </w:p>
-    <w:p>
-      <w:pPr>
-        <w:spacing w:after="120"/>
-      </w:pPr>
-      <w:r>
-        <w:rPr>
-          <w:rFonts w:ascii="Times New Roman" w:hAnsi="Times New Roman"/>
-          <w:i/>
-          <w:color w:val="FF4400"/>
-          <w:sz w:val="24"/>
-        </w:rPr>
-        <w:t>Вірні:</w:t>
-      </w:r>
-      <w:r>
-        <w:rPr>
-          <w:rFonts w:ascii="Times New Roman" w:hAnsi="Times New Roman"/>
-          <w:color w:val="000000"/>
-          <w:sz w:val="24"/>
-        </w:rPr>
-        <w:t xml:space="preserve"> Го́споди, поми́луй.</w:t>
-      </w:r>
-    </w:p>
-    <w:p>
-      <w:pPr>
-        <w:spacing w:after="120"/>
-      </w:pPr>
-      <w:r>
-        <w:rPr>
-          <w:rFonts w:ascii="Times New Roman" w:hAnsi="Times New Roman"/>
-          <w:color w:val="000000"/>
-          <w:sz w:val="24"/>
-        </w:rPr>
-        <w:t>Пресвяту, пречисту, преблагословенну, славну Владичицю нашу Богородицю і приснодіву Марію, з усіма святими пом’янувши, самих себе, і один одного, і все життя наше Христу Богові віддаймо.</w:t>
-      </w:r>
-    </w:p>
-    <w:p>
-      <w:pPr>
-        <w:spacing w:after="120"/>
-      </w:pPr>
-      <w:r>
-        <w:rPr>
-          <w:rFonts w:ascii="Times New Roman" w:hAnsi="Times New Roman"/>
-          <w:i/>
-          <w:color w:val="FF4400"/>
-          <w:sz w:val="24"/>
-        </w:rPr>
-        <w:t>Вірні:</w:t>
-      </w:r>
-      <w:r>
-        <w:rPr>
-          <w:rFonts w:ascii="Times New Roman" w:hAnsi="Times New Roman"/>
-          <w:color w:val="000000"/>
-          <w:sz w:val="24"/>
-        </w:rPr>
-        <w:t xml:space="preserve"> Тобі́, Го́споди.</w:t>
-      </w:r>
-    </w:p>
-    <w:p>
-      <w:pPr>
-        <w:spacing w:after="120"/>
-        <w:jc w:val="both"/>
-      </w:pPr>
-      <w:r>
-        <w:rPr>
-          <w:rFonts w:ascii="Times New Roman" w:hAnsi="Times New Roman"/>
-          <w:sz w:val="24"/>
-          <w:u w:val="single"/>
-        </w:rPr>
-        <w:t>[Господи, Боже наш, що сонну неміч забрав від нас і покликав нас візванням святим, щоб і вночі підносити руки наші і прославляти тебе за справедливі твої присуди. Прийми благання наші, моління, визнавання, нічні служби і даруй нам, Боже, віру бездоганну, надію впевнену, любов нелицемірну. Благослови наші входи й виходи, вчинки, слова, діла й думки; і дай нам дочекатися початку дня, нам, що хвалять й оспівують, і благословлять добрість твоєї несказанної сили]</w:t>
-      </w:r>
-    </w:p>
-    <w:p>
-      <w:pPr>
-        <w:spacing w:after="120"/>
-      </w:pPr>
-      <w:r>
-        <w:rPr>
-          <w:rFonts w:ascii="Times New Roman" w:hAnsi="Times New Roman"/>
-          <w:i/>
-          <w:color w:val="FF4400"/>
-          <w:sz w:val="24"/>
-        </w:rPr>
-        <w:t>Священник:</w:t>
-      </w:r>
-      <w:r>
-        <w:rPr>
-          <w:rFonts w:ascii="Times New Roman" w:hAnsi="Times New Roman"/>
-          <w:sz w:val="24"/>
-        </w:rPr>
-        <w:t xml:space="preserve"> Бо Ти Бог наш і Тобі славу возсилаємо: Отцю, і Сину, і Святому Духові, нині, і повсякчас, і на віки віків.</w:t>
-      </w:r>
-    </w:p>
-    <w:p>
-      <w:pPr>
-        <w:spacing w:after="120"/>
-        <w:jc w:val="both"/>
-      </w:pPr>
-      <w:r>
-        <w:rPr>
-          <w:rFonts w:ascii="Times New Roman" w:hAnsi="Times New Roman"/>
-          <w:i/>
-          <w:color w:val="FF0000"/>
-          <w:sz w:val="24"/>
-        </w:rPr>
-        <w:t>Вірні:</w:t>
-      </w:r>
-      <w:r>
-        <w:rPr>
-          <w:rFonts w:ascii="Times New Roman" w:hAnsi="Times New Roman"/>
-          <w:color w:val="FF0000"/>
-          <w:sz w:val="24"/>
-        </w:rPr>
-        <w:t xml:space="preserve"> </w:t>
-      </w:r>
-      <w:r>
-        <w:rPr>
-          <w:rFonts w:ascii="Times New Roman" w:hAnsi="Times New Roman"/>
-          <w:sz w:val="24"/>
-        </w:rPr>
-        <w:t>Амінь.</w:t>
-      </w:r>
-    </w:p>
-    <w:p>
-      <w:pPr>
-        <w:spacing w:after="120"/>
-        <w:jc w:val="both"/>
-      </w:pPr>
-    </w:p>
-    <w:p>
-      <w:pPr>
-        <w:spacing w:after="120"/>
-        <w:jc w:val="both"/>
-      </w:pPr>
-      <w:r>
-        <w:rPr>
-          <w:rFonts w:ascii="Times New Roman" w:hAnsi="Times New Roman"/>
-          <w:i/>
-          <w:color w:val="FF0000"/>
-          <w:sz w:val="24"/>
-        </w:rPr>
-        <w:t>Ірмос 4</w:t>
-      </w:r>
-      <w:r>
-        <w:rPr>
-          <w:rFonts w:ascii="Times New Roman" w:hAnsi="Times New Roman"/>
-          <w:color w:val="FF0000"/>
-          <w:sz w:val="24"/>
-        </w:rPr>
-        <w:t>:</w:t>
+        <w:t>Ірмос (г. 5):</w:t>
       </w:r>
       <w:r>
         <w:rPr>
@@ -12254,7 +11940,7 @@
           <w:b/>
           <w:sz w:val="24"/>
         </w:rPr>
-        <w:t>Божественне твоє зрозумівши пониження, прозорливий Авакум з тремтінням кликав до тебе, Христе:* На спасіння людей твоїх, щоб спасти вибранців твоїх, прийшов Ти!</w:t>
+        <w:t>Коня і вершника в море Червоне, перемігши у боротьбі рукою могутньою, Христос вкинув,* Ізраїля ж врятував, що пісню перемоги Йому співав.</w:t>
       </w:r>
     </w:p>
     <w:p>
@@ -12298,7 +11984,7 @@
           <w:rFonts w:ascii="Times New Roman" w:hAnsi="Times New Roman"/>
           <w:sz w:val="24"/>
         </w:rPr>
-        <w:t>Даючи прообраз Твого хреста пречистого, що гріховне споживання загладжує, Ти, Благий, прегіркі джерела Мерри деревом осолодив.</w:t>
+        <w:t>Терноносна громада невірних, до Тебе, Доброчинчцю Христе, материнської Любові не зберігши, терновим вінком увінчала Тебе, що родоначальника від кари тернової визволив.</w:t>
       </w:r>
     </w:p>
     <w:p>
@@ -12342,7 +12028,7 @@
           <w:rFonts w:ascii="Times New Roman" w:hAnsi="Times New Roman"/>
           <w:sz w:val="24"/>
         </w:rPr>
-        <w:t>Спасе мій, за дерево пізнання Ти хрест прийняв, за поживу солодку — жовч, а за тління смертельне Божественну кров Твою пролив єси.</w:t>
+        <w:t>Ти, Безгрішний Життєдавче, похилившись, підвів мене, до рову впалого, і тлінність мою злосморідну безсіменно прийнявши, Ти, Христе, благовонним миром Божественної істоти мене намастив.</w:t>
       </w:r>
     </w:p>
     <w:p>
@@ -12372,219 +12058,43 @@
           <w:color w:val="FF0000"/>
           <w:sz w:val="24"/>
         </w:rPr>
-        <w:t xml:space="preserve">Богородичний: </w:t>
-      </w:r>
-      <w:r>
-        <w:rPr>
-          <w:rFonts w:ascii="Times New Roman" w:hAnsi="Times New Roman"/>
-          <w:sz w:val="24"/>
-        </w:rPr>
-        <w:t>Безсіменно, непорушно зачала Ти в утробі і безболісно породила, і, Бога тілом породивши, по родинах Дівою зосталася.</w:t>
-      </w:r>
-    </w:p>
-    <w:p>
-      <w:pPr>
-        <w:spacing w:after="120"/>
-        <w:jc w:val="both"/>
-      </w:pPr>
-      <w:r>
-        <w:rPr>
-          <w:rFonts w:ascii="Times New Roman" w:hAnsi="Times New Roman"/>
-          <w:i/>
-          <w:color w:val="FF0000"/>
-          <w:sz w:val="24"/>
-        </w:rPr>
-        <w:t>Ірмос 5</w:t>
-      </w:r>
-      <w:r>
-        <w:rPr>
-          <w:rFonts w:ascii="Times New Roman" w:hAnsi="Times New Roman"/>
-          <w:color w:val="FF0000"/>
-          <w:sz w:val="24"/>
-        </w:rPr>
-        <w:t>:</w:t>
-      </w:r>
+        <w:t>Богородичний:</w:t>
+      </w:r>
+      <w:r>
+        <w:rPr>
+          <w:rFonts w:ascii="Times New Roman" w:hAnsi="Times New Roman"/>
+          <w:sz w:val="24"/>
+        </w:rPr>
+        <w:t xml:space="preserve"> Знищене прокляття, кінець смутку настав, бо Благословенна й Благодатна вірним радість виростила, коли, немов цвіт, для всіх кінців землі благословення – Христа принесла.</w:t>
+      </w:r>
+    </w:p>
+    <w:p>
+      <w:pPr>
+        <w:spacing w:after="120"/>
+        <w:jc w:val="both"/>
+      </w:pPr>
+    </w:p>
+    <w:p>
+      <w:pPr>
+        <w:pStyle w:val="Heading3"/>
+        <w:spacing w:after="120"/>
+        <w:jc w:val="center"/>
+      </w:pPr>
       <w:r>
         <w:rPr>
           <w:rFonts w:ascii="Times New Roman" w:hAnsi="Times New Roman"/>
           <w:b/>
           <w:color w:val="FF0000"/>
-          <w:sz w:val="24"/>
-        </w:rPr>
-        <w:t xml:space="preserve"> </w:t>
-      </w:r>
-      <w:r>
-        <w:rPr>
-          <w:rFonts w:ascii="Times New Roman" w:hAnsi="Times New Roman"/>
-          <w:b/>
-          <w:sz w:val="24"/>
-        </w:rPr>
-        <w:t>До Тебе, що одягаєшся у світло, як у ризу, я зранку вдаюся і кличу:* Душу мою потьмарену просвіти, Христе, бо Ти єдиний милосердний!</w:t>
-      </w:r>
-    </w:p>
-    <w:p>
-      <w:pPr>
-        <w:spacing w:after="120"/>
-        <w:jc w:val="both"/>
-      </w:pPr>
-      <w:r>
-        <w:rPr>
-          <w:rFonts w:ascii="Times New Roman" w:hAnsi="Times New Roman"/>
-          <w:i/>
-          <w:color w:val="FF0000"/>
-          <w:sz w:val="24"/>
-        </w:rPr>
-        <w:t>Приспів:</w:t>
-      </w:r>
-      <w:r>
-        <w:rPr>
-          <w:rFonts w:ascii="Times New Roman" w:hAnsi="Times New Roman"/>
-          <w:i/>
-          <w:sz w:val="24"/>
-        </w:rPr>
-        <w:t xml:space="preserve"> </w:t>
-      </w:r>
-      <w:r>
-        <w:rPr>
-          <w:rFonts w:ascii="Times New Roman" w:hAnsi="Times New Roman"/>
-          <w:sz w:val="24"/>
-          <w:u w:val="single"/>
-        </w:rPr>
-        <w:t>Слава, Господи, святому Воскресінню Твоєму.</w:t>
-      </w:r>
-    </w:p>
-    <w:p>
-      <w:pPr>
-        <w:spacing w:after="120"/>
-        <w:jc w:val="both"/>
-      </w:pPr>
-      <w:r>
-        <w:rPr>
-          <w:rFonts w:ascii="Times New Roman" w:hAnsi="Times New Roman"/>
-          <w:sz w:val="24"/>
-        </w:rPr>
-        <w:t>Господь слави, у вигляді безславному, зневажений, на дереві хресному добровільно висить, про славу Божественну для мене піклуючись невимовно.</w:t>
-      </w:r>
-    </w:p>
-    <w:p>
-      <w:pPr>
-        <w:spacing w:after="120"/>
-        <w:jc w:val="both"/>
-      </w:pPr>
-      <w:r>
-        <w:rPr>
-          <w:rFonts w:ascii="Times New Roman" w:hAnsi="Times New Roman"/>
-          <w:i/>
-          <w:color w:val="FF0000"/>
-          <w:sz w:val="24"/>
-        </w:rPr>
-        <w:t>Приспів:</w:t>
-      </w:r>
-      <w:r>
-        <w:rPr>
-          <w:rFonts w:ascii="Times New Roman" w:hAnsi="Times New Roman"/>
-          <w:i/>
-          <w:sz w:val="24"/>
-        </w:rPr>
-        <w:t xml:space="preserve"> </w:t>
-      </w:r>
-      <w:r>
-        <w:rPr>
-          <w:rFonts w:ascii="Times New Roman" w:hAnsi="Times New Roman"/>
-          <w:sz w:val="24"/>
-          <w:u w:val="single"/>
-        </w:rPr>
-        <w:t>Слава, Господи, святому Воскресінню Твоєму.</w:t>
-      </w:r>
-    </w:p>
-    <w:p>
-      <w:pPr>
-        <w:spacing w:after="120"/>
-        <w:jc w:val="both"/>
-      </w:pPr>
-      <w:r>
-        <w:rPr>
-          <w:rFonts w:ascii="Times New Roman" w:hAnsi="Times New Roman"/>
-          <w:sz w:val="24"/>
-        </w:rPr>
-        <w:t>Ти, Христе, в нетління зодягнув мене, смертельного тління тілом нетлінно зазнавши і на третій день із гробу засяявши.</w:t>
-      </w:r>
-    </w:p>
-    <w:p>
-      <w:pPr>
-        <w:spacing w:after="120"/>
-        <w:jc w:val="both"/>
-      </w:pPr>
-      <w:r>
-        <w:rPr>
-          <w:rFonts w:ascii="Times New Roman" w:hAnsi="Times New Roman"/>
-          <w:b/>
-          <w:sz w:val="24"/>
-        </w:rPr>
-        <w:t>Слава і нині</w:t>
-      </w:r>
-      <w:r>
-        <w:rPr>
-          <w:rFonts w:ascii="Times New Roman" w:hAnsi="Times New Roman"/>
-          <w:sz w:val="24"/>
-        </w:rPr>
-        <w:t xml:space="preserve">: </w:t>
-      </w:r>
-      <w:r>
-        <w:rPr>
-          <w:rFonts w:ascii="Times New Roman" w:hAnsi="Times New Roman"/>
-          <w:i/>
-          <w:color w:val="FF0000"/>
-          <w:sz w:val="24"/>
-        </w:rPr>
-        <w:t xml:space="preserve">Богородичний: </w:t>
-      </w:r>
-      <w:r>
-        <w:rPr>
-          <w:rFonts w:ascii="Times New Roman" w:hAnsi="Times New Roman"/>
-          <w:sz w:val="24"/>
-        </w:rPr>
-        <w:t>Ти, Богородице, що нам безсіменно оправдання й відкуплення — Христа породила, єство праотця вільним од прокляття вчинила.</w:t>
-      </w:r>
-    </w:p>
-    <w:p>
-      <w:pPr>
-        <w:spacing w:after="120"/>
-        <w:jc w:val="both"/>
-      </w:pPr>
-      <w:r>
-        <w:rPr>
-          <w:rFonts w:ascii="Times New Roman" w:hAnsi="Times New Roman"/>
-          <w:i/>
-          <w:color w:val="FF0000"/>
-          <w:sz w:val="24"/>
-        </w:rPr>
-        <w:t>Ірмос 6</w:t>
-      </w:r>
-      <w:r>
-        <w:rPr>
-          <w:rFonts w:ascii="Times New Roman" w:hAnsi="Times New Roman"/>
-          <w:color w:val="FF0000"/>
-          <w:sz w:val="24"/>
-        </w:rPr>
-        <w:t>:</w:t>
+        </w:rPr>
+        <w:t xml:space="preserve">Пісня </w:t>
       </w:r>
       <w:r>
         <w:rPr>
           <w:rFonts w:ascii="Times New Roman" w:hAnsi="Times New Roman"/>
           <w:b/>
           <w:color w:val="FF0000"/>
-          <w:sz w:val="24"/>
-        </w:rPr>
-        <w:t xml:space="preserve"> </w:t>
-      </w:r>
-      <w:r>
-        <w:rPr>
-          <w:rFonts w:ascii="Times New Roman" w:hAnsi="Times New Roman"/>
-          <w:b/>
-          <w:sz w:val="24"/>
-        </w:rPr>
-        <w:t>Схвильоване бурею душогубною море пристрастей утихомир, Владико Христе,* і від погибелі спаси мене, як милосердний.</w:t>
+        </w:rPr>
+        <w:t>3</w:t>
       </w:r>
     </w:p>
     <w:p>
@@ -12599,365 +12109,7 @@
           <w:color w:val="FF0000"/>
           <w:sz w:val="24"/>
         </w:rPr>
-        <w:t>Приспів:</w:t>
-      </w:r>
-      <w:r>
-        <w:rPr>
-          <w:rFonts w:ascii="Times New Roman" w:hAnsi="Times New Roman"/>
-          <w:i/>
-          <w:sz w:val="24"/>
-        </w:rPr>
-        <w:t xml:space="preserve"> </w:t>
-      </w:r>
-      <w:r>
-        <w:rPr>
-          <w:rFonts w:ascii="Times New Roman" w:hAnsi="Times New Roman"/>
-          <w:sz w:val="24"/>
-          <w:u w:val="single"/>
-        </w:rPr>
-        <w:t>Слава, Господи, святому Воскресінню Твоєму.</w:t>
-      </w:r>
-    </w:p>
-    <w:p>
-      <w:pPr>
-        <w:spacing w:after="120"/>
-        <w:jc w:val="both"/>
-      </w:pPr>
-      <w:r>
-        <w:rPr>
-          <w:rFonts w:ascii="Times New Roman" w:hAnsi="Times New Roman"/>
-          <w:sz w:val="24"/>
-        </w:rPr>
-        <w:t>У тління впав родоначальник, забороненого плоду споживши, але стражданням Твоїм, Владико Христе, він був до життя повернений.</w:t>
-      </w:r>
-    </w:p>
-    <w:p>
-      <w:pPr>
-        <w:spacing w:after="120"/>
-        <w:jc w:val="both"/>
-      </w:pPr>
-      <w:r>
-        <w:rPr>
-          <w:rFonts w:ascii="Times New Roman" w:hAnsi="Times New Roman"/>
-          <w:i/>
-          <w:color w:val="FF0000"/>
-          <w:sz w:val="24"/>
-        </w:rPr>
-        <w:t>Приспів:</w:t>
-      </w:r>
-      <w:r>
-        <w:rPr>
-          <w:rFonts w:ascii="Times New Roman" w:hAnsi="Times New Roman"/>
-          <w:i/>
-          <w:sz w:val="24"/>
-        </w:rPr>
-        <w:t xml:space="preserve"> </w:t>
-      </w:r>
-      <w:r>
-        <w:rPr>
-          <w:rFonts w:ascii="Times New Roman" w:hAnsi="Times New Roman"/>
-          <w:sz w:val="24"/>
-          <w:u w:val="single"/>
-        </w:rPr>
-        <w:t>Слава, Господи, святому Воскресінню Твоєму.</w:t>
-      </w:r>
-    </w:p>
-    <w:p>
-      <w:pPr>
-        <w:spacing w:after="120"/>
-        <w:jc w:val="both"/>
-      </w:pPr>
-      <w:r>
-        <w:rPr>
-          <w:rFonts w:ascii="Times New Roman" w:hAnsi="Times New Roman"/>
-          <w:sz w:val="24"/>
-        </w:rPr>
-        <w:t>Як життя, до аду зійшов Ти, Владико Христе, і погубою для губителя ставши, через смерть воскресіння подав єси.</w:t>
-      </w:r>
-    </w:p>
-    <w:p>
-      <w:pPr>
-        <w:spacing w:after="120"/>
-        <w:jc w:val="both"/>
-      </w:pPr>
-      <w:r>
-        <w:rPr>
-          <w:rFonts w:ascii="Times New Roman" w:hAnsi="Times New Roman"/>
-          <w:b/>
-          <w:sz w:val="24"/>
-        </w:rPr>
-        <w:t>Слава і нині</w:t>
-      </w:r>
-      <w:r>
-        <w:rPr>
-          <w:rFonts w:ascii="Times New Roman" w:hAnsi="Times New Roman"/>
-          <w:sz w:val="24"/>
-        </w:rPr>
-        <w:t xml:space="preserve">: </w:t>
-      </w:r>
-      <w:r>
-        <w:rPr>
-          <w:rFonts w:ascii="Times New Roman" w:hAnsi="Times New Roman"/>
-          <w:i/>
-          <w:color w:val="FF0000"/>
-          <w:sz w:val="24"/>
-        </w:rPr>
-        <w:t>Богородичний:</w:t>
-      </w:r>
-      <w:r>
-        <w:rPr>
-          <w:rFonts w:ascii="Times New Roman" w:hAnsi="Times New Roman"/>
-          <w:sz w:val="24"/>
-        </w:rPr>
-        <w:t xml:space="preserve"> Діва породила і, породивши, зосталася чистою, як Істинна Діва Мати, що Того, Хто все носить, на руках носила.</w:t>
-      </w:r>
-    </w:p>
-    <w:p>
-      <w:pPr>
-        <w:spacing w:after="120"/>
-        <w:jc w:val="both"/>
-      </w:pPr>
-    </w:p>
-    <w:p>
-      <w:pPr>
-        <w:pStyle w:val="Heading3"/>
-        <w:spacing w:after="120"/>
-        <w:jc w:val="center"/>
-      </w:pPr>
-      <w:r>
-        <w:rPr>
-          <w:rFonts w:ascii="Times New Roman" w:hAnsi="Times New Roman"/>
-          <w:b/>
-          <w:i/>
-          <w:color w:val="FF0000"/>
-        </w:rPr>
-        <w:t>Мала єктенія</w:t>
-      </w:r>
-    </w:p>
-    <w:p>
-      <w:pPr>
-        <w:spacing w:after="120"/>
-      </w:pPr>
-      <w:r>
-        <w:rPr>
-          <w:rFonts w:ascii="Times New Roman" w:hAnsi="Times New Roman"/>
-          <w:color w:val="000000"/>
-          <w:sz w:val="24"/>
-        </w:rPr>
-        <w:t>Ще і ще в мирі Господеві помолімся.</w:t>
-      </w:r>
-    </w:p>
-    <w:p>
-      <w:pPr>
-        <w:spacing w:after="120"/>
-      </w:pPr>
-      <w:r>
-        <w:rPr>
-          <w:rFonts w:ascii="Times New Roman" w:hAnsi="Times New Roman"/>
-          <w:i/>
-          <w:color w:val="FF4400"/>
-          <w:sz w:val="24"/>
-        </w:rPr>
-        <w:t>Вірні:</w:t>
-      </w:r>
-      <w:r>
-        <w:rPr>
-          <w:rFonts w:ascii="Times New Roman" w:hAnsi="Times New Roman"/>
-          <w:color w:val="000000"/>
-          <w:sz w:val="24"/>
-        </w:rPr>
-        <w:t xml:space="preserve"> Го́споди, поми́луй.</w:t>
-      </w:r>
-    </w:p>
-    <w:p>
-      <w:pPr>
-        <w:spacing w:after="120"/>
-      </w:pPr>
-      <w:r>
-        <w:rPr>
-          <w:rFonts w:ascii="Times New Roman" w:hAnsi="Times New Roman"/>
-          <w:sz w:val="24"/>
-        </w:rPr>
-        <w:t>Заступи, спаси, помилуй і охорони нас, Боже, Твоєю благодаттю</w:t>
-      </w:r>
-    </w:p>
-    <w:p>
-      <w:pPr>
-        <w:spacing w:after="120"/>
-      </w:pPr>
-      <w:r>
-        <w:rPr>
-          <w:rFonts w:ascii="Times New Roman" w:hAnsi="Times New Roman"/>
-          <w:i/>
-          <w:color w:val="FF4400"/>
-          <w:sz w:val="24"/>
-        </w:rPr>
-        <w:t>Вірні:</w:t>
-      </w:r>
-      <w:r>
-        <w:rPr>
-          <w:rFonts w:ascii="Times New Roman" w:hAnsi="Times New Roman"/>
-          <w:color w:val="000000"/>
-          <w:sz w:val="24"/>
-        </w:rPr>
-        <w:t xml:space="preserve"> Го́споди, поми́луй.</w:t>
-      </w:r>
-    </w:p>
-    <w:p>
-      <w:pPr>
-        <w:spacing w:after="120"/>
-      </w:pPr>
-      <w:r>
-        <w:rPr>
-          <w:rFonts w:ascii="Times New Roman" w:hAnsi="Times New Roman"/>
-          <w:color w:val="000000"/>
-          <w:sz w:val="24"/>
-        </w:rPr>
-        <w:t>Пресвяту, пречисту, преблагословенну, славну Владичицю нашу Богородицю і приснодіву Марію, з усіма святими пом’янувши, самих себе, і один одного, і все життя наше Христу Богові віддаймо.</w:t>
-      </w:r>
-    </w:p>
-    <w:p>
-      <w:pPr>
-        <w:spacing w:after="120"/>
-      </w:pPr>
-      <w:r>
-        <w:rPr>
-          <w:rFonts w:ascii="Times New Roman" w:hAnsi="Times New Roman"/>
-          <w:i/>
-          <w:color w:val="FF4400"/>
-          <w:sz w:val="24"/>
-        </w:rPr>
-        <w:t>Вірні:</w:t>
-      </w:r>
-      <w:r>
-        <w:rPr>
-          <w:rFonts w:ascii="Times New Roman" w:hAnsi="Times New Roman"/>
-          <w:color w:val="000000"/>
-          <w:sz w:val="24"/>
-        </w:rPr>
-        <w:t xml:space="preserve"> Тобі́, Го́споди.</w:t>
-      </w:r>
-    </w:p>
-    <w:p>
-      <w:pPr>
-        <w:spacing w:after="120"/>
-        <w:jc w:val="both"/>
-      </w:pPr>
-      <w:r>
-        <w:rPr>
-          <w:rFonts w:ascii="Times New Roman" w:hAnsi="Times New Roman"/>
-          <w:sz w:val="24"/>
-          <w:u w:val="single"/>
-        </w:rPr>
-        <w:t>[Дякуємо тобі, Господи, Боже спасіння нашого, бо ти все робиш для добра життя нашого, щоб ми завжди на тебе споглядали, Спасителю й Доброчинцю душ наших. Бо ти дав спокій нам у час минулої ночі й підвів нас, щоб ми поклонялися величному імені твоєму. Тому молимо тебе, Господи: Дай нам ласку й силу, щоб ми стали гідними співати тобі розумно й молитися безупинно та в страсі і тремтінні над нашим спасінням працювали, при заступництві Христа твого. Пом'яни, Господи, і тих, що вночі до тебе кличуть. Вислухай їх і помилуй, і круши під ноги їх невидимих і войовничих ворогів.]</w:t>
-      </w:r>
-    </w:p>
-    <w:p>
-      <w:pPr>
-        <w:spacing w:after="120"/>
-      </w:pPr>
-      <w:r>
-        <w:rPr>
-          <w:rFonts w:ascii="Times New Roman" w:hAnsi="Times New Roman"/>
-          <w:i/>
-          <w:color w:val="FF4400"/>
-          <w:sz w:val="24"/>
-        </w:rPr>
-        <w:t>Священник:</w:t>
-      </w:r>
-      <w:r>
-        <w:rPr>
-          <w:rFonts w:ascii="Times New Roman" w:hAnsi="Times New Roman"/>
-          <w:sz w:val="24"/>
-        </w:rPr>
-        <w:t xml:space="preserve"> Бо Ти цар миру і Спас душ наших – і Тобі славу возсилаємо, Отцю, і Сину, і Святому Духові, нині, і повсякчас, і на віки віків.</w:t>
-      </w:r>
-    </w:p>
-    <w:p>
-      <w:pPr>
-        <w:spacing w:after="120"/>
-        <w:jc w:val="both"/>
-      </w:pPr>
-      <w:r>
-        <w:rPr>
-          <w:rFonts w:ascii="Times New Roman" w:hAnsi="Times New Roman"/>
-          <w:i/>
-          <w:color w:val="FF0000"/>
-          <w:sz w:val="24"/>
-        </w:rPr>
-        <w:t>Вірні:</w:t>
-      </w:r>
-      <w:r>
-        <w:rPr>
-          <w:rFonts w:ascii="Times New Roman" w:hAnsi="Times New Roman"/>
-          <w:color w:val="FF0000"/>
-          <w:sz w:val="24"/>
-        </w:rPr>
-        <w:t xml:space="preserve"> </w:t>
-      </w:r>
-      <w:r>
-        <w:rPr>
-          <w:rFonts w:ascii="Times New Roman" w:hAnsi="Times New Roman"/>
-          <w:sz w:val="24"/>
-        </w:rPr>
-        <w:t>Амінь.</w:t>
-      </w:r>
-    </w:p>
-    <w:p>
-      <w:pPr>
-        <w:spacing w:after="120"/>
-        <w:jc w:val="both"/>
-      </w:pPr>
-    </w:p>
-    <w:p>
-      <w:pPr>
-        <w:spacing w:after="120"/>
-        <w:jc w:val="both"/>
-      </w:pPr>
-      <w:r>
-        <w:rPr>
-          <w:rFonts w:ascii="Times New Roman" w:hAnsi="Times New Roman"/>
-          <w:i/>
-          <w:color w:val="FF0000"/>
-          <w:sz w:val="24"/>
-        </w:rPr>
-        <w:t>Кондак (г. 5):</w:t>
-      </w:r>
-      <w:r>
-        <w:rPr>
-          <w:rFonts w:ascii="Times New Roman" w:hAnsi="Times New Roman"/>
-          <w:sz w:val="24"/>
-        </w:rPr>
-        <w:t xml:space="preserve"> До аду, Спасе мій, зійшов Ти* і врата сокрушив Ти як всесильний,* умерлих як Творець воскресив з собою* і смерти жало сокрушив Ти,* і Адам від клятви ізбавився, Чоловіколюбче.* Тому і всі зовемо: Спаси нас, Господи.</w:t>
-      </w:r>
-    </w:p>
-    <w:p>
-      <w:pPr>
-        <w:spacing w:after="120"/>
-        <w:jc w:val="both"/>
-      </w:pPr>
-    </w:p>
-    <w:p>
-      <w:pPr>
-        <w:spacing w:after="120"/>
-        <w:jc w:val="both"/>
-      </w:pPr>
-      <w:r>
-        <w:rPr>
-          <w:rFonts w:ascii="Times New Roman" w:hAnsi="Times New Roman"/>
-          <w:i/>
-          <w:color w:val="FF0000"/>
-          <w:sz w:val="24"/>
-        </w:rPr>
-        <w:t>Ірмос 7</w:t>
-      </w:r>
-      <w:r>
-        <w:rPr>
-          <w:rFonts w:ascii="Times New Roman" w:hAnsi="Times New Roman"/>
-          <w:color w:val="FF0000"/>
-          <w:sz w:val="24"/>
-        </w:rPr>
-        <w:t>:</w:t>
+        <w:t>Ірмос (г. 5):</w:t>
       </w:r>
       <w:r>
         <w:rPr>
@@ -12974,7 +12126,7 @@
           <w:b/>
           <w:sz w:val="24"/>
         </w:rPr>
-        <w:t>Преславний батьків Господь полум'я загасив і юнаків зросив,* що однодушно співали: Боже, ти благословенний!</w:t>
+        <w:t>Ти, що на нічому поставив землю велінням своїм, і її важку без опори завісив, Церкву твою утверди, Христе,* на непорушному камені заповідей твоїх, єдиний Благий і Чоловіколюбче.</w:t>
       </w:r>
     </w:p>
     <w:p>
@@ -13018,7 +12170,7 @@
           <w:rFonts w:ascii="Times New Roman" w:hAnsi="Times New Roman"/>
           <w:sz w:val="24"/>
         </w:rPr>
-        <w:t>Одягши на Себе тіло, як принаду на вудку, Ти Божественною силою Твоєю змія вниз стягнув, підносячи до гори тих, що співають: «Боже, благословен єси».</w:t>
+        <w:t>Невдячні діти Ізраїльські, що мед із каменя пили, жовч подали Тобі, Христе, який чуда у пустині створив; а оцет за манну дали Тобі в подяку.</w:t>
       </w:r>
     </w:p>
     <w:p>
@@ -13062,7 +12214,7 @@
           <w:rFonts w:ascii="Times New Roman" w:hAnsi="Times New Roman"/>
           <w:sz w:val="24"/>
         </w:rPr>
-        <w:t>Невмістимого, що незмірний склад землі сотворив, у гробі тілом ховають; Йому всі ми співаємо: «Боже, благословен єси».</w:t>
+        <w:t>Ті, що колись хмарою світлою вкриті були, до гробу Життя — Христа поклали; але, силою Своєю воскреснувши, Він з висоти подав усім вірним сяйво Духа, що таємно отінює.</w:t>
       </w:r>
     </w:p>
     <w:p>
@@ -13092,348 +12244,1522 @@
           <w:color w:val="FF0000"/>
           <w:sz w:val="24"/>
         </w:rPr>
-        <w:t>Богородичний:</w:t>
-      </w:r>
-      <w:r>
-        <w:rPr>
-          <w:rFonts w:ascii="Times New Roman" w:hAnsi="Times New Roman"/>
-          <w:sz w:val="24"/>
-        </w:rPr>
-        <w:t xml:space="preserve"> Ти, Всенепорочна, Єдину Іпостась у двох природах, втіленого Бога породила; Йому всі співаємо: «Боже, благословен єси».</w:t>
-      </w:r>
-    </w:p>
-    <w:p>
-      <w:pPr>
-        <w:spacing w:after="120"/>
-        <w:jc w:val="both"/>
-      </w:pPr>
-      <w:r>
-        <w:rPr>
-          <w:rFonts w:ascii="Times New Roman" w:hAnsi="Times New Roman"/>
+        <w:t xml:space="preserve">Богородичний: </w:t>
+      </w:r>
+      <w:r>
+        <w:rPr>
+          <w:rFonts w:ascii="Times New Roman" w:hAnsi="Times New Roman"/>
+          <w:sz w:val="24"/>
+        </w:rPr>
+        <w:t>Ти, Мати Божа, безмужньо без материнських страждань породила Того, Хто від нетлінного Отця засяяв; тому ми православні Тебе за Богородицю визнаємо, бо втілене Слово породила єси.</w:t>
+      </w:r>
+    </w:p>
+    <w:p>
+      <w:pPr>
+        <w:spacing w:after="120"/>
+        <w:jc w:val="both"/>
+      </w:pPr>
+    </w:p>
+    <w:p>
+      <w:pPr>
+        <w:pStyle w:val="Heading3"/>
+        <w:spacing w:after="120"/>
+        <w:jc w:val="center"/>
+      </w:pPr>
+      <w:r>
+        <w:rPr>
+          <w:rFonts w:ascii="Times New Roman" w:hAnsi="Times New Roman"/>
+          <w:b/>
           <w:i/>
           <w:color w:val="FF0000"/>
-          <w:sz w:val="24"/>
-        </w:rPr>
-        <w:t>Ірмос 8</w:t>
-      </w:r>
-      <w:r>
-        <w:rPr>
-          <w:rFonts w:ascii="Times New Roman" w:hAnsi="Times New Roman"/>
+        </w:rPr>
+        <w:t>Мала єктенія</w:t>
+      </w:r>
+    </w:p>
+    <w:p>
+      <w:pPr>
+        <w:spacing w:after="120"/>
+      </w:pPr>
+      <w:r>
+        <w:rPr>
+          <w:rFonts w:ascii="Times New Roman" w:hAnsi="Times New Roman"/>
+          <w:color w:val="000000"/>
+          <w:sz w:val="24"/>
+        </w:rPr>
+        <w:t>Ще і ще в мирі Господеві помолімся.</w:t>
+      </w:r>
+    </w:p>
+    <w:p>
+      <w:pPr>
+        <w:spacing w:after="120"/>
+      </w:pPr>
+      <w:r>
+        <w:rPr>
+          <w:rFonts w:ascii="Times New Roman" w:hAnsi="Times New Roman"/>
+          <w:i/>
+          <w:color w:val="FF4400"/>
+          <w:sz w:val="24"/>
+        </w:rPr>
+        <w:t>Вірні:</w:t>
+      </w:r>
+      <w:r>
+        <w:rPr>
+          <w:rFonts w:ascii="Times New Roman" w:hAnsi="Times New Roman"/>
+          <w:color w:val="000000"/>
+          <w:sz w:val="24"/>
+        </w:rPr>
+        <w:t xml:space="preserve"> Го́споди, поми́луй.</w:t>
+      </w:r>
+    </w:p>
+    <w:p>
+      <w:pPr>
+        <w:spacing w:after="120"/>
+      </w:pPr>
+      <w:r>
+        <w:rPr>
+          <w:rFonts w:ascii="Times New Roman" w:hAnsi="Times New Roman"/>
+          <w:sz w:val="24"/>
+        </w:rPr>
+        <w:t>Заступи, спаси, помилуй і охорони нас, Боже, Твоєю благодаттю</w:t>
+      </w:r>
+    </w:p>
+    <w:p>
+      <w:pPr>
+        <w:spacing w:after="120"/>
+      </w:pPr>
+      <w:r>
+        <w:rPr>
+          <w:rFonts w:ascii="Times New Roman" w:hAnsi="Times New Roman"/>
+          <w:i/>
+          <w:color w:val="FF4400"/>
+          <w:sz w:val="24"/>
+        </w:rPr>
+        <w:t>Вірні:</w:t>
+      </w:r>
+      <w:r>
+        <w:rPr>
+          <w:rFonts w:ascii="Times New Roman" w:hAnsi="Times New Roman"/>
+          <w:color w:val="000000"/>
+          <w:sz w:val="24"/>
+        </w:rPr>
+        <w:t xml:space="preserve"> Го́споди, поми́луй.</w:t>
+      </w:r>
+    </w:p>
+    <w:p>
+      <w:pPr>
+        <w:spacing w:after="120"/>
+      </w:pPr>
+      <w:r>
+        <w:rPr>
+          <w:rFonts w:ascii="Times New Roman" w:hAnsi="Times New Roman"/>
+          <w:color w:val="000000"/>
+          <w:sz w:val="24"/>
+        </w:rPr>
+        <w:t>Пресвяту, пречисту, преблагословенну, славну Владичицю нашу Богородицю і приснодіву Марію, з усіма святими пом’янувши, самих себе, і один одного, і все життя наше Христу Богові віддаймо.</w:t>
+      </w:r>
+    </w:p>
+    <w:p>
+      <w:pPr>
+        <w:spacing w:after="120"/>
+      </w:pPr>
+      <w:r>
+        <w:rPr>
+          <w:rFonts w:ascii="Times New Roman" w:hAnsi="Times New Roman"/>
+          <w:i/>
+          <w:color w:val="FF4400"/>
+          <w:sz w:val="24"/>
+        </w:rPr>
+        <w:t>Вірні:</w:t>
+      </w:r>
+      <w:r>
+        <w:rPr>
+          <w:rFonts w:ascii="Times New Roman" w:hAnsi="Times New Roman"/>
+          <w:color w:val="000000"/>
+          <w:sz w:val="24"/>
+        </w:rPr>
+        <w:t xml:space="preserve"> Тобі́, Го́споди.</w:t>
+      </w:r>
+    </w:p>
+    <w:p>
+      <w:pPr>
+        <w:spacing w:after="120"/>
+        <w:jc w:val="both"/>
+      </w:pPr>
+      <w:r>
+        <w:rPr>
+          <w:rFonts w:ascii="Times New Roman" w:hAnsi="Times New Roman"/>
+          <w:sz w:val="24"/>
+          <w:u w:val="single"/>
+        </w:rPr>
+        <w:t>[Господи, Боже наш, що сонну неміч забрав від нас і покликав нас візванням святим, щоб і вночі підносити руки наші і прославляти тебе за справедливі твої присуди. Прийми благання наші, моління, визнавання, нічні служби і даруй нам, Боже, віру бездоганну, надію впевнену, любов нелицемірну. Благослови наші входи й виходи, вчинки, слова, діла й думки; і дай нам дочекатися початку дня, нам, що хвалять й оспівують, і благословлять добрість твоєї несказанної сили]</w:t>
+      </w:r>
+    </w:p>
+    <w:p>
+      <w:pPr>
+        <w:spacing w:after="120"/>
+      </w:pPr>
+      <w:r>
+        <w:rPr>
+          <w:rFonts w:ascii="Times New Roman" w:hAnsi="Times New Roman"/>
+          <w:i/>
+          <w:color w:val="FF4400"/>
+          <w:sz w:val="24"/>
+        </w:rPr>
+        <w:t>Священник:</w:t>
+      </w:r>
+      <w:r>
+        <w:rPr>
+          <w:rFonts w:ascii="Times New Roman" w:hAnsi="Times New Roman"/>
+          <w:sz w:val="24"/>
+        </w:rPr>
+        <w:t xml:space="preserve"> Бо Ти Бог наш і Тобі славу возсилаємо: Отцю, і Сину, і Святому Духові, нині, і повсякчас, і на віки віків.</w:t>
+      </w:r>
+    </w:p>
+    <w:p>
+      <w:pPr>
+        <w:spacing w:after="120"/>
+        <w:jc w:val="both"/>
+      </w:pPr>
+      <w:r>
+        <w:rPr>
+          <w:rFonts w:ascii="Times New Roman" w:hAnsi="Times New Roman"/>
+          <w:i/>
           <w:color w:val="FF0000"/>
           <w:sz w:val="24"/>
         </w:rPr>
-        <w:t>:</w:t>
-      </w:r>
+        <w:t>Вірні:</w:t>
+      </w:r>
+      <w:r>
+        <w:rPr>
+          <w:rFonts w:ascii="Times New Roman" w:hAnsi="Times New Roman"/>
+          <w:color w:val="FF0000"/>
+          <w:sz w:val="24"/>
+        </w:rPr>
+        <w:t xml:space="preserve"> </w:t>
+      </w:r>
+      <w:r>
+        <w:rPr>
+          <w:rFonts w:ascii="Times New Roman" w:hAnsi="Times New Roman"/>
+          <w:sz w:val="24"/>
+        </w:rPr>
+        <w:t>Амінь.</w:t>
+      </w:r>
+    </w:p>
+    <w:p>
+      <w:pPr>
+        <w:spacing w:after="120"/>
+        <w:jc w:val="both"/>
+      </w:pPr>
+    </w:p>
+    <w:p>
+      <w:pPr>
+        <w:pStyle w:val="Heading3"/>
+        <w:spacing w:after="120"/>
+        <w:jc w:val="center"/>
+      </w:pPr>
       <w:r>
         <w:rPr>
           <w:rFonts w:ascii="Times New Roman" w:hAnsi="Times New Roman"/>
           <w:b/>
           <w:color w:val="FF0000"/>
-          <w:sz w:val="24"/>
-        </w:rPr>
-        <w:t xml:space="preserve"> </w:t>
-      </w:r>
-      <w:r>
-        <w:rPr>
-          <w:rFonts w:ascii="Times New Roman" w:hAnsi="Times New Roman"/>
-          <w:b/>
-          <w:sz w:val="24"/>
-        </w:rPr>
-        <w:t>Тобі, Творче всього, у печі юнаки, всесвітній хор склавши, співали:* Всі створіння, Господа славте й вихваляйте по всі віки!</w:t>
-      </w:r>
-    </w:p>
-    <w:p>
-      <w:pPr>
-        <w:spacing w:after="120"/>
-        <w:jc w:val="both"/>
-      </w:pPr>
-      <w:r>
-        <w:rPr>
-          <w:rFonts w:ascii="Times New Roman" w:hAnsi="Times New Roman"/>
-          <w:i/>
-          <w:color w:val="FF0000"/>
-          <w:sz w:val="24"/>
-        </w:rPr>
-        <w:t>Приспів:</w:t>
-      </w:r>
-      <w:r>
-        <w:rPr>
-          <w:rFonts w:ascii="Times New Roman" w:hAnsi="Times New Roman"/>
-          <w:i/>
-          <w:sz w:val="24"/>
-        </w:rPr>
-        <w:t xml:space="preserve"> </w:t>
-      </w:r>
-      <w:r>
-        <w:rPr>
-          <w:rFonts w:ascii="Times New Roman" w:hAnsi="Times New Roman"/>
-          <w:sz w:val="24"/>
-          <w:u w:val="single"/>
-        </w:rPr>
-        <w:t>Слава, Господи, святому Воскресінню Твоєму.</w:t>
-      </w:r>
-    </w:p>
-    <w:p>
-      <w:pPr>
-        <w:spacing w:after="120"/>
-        <w:jc w:val="both"/>
-      </w:pPr>
-      <w:r>
-        <w:rPr>
-          <w:rFonts w:ascii="Times New Roman" w:hAnsi="Times New Roman"/>
-          <w:sz w:val="24"/>
-        </w:rPr>
-        <w:t>Ти, Христе, за добровільну чашу спасенних страждань, ніби невільну, помолився, Ти бо дві волі двом єствам властиві носиш повік.</w:t>
-      </w:r>
-    </w:p>
-    <w:p>
-      <w:pPr>
-        <w:spacing w:after="120"/>
-        <w:jc w:val="both"/>
-      </w:pPr>
-      <w:r>
-        <w:rPr>
-          <w:rFonts w:ascii="Times New Roman" w:hAnsi="Times New Roman"/>
-          <w:i/>
-          <w:color w:val="FF0000"/>
-          <w:sz w:val="24"/>
-        </w:rPr>
-        <w:t>Приспів:</w:t>
-      </w:r>
-      <w:r>
-        <w:rPr>
-          <w:rFonts w:ascii="Times New Roman" w:hAnsi="Times New Roman"/>
-          <w:i/>
-          <w:sz w:val="24"/>
-        </w:rPr>
-        <w:t xml:space="preserve"> </w:t>
-      </w:r>
-      <w:r>
-        <w:rPr>
-          <w:rFonts w:ascii="Times New Roman" w:hAnsi="Times New Roman"/>
-          <w:sz w:val="24"/>
-          <w:u w:val="single"/>
-        </w:rPr>
-        <w:t>Слава, Господи, святому Воскресінню Твоєму.</w:t>
-      </w:r>
-    </w:p>
-    <w:p>
-      <w:pPr>
-        <w:spacing w:after="120"/>
-        <w:jc w:val="both"/>
-      </w:pPr>
-      <w:r>
-        <w:rPr>
-          <w:rFonts w:ascii="Times New Roman" w:hAnsi="Times New Roman"/>
-          <w:sz w:val="24"/>
-        </w:rPr>
-        <w:t>Ад, осміяний всемогутнім зшестям Твоїм, Христе, повернув всіх, що їх колись омана умертвила, які прославляють Тебе по всі віки.</w:t>
-      </w:r>
-    </w:p>
-    <w:p>
-      <w:pPr>
-        <w:spacing w:after="120"/>
-        <w:jc w:val="both"/>
-      </w:pPr>
-      <w:r>
-        <w:rPr>
-          <w:rFonts w:ascii="Times New Roman" w:hAnsi="Times New Roman"/>
-          <w:b/>
-          <w:sz w:val="24"/>
-        </w:rPr>
-        <w:t>Благословім Отця, і Сина, і Святого Духа – Господа завжди, нині і повсякчас  і на віки віків.</w:t>
-      </w:r>
-    </w:p>
-    <w:p>
-      <w:pPr>
-        <w:spacing w:after="120"/>
-        <w:jc w:val="both"/>
-      </w:pPr>
-      <w:r>
-        <w:rPr>
-          <w:rFonts w:ascii="Times New Roman" w:hAnsi="Times New Roman"/>
-          <w:i/>
-          <w:color w:val="FF0000"/>
-          <w:sz w:val="24"/>
-        </w:rPr>
-        <w:t>Богородичний:</w:t>
-      </w:r>
-      <w:r>
-        <w:rPr>
-          <w:rFonts w:ascii="Times New Roman" w:hAnsi="Times New Roman"/>
-          <w:sz w:val="24"/>
-        </w:rPr>
-        <w:t xml:space="preserve"> Тебе, Діво, що для розуму незбагненно, а за Писанням, як Богочоловіка, Господа породила і Дівою зосталася, всі творіння благословимо й прославляємо по всі віки.</w:t>
-      </w:r>
-    </w:p>
-    <w:p>
-      <w:pPr>
-        <w:spacing w:after="120"/>
-        <w:jc w:val="both"/>
-      </w:pPr>
-    </w:p>
-    <w:p>
-      <w:pPr>
-        <w:pStyle w:val="Heading3"/>
-        <w:spacing w:after="120"/>
-        <w:jc w:val="center"/>
-      </w:pPr>
-      <w:r>
-        <w:rPr>
-          <w:rFonts w:ascii="Times New Roman" w:hAnsi="Times New Roman"/>
-          <w:b/>
-          <w:i/>
-          <w:color w:val="FF0000"/>
-        </w:rPr>
-        <w:t>Пісня Богородиці</w:t>
-      </w:r>
-    </w:p>
-    <w:p>
-      <w:pPr>
-        <w:spacing w:after="120"/>
-        <w:jc w:val="both"/>
-      </w:pPr>
-      <w:r>
-        <w:rPr>
-          <w:rFonts w:ascii="Times New Roman" w:hAnsi="Times New Roman"/>
-          <w:sz w:val="24"/>
-        </w:rPr>
-        <w:t>Богородицю і Матір Світла піснями звеличаймо.</w:t>
-      </w:r>
-    </w:p>
-    <w:p>
-      <w:pPr>
-        <w:spacing w:after="120"/>
-        <w:jc w:val="both"/>
-      </w:pPr>
-      <w:r>
-        <w:rPr>
-          <w:rFonts w:ascii="Times New Roman" w:hAnsi="Times New Roman"/>
-          <w:i/>
-          <w:color w:val="FF0000"/>
-          <w:sz w:val="24"/>
-        </w:rPr>
-        <w:t>Вірні:</w:t>
-      </w:r>
-      <w:r>
-        <w:rPr>
-          <w:rFonts w:ascii="Times New Roman" w:hAnsi="Times New Roman"/>
-          <w:sz w:val="24"/>
-        </w:rPr>
-        <w:t xml:space="preserve"> Величає душа моя Господа,* і дух мій радіє в Бозі, Спасі моїм.</w:t>
-      </w:r>
-    </w:p>
-    <w:p>
-      <w:pPr>
-        <w:spacing w:after="120"/>
-        <w:jc w:val="both"/>
-      </w:pPr>
-      <w:r>
-        <w:rPr>
-          <w:rFonts w:ascii="Times New Roman" w:hAnsi="Times New Roman"/>
-          <w:sz w:val="24"/>
-        </w:rPr>
-        <w:t xml:space="preserve">Чеснішу від херувимів,* і незрівнянно славнішу від серафимів,* що без зотління Бога Слово породила,* сущу Богородицю, тебе величаємо. </w:t>
-      </w:r>
-      <w:r>
-        <w:rPr>
-          <w:rFonts w:ascii="Times New Roman" w:hAnsi="Times New Roman"/>
-          <w:i/>
-          <w:color w:val="FF0000"/>
-          <w:sz w:val="24"/>
-        </w:rPr>
-        <w:t>(після кожного стиха)</w:t>
-      </w:r>
-      <w:r>
-        <w:rPr>
-          <w:rFonts w:ascii="Times New Roman" w:hAnsi="Times New Roman"/>
-          <w:sz w:val="24"/>
-        </w:rPr>
-        <w:t>.</w:t>
-      </w:r>
-    </w:p>
-    <w:p>
-      <w:pPr>
-        <w:spacing w:after="120"/>
-        <w:jc w:val="both"/>
-      </w:pPr>
-      <w:r>
-        <w:rPr>
-          <w:rFonts w:ascii="Times New Roman" w:hAnsi="Times New Roman"/>
-          <w:sz w:val="24"/>
-        </w:rPr>
-        <w:t>Бо він зглянувся на покору слугині своєї,* ось бо віднині ублажатимуть мене всі роди.</w:t>
-      </w:r>
-    </w:p>
-    <w:p>
-      <w:pPr>
-        <w:spacing w:after="120"/>
-        <w:jc w:val="both"/>
-      </w:pPr>
-      <w:r>
-        <w:rPr>
-          <w:rFonts w:ascii="Times New Roman" w:hAnsi="Times New Roman"/>
-          <w:sz w:val="24"/>
-        </w:rPr>
-        <w:t>Велике бо вчинив мені Всемогутній, і святе ім'я його.* Милосердя його з роду в рід на тих, які бояться його.</w:t>
-      </w:r>
-    </w:p>
-    <w:p>
-      <w:pPr>
-        <w:spacing w:after="120"/>
-        <w:jc w:val="both"/>
-      </w:pPr>
-      <w:r>
-        <w:rPr>
-          <w:rFonts w:ascii="Times New Roman" w:hAnsi="Times New Roman"/>
-          <w:sz w:val="24"/>
-        </w:rPr>
-        <w:t>Він виявив потугу рамени свого,* розвіяв гордих у задумах їхніх сердець.</w:t>
-      </w:r>
-    </w:p>
-    <w:p>
-      <w:pPr>
-        <w:spacing w:after="120"/>
-        <w:jc w:val="both"/>
-      </w:pPr>
-      <w:r>
-        <w:rPr>
-          <w:rFonts w:ascii="Times New Roman" w:hAnsi="Times New Roman"/>
-          <w:sz w:val="24"/>
-        </w:rPr>
-        <w:t>Могутніх скинув з престолів, підняв угору смиренних;* наситив благами голодних, багатих же відіслав з порожніми руками.</w:t>
-      </w:r>
-    </w:p>
-    <w:p>
-      <w:pPr>
-        <w:spacing w:after="120"/>
-        <w:jc w:val="both"/>
-      </w:pPr>
-      <w:r>
-        <w:rPr>
-          <w:rFonts w:ascii="Times New Roman" w:hAnsi="Times New Roman"/>
-          <w:sz w:val="24"/>
-        </w:rPr>
-        <w:t>Він пригорнув Ізраїля, слугу свого, згадавши своє милосердя,* як обіцяв був батькам нашим – Авраамові і його потомству повіки.</w:t>
-      </w:r>
-    </w:p>
-    <w:p>
-      <w:pPr>
-        <w:spacing w:after="120"/>
-      </w:pPr>
-    </w:p>
-    <w:p>
-      <w:pPr>
-        <w:pStyle w:val="Heading3"/>
-        <w:spacing w:after="120"/>
-        <w:jc w:val="center"/>
-      </w:pPr>
+        </w:rPr>
+        <w:t xml:space="preserve">Пісня </w:t>
+      </w:r>
       <w:r>
         <w:rPr>
           <w:rFonts w:ascii="Times New Roman" w:hAnsi="Times New Roman"/>
           <w:b/>
           <w:color w:val="FF0000"/>
         </w:rPr>
+        <w:t>4</w:t>
+      </w:r>
+    </w:p>
+    <w:p>
+      <w:pPr>
+        <w:spacing w:after="120"/>
+        <w:jc w:val="both"/>
+      </w:pPr>
+      <w:r>
+        <w:rPr>
+          <w:rFonts w:ascii="Times New Roman" w:hAnsi="Times New Roman"/>
+          <w:i/>
+          <w:color w:val="FF0000"/>
+          <w:sz w:val="24"/>
+        </w:rPr>
+        <w:t>Ірмос (г. 5):</w:t>
+      </w:r>
+      <w:r>
+        <w:rPr>
+          <w:rFonts w:ascii="Times New Roman" w:hAnsi="Times New Roman"/>
+          <w:b/>
+          <w:color w:val="FF0000"/>
+          <w:sz w:val="24"/>
+        </w:rPr>
+        <w:t xml:space="preserve"> </w:t>
+      </w:r>
+      <w:r>
+        <w:rPr>
+          <w:rFonts w:ascii="Times New Roman" w:hAnsi="Times New Roman"/>
+          <w:b/>
+          <w:sz w:val="24"/>
+        </w:rPr>
+        <w:t>Божественне твоє зрозумівши пониження, прозорливий Авакум з тремтінням кликав до тебе, Христе:* На спасіння людей твоїх, щоб спасти вибранців твоїх, прийшов Ти!</w:t>
+      </w:r>
+    </w:p>
+    <w:p>
+      <w:pPr>
+        <w:spacing w:after="120"/>
+        <w:jc w:val="both"/>
+      </w:pPr>
+      <w:r>
+        <w:rPr>
+          <w:rFonts w:ascii="Times New Roman" w:hAnsi="Times New Roman"/>
+          <w:i/>
+          <w:color w:val="FF0000"/>
+          <w:sz w:val="24"/>
+        </w:rPr>
+        <w:t>Приспів:</w:t>
+      </w:r>
+      <w:r>
+        <w:rPr>
+          <w:rFonts w:ascii="Times New Roman" w:hAnsi="Times New Roman"/>
+          <w:i/>
+          <w:sz w:val="24"/>
+        </w:rPr>
+        <w:t xml:space="preserve"> </w:t>
+      </w:r>
+      <w:r>
+        <w:rPr>
+          <w:rFonts w:ascii="Times New Roman" w:hAnsi="Times New Roman"/>
+          <w:sz w:val="24"/>
+          <w:u w:val="single"/>
+        </w:rPr>
+        <w:t>Слава, Господи, святому Воскресінню Твоєму.</w:t>
+      </w:r>
+    </w:p>
+    <w:p>
+      <w:pPr>
+        <w:spacing w:after="120"/>
+        <w:jc w:val="both"/>
+      </w:pPr>
+      <w:r>
+        <w:rPr>
+          <w:rFonts w:ascii="Times New Roman" w:hAnsi="Times New Roman"/>
+          <w:sz w:val="24"/>
+        </w:rPr>
+        <w:t>Даючи прообраз Твого хреста пречистого, що гріховне споживання загладжує, Ти, Благий, прегіркі джерела Мерри деревом осолодив.</w:t>
+      </w:r>
+    </w:p>
+    <w:p>
+      <w:pPr>
+        <w:spacing w:after="120"/>
+        <w:jc w:val="both"/>
+      </w:pPr>
+      <w:r>
+        <w:rPr>
+          <w:rFonts w:ascii="Times New Roman" w:hAnsi="Times New Roman"/>
+          <w:i/>
+          <w:color w:val="FF0000"/>
+          <w:sz w:val="24"/>
+        </w:rPr>
+        <w:t>Приспів:</w:t>
+      </w:r>
+      <w:r>
+        <w:rPr>
+          <w:rFonts w:ascii="Times New Roman" w:hAnsi="Times New Roman"/>
+          <w:i/>
+          <w:sz w:val="24"/>
+        </w:rPr>
+        <w:t xml:space="preserve"> </w:t>
+      </w:r>
+      <w:r>
+        <w:rPr>
+          <w:rFonts w:ascii="Times New Roman" w:hAnsi="Times New Roman"/>
+          <w:sz w:val="24"/>
+          <w:u w:val="single"/>
+        </w:rPr>
+        <w:t>Слава, Господи, святому Воскресінню Твоєму.</w:t>
+      </w:r>
+    </w:p>
+    <w:p>
+      <w:pPr>
+        <w:spacing w:after="120"/>
+        <w:jc w:val="both"/>
+      </w:pPr>
+      <w:r>
+        <w:rPr>
+          <w:rFonts w:ascii="Times New Roman" w:hAnsi="Times New Roman"/>
+          <w:sz w:val="24"/>
+        </w:rPr>
+        <w:t>Спасе мій, за дерево пізнання Ти хрест прийняв, за поживу солодку — жовч, а за тління смертельне Божественну кров Твою пролив єси.</w:t>
+      </w:r>
+    </w:p>
+    <w:p>
+      <w:pPr>
+        <w:spacing w:after="120"/>
+        <w:jc w:val="both"/>
+      </w:pPr>
+      <w:r>
+        <w:rPr>
+          <w:rFonts w:ascii="Times New Roman" w:hAnsi="Times New Roman"/>
+          <w:b/>
+          <w:sz w:val="24"/>
+        </w:rPr>
+        <w:t>Слава і нині</w:t>
+      </w:r>
+      <w:r>
+        <w:rPr>
+          <w:rFonts w:ascii="Times New Roman" w:hAnsi="Times New Roman"/>
+          <w:sz w:val="24"/>
+        </w:rPr>
+        <w:t xml:space="preserve">: </w:t>
+      </w:r>
+      <w:r>
+        <w:rPr>
+          <w:rFonts w:ascii="Times New Roman" w:hAnsi="Times New Roman"/>
+          <w:i/>
+          <w:color w:val="FF0000"/>
+          <w:sz w:val="24"/>
+        </w:rPr>
+        <w:t xml:space="preserve">Богородичний: </w:t>
+      </w:r>
+      <w:r>
+        <w:rPr>
+          <w:rFonts w:ascii="Times New Roman" w:hAnsi="Times New Roman"/>
+          <w:sz w:val="24"/>
+        </w:rPr>
+        <w:t>Безсіменно, непорушно зачала Ти в утробі і безболісно породила, і, Бога тілом породивши, по родинах Дівою зосталася.</w:t>
+      </w:r>
+    </w:p>
+    <w:p>
+      <w:pPr>
+        <w:spacing w:after="120"/>
+        <w:jc w:val="both"/>
+      </w:pPr>
+    </w:p>
+    <w:p>
+      <w:pPr>
+        <w:pStyle w:val="Heading3"/>
+        <w:spacing w:after="120"/>
+        <w:jc w:val="center"/>
+      </w:pPr>
+      <w:r>
+        <w:rPr>
+          <w:rFonts w:ascii="Times New Roman" w:hAnsi="Times New Roman"/>
+          <w:b/>
+          <w:color w:val="FF0000"/>
+        </w:rPr>
+        <w:t xml:space="preserve">Пісня </w:t>
+      </w:r>
+      <w:r>
+        <w:rPr>
+          <w:rFonts w:ascii="Times New Roman" w:hAnsi="Times New Roman"/>
+          <w:b/>
+          <w:color w:val="FF0000"/>
+        </w:rPr>
+        <w:t>5</w:t>
+      </w:r>
+    </w:p>
+    <w:p>
+      <w:pPr>
+        <w:spacing w:after="120"/>
+        <w:jc w:val="both"/>
+      </w:pPr>
+      <w:r>
+        <w:rPr>
+          <w:rFonts w:ascii="Times New Roman" w:hAnsi="Times New Roman"/>
+          <w:i/>
+          <w:color w:val="FF0000"/>
+          <w:sz w:val="24"/>
+        </w:rPr>
+        <w:t>Ірмос (г. 5):</w:t>
+      </w:r>
+      <w:r>
+        <w:rPr>
+          <w:rFonts w:ascii="Times New Roman" w:hAnsi="Times New Roman"/>
+          <w:b/>
+          <w:color w:val="FF0000"/>
+          <w:sz w:val="24"/>
+        </w:rPr>
+        <w:t xml:space="preserve"> </w:t>
+      </w:r>
+      <w:r>
+        <w:rPr>
+          <w:rFonts w:ascii="Times New Roman" w:hAnsi="Times New Roman"/>
+          <w:b/>
+          <w:sz w:val="24"/>
+        </w:rPr>
+        <w:t>До Тебе, що одягаєшся у світло, як у ризу, я зранку вдаюся і кличу:* Душу мою потьмарену просвіти, Христе, бо Ти єдиний милосердний!</w:t>
+      </w:r>
+    </w:p>
+    <w:p>
+      <w:pPr>
+        <w:spacing w:after="120"/>
+        <w:jc w:val="both"/>
+      </w:pPr>
+      <w:r>
+        <w:rPr>
+          <w:rFonts w:ascii="Times New Roman" w:hAnsi="Times New Roman"/>
+          <w:i/>
+          <w:color w:val="FF0000"/>
+          <w:sz w:val="24"/>
+        </w:rPr>
+        <w:t>Приспів:</w:t>
+      </w:r>
+      <w:r>
+        <w:rPr>
+          <w:rFonts w:ascii="Times New Roman" w:hAnsi="Times New Roman"/>
+          <w:i/>
+          <w:sz w:val="24"/>
+        </w:rPr>
+        <w:t xml:space="preserve"> </w:t>
+      </w:r>
+      <w:r>
+        <w:rPr>
+          <w:rFonts w:ascii="Times New Roman" w:hAnsi="Times New Roman"/>
+          <w:sz w:val="24"/>
+          <w:u w:val="single"/>
+        </w:rPr>
+        <w:t>Слава, Господи, святому Воскресінню Твоєму.</w:t>
+      </w:r>
+    </w:p>
+    <w:p>
+      <w:pPr>
+        <w:spacing w:after="120"/>
+        <w:jc w:val="both"/>
+      </w:pPr>
+      <w:r>
+        <w:rPr>
+          <w:rFonts w:ascii="Times New Roman" w:hAnsi="Times New Roman"/>
+          <w:sz w:val="24"/>
+        </w:rPr>
+        <w:t>Господь слави, у вигляді безславному, зневажений, на дереві хресному добровільно висить, про славу Божественну для мене піклуючись невимовно.</w:t>
+      </w:r>
+    </w:p>
+    <w:p>
+      <w:pPr>
+        <w:spacing w:after="120"/>
+        <w:jc w:val="both"/>
+      </w:pPr>
+      <w:r>
+        <w:rPr>
+          <w:rFonts w:ascii="Times New Roman" w:hAnsi="Times New Roman"/>
+          <w:i/>
+          <w:color w:val="FF0000"/>
+          <w:sz w:val="24"/>
+        </w:rPr>
+        <w:t>Приспів:</w:t>
+      </w:r>
+      <w:r>
+        <w:rPr>
+          <w:rFonts w:ascii="Times New Roman" w:hAnsi="Times New Roman"/>
+          <w:i/>
+          <w:sz w:val="24"/>
+        </w:rPr>
+        <w:t xml:space="preserve"> </w:t>
+      </w:r>
+      <w:r>
+        <w:rPr>
+          <w:rFonts w:ascii="Times New Roman" w:hAnsi="Times New Roman"/>
+          <w:sz w:val="24"/>
+          <w:u w:val="single"/>
+        </w:rPr>
+        <w:t>Слава, Господи, святому Воскресінню Твоєму.</w:t>
+      </w:r>
+    </w:p>
+    <w:p>
+      <w:pPr>
+        <w:spacing w:after="120"/>
+        <w:jc w:val="both"/>
+      </w:pPr>
+      <w:r>
+        <w:rPr>
+          <w:rFonts w:ascii="Times New Roman" w:hAnsi="Times New Roman"/>
+          <w:sz w:val="24"/>
+        </w:rPr>
+        <w:t>Ти, Христе, в нетління зодягнув мене, смертельного тління тілом нетлінно зазнавши і на третій день із гробу засяявши.</w:t>
+      </w:r>
+    </w:p>
+    <w:p>
+      <w:pPr>
+        <w:spacing w:after="120"/>
+        <w:jc w:val="both"/>
+      </w:pPr>
+      <w:r>
+        <w:rPr>
+          <w:rFonts w:ascii="Times New Roman" w:hAnsi="Times New Roman"/>
+          <w:b/>
+          <w:sz w:val="24"/>
+        </w:rPr>
+        <w:t>Слава і нині</w:t>
+      </w:r>
+      <w:r>
+        <w:rPr>
+          <w:rFonts w:ascii="Times New Roman" w:hAnsi="Times New Roman"/>
+          <w:sz w:val="24"/>
+        </w:rPr>
+        <w:t xml:space="preserve">: </w:t>
+      </w:r>
+      <w:r>
+        <w:rPr>
+          <w:rFonts w:ascii="Times New Roman" w:hAnsi="Times New Roman"/>
+          <w:i/>
+          <w:color w:val="FF0000"/>
+          <w:sz w:val="24"/>
+        </w:rPr>
+        <w:t xml:space="preserve">Богородичний: </w:t>
+      </w:r>
+      <w:r>
+        <w:rPr>
+          <w:rFonts w:ascii="Times New Roman" w:hAnsi="Times New Roman"/>
+          <w:sz w:val="24"/>
+        </w:rPr>
+        <w:t>Ти, Богородице, що нам безсіменно оправдання й відкуплення — Христа породила, єство праотця вільним од прокляття вчинила.</w:t>
+      </w:r>
+    </w:p>
+    <w:p>
+      <w:pPr>
+        <w:spacing w:after="120"/>
+        <w:jc w:val="both"/>
+      </w:pPr>
+    </w:p>
+    <w:p>
+      <w:pPr>
+        <w:pStyle w:val="Heading3"/>
+        <w:spacing w:after="120"/>
+        <w:jc w:val="center"/>
+      </w:pPr>
+      <w:r>
+        <w:rPr>
+          <w:rFonts w:ascii="Times New Roman" w:hAnsi="Times New Roman"/>
+          <w:b/>
+          <w:color w:val="FF0000"/>
+        </w:rPr>
+        <w:t xml:space="preserve">Пісня </w:t>
+      </w:r>
+      <w:r>
+        <w:rPr>
+          <w:rFonts w:ascii="Times New Roman" w:hAnsi="Times New Roman"/>
+          <w:b/>
+          <w:color w:val="FF0000"/>
+        </w:rPr>
+        <w:t>6</w:t>
+      </w:r>
+    </w:p>
+    <w:p>
+      <w:pPr>
+        <w:spacing w:after="120"/>
+        <w:jc w:val="both"/>
+      </w:pPr>
+      <w:r>
+        <w:rPr>
+          <w:rFonts w:ascii="Times New Roman" w:hAnsi="Times New Roman"/>
+          <w:i/>
+          <w:color w:val="FF0000"/>
+          <w:sz w:val="24"/>
+        </w:rPr>
+        <w:t>Ірмос (г. 5):</w:t>
+      </w:r>
+      <w:r>
+        <w:rPr>
+          <w:rFonts w:ascii="Times New Roman" w:hAnsi="Times New Roman"/>
+          <w:b/>
+          <w:color w:val="FF0000"/>
+          <w:sz w:val="24"/>
+        </w:rPr>
+        <w:t xml:space="preserve"> </w:t>
+      </w:r>
+      <w:r>
+        <w:rPr>
+          <w:rFonts w:ascii="Times New Roman" w:hAnsi="Times New Roman"/>
+          <w:b/>
+          <w:sz w:val="24"/>
+        </w:rPr>
+        <w:t>Схвильоване бурею душогубною море пристрастей утихомир, Владико Христе,* і від погибелі спаси мене, як милосердний.</w:t>
+      </w:r>
+    </w:p>
+    <w:p>
+      <w:pPr>
+        <w:spacing w:after="120"/>
+        <w:jc w:val="both"/>
+      </w:pPr>
+      <w:r>
+        <w:rPr>
+          <w:rFonts w:ascii="Times New Roman" w:hAnsi="Times New Roman"/>
+          <w:i/>
+          <w:color w:val="FF0000"/>
+          <w:sz w:val="24"/>
+        </w:rPr>
+        <w:t>Приспів:</w:t>
+      </w:r>
+      <w:r>
+        <w:rPr>
+          <w:rFonts w:ascii="Times New Roman" w:hAnsi="Times New Roman"/>
+          <w:i/>
+          <w:sz w:val="24"/>
+        </w:rPr>
+        <w:t xml:space="preserve"> </w:t>
+      </w:r>
+      <w:r>
+        <w:rPr>
+          <w:rFonts w:ascii="Times New Roman" w:hAnsi="Times New Roman"/>
+          <w:sz w:val="24"/>
+          <w:u w:val="single"/>
+        </w:rPr>
+        <w:t>Слава, Господи, святому Воскресінню Твоєму.</w:t>
+      </w:r>
+    </w:p>
+    <w:p>
+      <w:pPr>
+        <w:spacing w:after="120"/>
+        <w:jc w:val="both"/>
+      </w:pPr>
+      <w:r>
+        <w:rPr>
+          <w:rFonts w:ascii="Times New Roman" w:hAnsi="Times New Roman"/>
+          <w:sz w:val="24"/>
+        </w:rPr>
+        <w:t>У тління впав родоначальник, забороненого плоду споживши, але стражданням Твоїм, Владико Христе, він був до життя повернений.</w:t>
+      </w:r>
+    </w:p>
+    <w:p>
+      <w:pPr>
+        <w:spacing w:after="120"/>
+        <w:jc w:val="both"/>
+      </w:pPr>
+      <w:r>
+        <w:rPr>
+          <w:rFonts w:ascii="Times New Roman" w:hAnsi="Times New Roman"/>
+          <w:i/>
+          <w:color w:val="FF0000"/>
+          <w:sz w:val="24"/>
+        </w:rPr>
+        <w:t>Приспів:</w:t>
+      </w:r>
+      <w:r>
+        <w:rPr>
+          <w:rFonts w:ascii="Times New Roman" w:hAnsi="Times New Roman"/>
+          <w:i/>
+          <w:sz w:val="24"/>
+        </w:rPr>
+        <w:t xml:space="preserve"> </w:t>
+      </w:r>
+      <w:r>
+        <w:rPr>
+          <w:rFonts w:ascii="Times New Roman" w:hAnsi="Times New Roman"/>
+          <w:sz w:val="24"/>
+          <w:u w:val="single"/>
+        </w:rPr>
+        <w:t>Слава, Господи, святому Воскресінню Твоєму.</w:t>
+      </w:r>
+    </w:p>
+    <w:p>
+      <w:pPr>
+        <w:spacing w:after="120"/>
+        <w:jc w:val="both"/>
+      </w:pPr>
+      <w:r>
+        <w:rPr>
+          <w:rFonts w:ascii="Times New Roman" w:hAnsi="Times New Roman"/>
+          <w:sz w:val="24"/>
+        </w:rPr>
+        <w:t>Як життя, до аду зійшов Ти, Владико Христе, і погубою для губителя ставши, через смерть воскресіння подав єси.</w:t>
+      </w:r>
+    </w:p>
+    <w:p>
+      <w:pPr>
+        <w:spacing w:after="120"/>
+        <w:jc w:val="both"/>
+      </w:pPr>
+      <w:r>
+        <w:rPr>
+          <w:rFonts w:ascii="Times New Roman" w:hAnsi="Times New Roman"/>
+          <w:b/>
+          <w:sz w:val="24"/>
+        </w:rPr>
+        <w:t>Слава і нині</w:t>
+      </w:r>
+      <w:r>
+        <w:rPr>
+          <w:rFonts w:ascii="Times New Roman" w:hAnsi="Times New Roman"/>
+          <w:sz w:val="24"/>
+        </w:rPr>
+        <w:t xml:space="preserve">: </w:t>
+      </w:r>
+      <w:r>
+        <w:rPr>
+          <w:rFonts w:ascii="Times New Roman" w:hAnsi="Times New Roman"/>
+          <w:i/>
+          <w:color w:val="FF0000"/>
+          <w:sz w:val="24"/>
+        </w:rPr>
+        <w:t>Богородичний:</w:t>
+      </w:r>
+      <w:r>
+        <w:rPr>
+          <w:rFonts w:ascii="Times New Roman" w:hAnsi="Times New Roman"/>
+          <w:sz w:val="24"/>
+        </w:rPr>
+        <w:t xml:space="preserve"> Діва породила і, породивши, зосталася чистою, як Істинна Діва Мати, що Того, Хто все носить, на руках носила.</w:t>
+      </w:r>
+    </w:p>
+    <w:p>
+      <w:pPr>
+        <w:spacing w:after="120"/>
+        <w:jc w:val="both"/>
+      </w:pPr>
+    </w:p>
+    <w:p>
+      <w:pPr>
+        <w:pStyle w:val="Heading3"/>
+        <w:spacing w:after="120"/>
+        <w:jc w:val="center"/>
+      </w:pPr>
+      <w:r>
+        <w:rPr>
+          <w:rFonts w:ascii="Times New Roman" w:hAnsi="Times New Roman"/>
+          <w:b/>
+          <w:i/>
+          <w:color w:val="FF0000"/>
+        </w:rPr>
+        <w:t>Мала єктенія</w:t>
+      </w:r>
+    </w:p>
+    <w:p>
+      <w:pPr>
+        <w:spacing w:after="120"/>
+      </w:pPr>
+      <w:r>
+        <w:rPr>
+          <w:rFonts w:ascii="Times New Roman" w:hAnsi="Times New Roman"/>
+          <w:color w:val="000000"/>
+          <w:sz w:val="24"/>
+        </w:rPr>
+        <w:t>Ще і ще в мирі Господеві помолімся.</w:t>
+      </w:r>
+    </w:p>
+    <w:p>
+      <w:pPr>
+        <w:spacing w:after="120"/>
+      </w:pPr>
+      <w:r>
+        <w:rPr>
+          <w:rFonts w:ascii="Times New Roman" w:hAnsi="Times New Roman"/>
+          <w:i/>
+          <w:color w:val="FF4400"/>
+          <w:sz w:val="24"/>
+        </w:rPr>
+        <w:t>Вірні:</w:t>
+      </w:r>
+      <w:r>
+        <w:rPr>
+          <w:rFonts w:ascii="Times New Roman" w:hAnsi="Times New Roman"/>
+          <w:color w:val="000000"/>
+          <w:sz w:val="24"/>
+        </w:rPr>
+        <w:t xml:space="preserve"> Го́споди, поми́луй.</w:t>
+      </w:r>
+    </w:p>
+    <w:p>
+      <w:pPr>
+        <w:spacing w:after="120"/>
+      </w:pPr>
+      <w:r>
+        <w:rPr>
+          <w:rFonts w:ascii="Times New Roman" w:hAnsi="Times New Roman"/>
+          <w:sz w:val="24"/>
+        </w:rPr>
+        <w:t>Заступи, спаси, помилуй і охорони нас, Боже, Твоєю благодаттю</w:t>
+      </w:r>
+    </w:p>
+    <w:p>
+      <w:pPr>
+        <w:spacing w:after="120"/>
+      </w:pPr>
+      <w:r>
+        <w:rPr>
+          <w:rFonts w:ascii="Times New Roman" w:hAnsi="Times New Roman"/>
+          <w:i/>
+          <w:color w:val="FF4400"/>
+          <w:sz w:val="24"/>
+        </w:rPr>
+        <w:t>Вірні:</w:t>
+      </w:r>
+      <w:r>
+        <w:rPr>
+          <w:rFonts w:ascii="Times New Roman" w:hAnsi="Times New Roman"/>
+          <w:color w:val="000000"/>
+          <w:sz w:val="24"/>
+        </w:rPr>
+        <w:t xml:space="preserve"> Го́споди, поми́луй.</w:t>
+      </w:r>
+    </w:p>
+    <w:p>
+      <w:pPr>
+        <w:spacing w:after="120"/>
+      </w:pPr>
+      <w:r>
+        <w:rPr>
+          <w:rFonts w:ascii="Times New Roman" w:hAnsi="Times New Roman"/>
+          <w:color w:val="000000"/>
+          <w:sz w:val="24"/>
+        </w:rPr>
+        <w:t>Пресвяту, пречисту, преблагословенну, славну Владичицю нашу Богородицю і приснодіву Марію, з усіма святими пом’янувши, самих себе, і один одного, і все життя наше Христу Богові віддаймо.</w:t>
+      </w:r>
+    </w:p>
+    <w:p>
+      <w:pPr>
+        <w:spacing w:after="120"/>
+      </w:pPr>
+      <w:r>
+        <w:rPr>
+          <w:rFonts w:ascii="Times New Roman" w:hAnsi="Times New Roman"/>
+          <w:i/>
+          <w:color w:val="FF4400"/>
+          <w:sz w:val="24"/>
+        </w:rPr>
+        <w:t>Вірні:</w:t>
+      </w:r>
+      <w:r>
+        <w:rPr>
+          <w:rFonts w:ascii="Times New Roman" w:hAnsi="Times New Roman"/>
+          <w:color w:val="000000"/>
+          <w:sz w:val="24"/>
+        </w:rPr>
+        <w:t xml:space="preserve"> Тобі́, Го́споди.</w:t>
+      </w:r>
+    </w:p>
+    <w:p>
+      <w:pPr>
+        <w:spacing w:after="120"/>
+        <w:jc w:val="both"/>
+      </w:pPr>
+      <w:r>
+        <w:rPr>
+          <w:rFonts w:ascii="Times New Roman" w:hAnsi="Times New Roman"/>
+          <w:sz w:val="24"/>
+          <w:u w:val="single"/>
+        </w:rPr>
+        <w:t>[Дякуємо тобі, Господи, Боже спасіння нашого, бо ти все робиш для добра життя нашого, щоб ми завжди на тебе споглядали, Спасителю й Доброчинцю душ наших. Бо ти дав спокій нам у час минулої ночі й підвів нас, щоб ми поклонялися величному імені твоєму. Тому молимо тебе, Господи: Дай нам ласку й силу, щоб ми стали гідними співати тобі розумно й молитися безупинно та в страсі і тремтінні над нашим спасінням працювали, при заступництві Христа твого. Пом'яни, Господи, і тих, що вночі до тебе кличуть. Вислухай їх і помилуй, і круши під ноги їх невидимих і войовничих ворогів.]</w:t>
+      </w:r>
+    </w:p>
+    <w:p>
+      <w:pPr>
+        <w:spacing w:after="120"/>
+      </w:pPr>
+      <w:r>
+        <w:rPr>
+          <w:rFonts w:ascii="Times New Roman" w:hAnsi="Times New Roman"/>
+          <w:i/>
+          <w:color w:val="FF4400"/>
+          <w:sz w:val="24"/>
+        </w:rPr>
+        <w:t>Священник:</w:t>
+      </w:r>
+      <w:r>
+        <w:rPr>
+          <w:rFonts w:ascii="Times New Roman" w:hAnsi="Times New Roman"/>
+          <w:sz w:val="24"/>
+        </w:rPr>
+        <w:t xml:space="preserve"> Бо Ти цар миру і Спас душ наших – і Тобі славу возсилаємо, Отцю, і Сину, і Святому Духові, нині, і повсякчас, і на віки віків.</w:t>
+      </w:r>
+    </w:p>
+    <w:p>
+      <w:pPr>
+        <w:spacing w:after="120"/>
+        <w:jc w:val="both"/>
+      </w:pPr>
+      <w:r>
+        <w:rPr>
+          <w:rFonts w:ascii="Times New Roman" w:hAnsi="Times New Roman"/>
+          <w:i/>
+          <w:color w:val="FF0000"/>
+          <w:sz w:val="24"/>
+        </w:rPr>
+        <w:t>Вірні:</w:t>
+      </w:r>
+      <w:r>
+        <w:rPr>
+          <w:rFonts w:ascii="Times New Roman" w:hAnsi="Times New Roman"/>
+          <w:color w:val="FF0000"/>
+          <w:sz w:val="24"/>
+        </w:rPr>
+        <w:t xml:space="preserve"> </w:t>
+      </w:r>
+      <w:r>
+        <w:rPr>
+          <w:rFonts w:ascii="Times New Roman" w:hAnsi="Times New Roman"/>
+          <w:sz w:val="24"/>
+        </w:rPr>
+        <w:t>Амінь.</w:t>
+      </w:r>
+    </w:p>
+    <w:p>
+      <w:pPr>
+        <w:spacing w:after="120"/>
+        <w:jc w:val="both"/>
+      </w:pPr>
+    </w:p>
+    <w:p>
+      <w:pPr>
+        <w:spacing w:after="120"/>
+      </w:pPr>
+      <w:r>
+        <w:rPr>
+          <w:rFonts w:ascii="Times New Roman" w:hAnsi="Times New Roman"/>
+          <w:i/>
+          <w:color w:val="FF0000"/>
+          <w:sz w:val="24"/>
+        </w:rPr>
+        <w:t xml:space="preserve">Кондак (г. 5): </w:t>
+      </w:r>
+      <w:r>
+        <w:rPr>
+          <w:rFonts w:ascii="Times New Roman" w:hAnsi="Times New Roman"/>
+          <w:sz w:val="24"/>
+        </w:rPr>
+        <w:t>До а́ду, Спа́се мій, зійшо́в Ти* і врата́ сокруши́в як всеси́льний,* уме́рлих як Творе́ць воскреси́в з Собо́ю* і сме́рти жа́ло сокруши́в,* і Ада́м від прокля́ття ви́зволився, Людинолю́бче.* Тому́ всі зове́мо: Спаси́ нас, Го́споди.</w:t>
+      </w:r>
+    </w:p>
+    <w:p>
+      <w:pPr>
+        <w:spacing w:after="120"/>
+        <w:jc w:val="both"/>
+      </w:pPr>
+    </w:p>
+    <w:p>
+      <w:pPr>
+        <w:pStyle w:val="Heading3"/>
+        <w:spacing w:after="120"/>
+        <w:jc w:val="center"/>
+      </w:pPr>
+      <w:r>
+        <w:rPr>
+          <w:rFonts w:ascii="Times New Roman" w:hAnsi="Times New Roman"/>
+          <w:b/>
+          <w:color w:val="FF0000"/>
+        </w:rPr>
+        <w:t xml:space="preserve">Пісня </w:t>
+      </w:r>
+      <w:r>
+        <w:rPr>
+          <w:rFonts w:ascii="Times New Roman" w:hAnsi="Times New Roman"/>
+          <w:b/>
+          <w:color w:val="FF0000"/>
+        </w:rPr>
+        <w:t>7</w:t>
+      </w:r>
+    </w:p>
+    <w:p>
+      <w:pPr>
+        <w:spacing w:after="120"/>
+        <w:jc w:val="both"/>
+      </w:pPr>
+      <w:r>
+        <w:rPr>
+          <w:rFonts w:ascii="Times New Roman" w:hAnsi="Times New Roman"/>
+          <w:i/>
+          <w:color w:val="FF0000"/>
+          <w:sz w:val="24"/>
+        </w:rPr>
+        <w:t>Ірмос (г. 5):</w:t>
+      </w:r>
+      <w:r>
+        <w:rPr>
+          <w:rFonts w:ascii="Times New Roman" w:hAnsi="Times New Roman"/>
+          <w:b/>
+          <w:color w:val="FF0000"/>
+          <w:sz w:val="24"/>
+        </w:rPr>
+        <w:t xml:space="preserve"> </w:t>
+      </w:r>
+      <w:r>
+        <w:rPr>
+          <w:rFonts w:ascii="Times New Roman" w:hAnsi="Times New Roman"/>
+          <w:b/>
+          <w:sz w:val="24"/>
+        </w:rPr>
+        <w:t>Преславний батьків Господь полум'я загасив і юнаків зросив,* що однодушно співали: Боже, ти благословенний!</w:t>
+      </w:r>
+    </w:p>
+    <w:p>
+      <w:pPr>
+        <w:spacing w:after="120"/>
+        <w:jc w:val="both"/>
+      </w:pPr>
+      <w:r>
+        <w:rPr>
+          <w:rFonts w:ascii="Times New Roman" w:hAnsi="Times New Roman"/>
+          <w:i/>
+          <w:color w:val="FF0000"/>
+          <w:sz w:val="24"/>
+        </w:rPr>
+        <w:t>Приспів:</w:t>
+      </w:r>
+      <w:r>
+        <w:rPr>
+          <w:rFonts w:ascii="Times New Roman" w:hAnsi="Times New Roman"/>
+          <w:i/>
+          <w:sz w:val="24"/>
+        </w:rPr>
+        <w:t xml:space="preserve"> </w:t>
+      </w:r>
+      <w:r>
+        <w:rPr>
+          <w:rFonts w:ascii="Times New Roman" w:hAnsi="Times New Roman"/>
+          <w:sz w:val="24"/>
+          <w:u w:val="single"/>
+        </w:rPr>
+        <w:t>Слава, Господи, святому Воскресінню Твоєму.</w:t>
+      </w:r>
+    </w:p>
+    <w:p>
+      <w:pPr>
+        <w:spacing w:after="120"/>
+        <w:jc w:val="both"/>
+      </w:pPr>
+      <w:r>
+        <w:rPr>
+          <w:rFonts w:ascii="Times New Roman" w:hAnsi="Times New Roman"/>
+          <w:sz w:val="24"/>
+        </w:rPr>
+        <w:t>Одягши на Себе тіло, як принаду на вудку, Ти Божественною силою Твоєю змія вниз стягнув, підносячи до гори тих, що співають: «Боже, благословен єси».</w:t>
+      </w:r>
+    </w:p>
+    <w:p>
+      <w:pPr>
+        <w:spacing w:after="120"/>
+        <w:jc w:val="both"/>
+      </w:pPr>
+      <w:r>
+        <w:rPr>
+          <w:rFonts w:ascii="Times New Roman" w:hAnsi="Times New Roman"/>
+          <w:i/>
+          <w:color w:val="FF0000"/>
+          <w:sz w:val="24"/>
+        </w:rPr>
+        <w:t>Приспів:</w:t>
+      </w:r>
+      <w:r>
+        <w:rPr>
+          <w:rFonts w:ascii="Times New Roman" w:hAnsi="Times New Roman"/>
+          <w:i/>
+          <w:sz w:val="24"/>
+        </w:rPr>
+        <w:t xml:space="preserve"> </w:t>
+      </w:r>
+      <w:r>
+        <w:rPr>
+          <w:rFonts w:ascii="Times New Roman" w:hAnsi="Times New Roman"/>
+          <w:sz w:val="24"/>
+          <w:u w:val="single"/>
+        </w:rPr>
+        <w:t>Слава, Господи, святому Воскресінню Твоєму.</w:t>
+      </w:r>
+    </w:p>
+    <w:p>
+      <w:pPr>
+        <w:spacing w:after="120"/>
+        <w:jc w:val="both"/>
+      </w:pPr>
+      <w:r>
+        <w:rPr>
+          <w:rFonts w:ascii="Times New Roman" w:hAnsi="Times New Roman"/>
+          <w:sz w:val="24"/>
+        </w:rPr>
+        <w:t>Невмістимого, що незмірний склад землі сотворив, у гробі тілом ховають; Йому всі ми співаємо: «Боже, благословен єси».</w:t>
+      </w:r>
+    </w:p>
+    <w:p>
+      <w:pPr>
+        <w:spacing w:after="120"/>
+        <w:jc w:val="both"/>
+      </w:pPr>
+      <w:r>
+        <w:rPr>
+          <w:rFonts w:ascii="Times New Roman" w:hAnsi="Times New Roman"/>
+          <w:b/>
+          <w:sz w:val="24"/>
+        </w:rPr>
+        <w:t>Слава і нині</w:t>
+      </w:r>
+      <w:r>
+        <w:rPr>
+          <w:rFonts w:ascii="Times New Roman" w:hAnsi="Times New Roman"/>
+          <w:sz w:val="24"/>
+        </w:rPr>
+        <w:t xml:space="preserve">: </w:t>
+      </w:r>
+      <w:r>
+        <w:rPr>
+          <w:rFonts w:ascii="Times New Roman" w:hAnsi="Times New Roman"/>
+          <w:i/>
+          <w:color w:val="FF0000"/>
+          <w:sz w:val="24"/>
+        </w:rPr>
+        <w:t>Богородичний:</w:t>
+      </w:r>
+      <w:r>
+        <w:rPr>
+          <w:rFonts w:ascii="Times New Roman" w:hAnsi="Times New Roman"/>
+          <w:sz w:val="24"/>
+        </w:rPr>
+        <w:t xml:space="preserve"> Ти, Всенепорочна, Єдину Іпостась у двох природах, втіленого Бога породила; Йому всі співаємо: «Боже, благословен єси».</w:t>
+      </w:r>
+    </w:p>
+    <w:p>
+      <w:pPr>
+        <w:spacing w:after="120"/>
+        <w:jc w:val="both"/>
+      </w:pPr>
+    </w:p>
+    <w:p>
+      <w:pPr>
+        <w:pStyle w:val="Heading3"/>
+        <w:spacing w:after="120"/>
+        <w:jc w:val="center"/>
+      </w:pPr>
+      <w:r>
+        <w:rPr>
+          <w:rFonts w:ascii="Times New Roman" w:hAnsi="Times New Roman"/>
+          <w:b/>
+          <w:color w:val="FF0000"/>
+        </w:rPr>
+        <w:t xml:space="preserve">Пісня </w:t>
+      </w:r>
+      <w:r>
+        <w:rPr>
+          <w:rFonts w:ascii="Times New Roman" w:hAnsi="Times New Roman"/>
+          <w:b/>
+          <w:color w:val="FF0000"/>
+        </w:rPr>
+        <w:t>8</w:t>
+      </w:r>
+    </w:p>
+    <w:p>
+      <w:pPr>
+        <w:spacing w:after="120"/>
+        <w:jc w:val="both"/>
+      </w:pPr>
+      <w:r>
+        <w:rPr>
+          <w:rFonts w:ascii="Times New Roman" w:hAnsi="Times New Roman"/>
+          <w:i/>
+          <w:color w:val="FF0000"/>
+          <w:sz w:val="24"/>
+        </w:rPr>
+        <w:t>Ірмос (г. 5):</w:t>
+      </w:r>
+      <w:r>
+        <w:rPr>
+          <w:rFonts w:ascii="Times New Roman" w:hAnsi="Times New Roman"/>
+          <w:b/>
+          <w:color w:val="FF0000"/>
+          <w:sz w:val="24"/>
+        </w:rPr>
+        <w:t xml:space="preserve"> </w:t>
+      </w:r>
+      <w:r>
+        <w:rPr>
+          <w:rFonts w:ascii="Times New Roman" w:hAnsi="Times New Roman"/>
+          <w:b/>
+          <w:sz w:val="24"/>
+        </w:rPr>
+        <w:t>Тобі, Творче всього, у печі юнаки, всесвітній хор склавши, співали:* Всі створіння, Господа славте й вихваляйте по всі віки!</w:t>
+      </w:r>
+    </w:p>
+    <w:p>
+      <w:pPr>
+        <w:spacing w:after="120"/>
+        <w:jc w:val="both"/>
+      </w:pPr>
+      <w:r>
+        <w:rPr>
+          <w:rFonts w:ascii="Times New Roman" w:hAnsi="Times New Roman"/>
+          <w:i/>
+          <w:color w:val="FF0000"/>
+          <w:sz w:val="24"/>
+        </w:rPr>
+        <w:t>Приспів:</w:t>
+      </w:r>
+      <w:r>
+        <w:rPr>
+          <w:rFonts w:ascii="Times New Roman" w:hAnsi="Times New Roman"/>
+          <w:i/>
+          <w:sz w:val="24"/>
+        </w:rPr>
+        <w:t xml:space="preserve"> </w:t>
+      </w:r>
+      <w:r>
+        <w:rPr>
+          <w:rFonts w:ascii="Times New Roman" w:hAnsi="Times New Roman"/>
+          <w:sz w:val="24"/>
+          <w:u w:val="single"/>
+        </w:rPr>
+        <w:t>Слава, Господи, святому Воскресінню Твоєму.</w:t>
+      </w:r>
+    </w:p>
+    <w:p>
+      <w:pPr>
+        <w:spacing w:after="120"/>
+        <w:jc w:val="both"/>
+      </w:pPr>
+      <w:r>
+        <w:rPr>
+          <w:rFonts w:ascii="Times New Roman" w:hAnsi="Times New Roman"/>
+          <w:sz w:val="24"/>
+        </w:rPr>
+        <w:t>Ти, Христе, за добровільну чашу спасенних страждань, ніби невільну, помолився, Ти бо дві волі двом єствам властиві носиш повік.</w:t>
+      </w:r>
+    </w:p>
+    <w:p>
+      <w:pPr>
+        <w:spacing w:after="120"/>
+        <w:jc w:val="both"/>
+      </w:pPr>
+      <w:r>
+        <w:rPr>
+          <w:rFonts w:ascii="Times New Roman" w:hAnsi="Times New Roman"/>
+          <w:i/>
+          <w:color w:val="FF0000"/>
+          <w:sz w:val="24"/>
+        </w:rPr>
+        <w:t>Приспів:</w:t>
+      </w:r>
+      <w:r>
+        <w:rPr>
+          <w:rFonts w:ascii="Times New Roman" w:hAnsi="Times New Roman"/>
+          <w:i/>
+          <w:sz w:val="24"/>
+        </w:rPr>
+        <w:t xml:space="preserve"> </w:t>
+      </w:r>
+      <w:r>
+        <w:rPr>
+          <w:rFonts w:ascii="Times New Roman" w:hAnsi="Times New Roman"/>
+          <w:sz w:val="24"/>
+          <w:u w:val="single"/>
+        </w:rPr>
+        <w:t>Слава, Господи, святому Воскресінню Твоєму.</w:t>
+      </w:r>
+    </w:p>
+    <w:p>
+      <w:pPr>
+        <w:spacing w:after="120"/>
+        <w:jc w:val="both"/>
+      </w:pPr>
+      <w:r>
+        <w:rPr>
+          <w:rFonts w:ascii="Times New Roman" w:hAnsi="Times New Roman"/>
+          <w:sz w:val="24"/>
+        </w:rPr>
+        <w:t>Ад, осміяний всемогутнім зшестям Твоїм, Христе, повернув всіх, що їх колись омана умертвила, які прославляють Тебе по всі віки.</w:t>
+      </w:r>
+    </w:p>
+    <w:p>
+      <w:pPr>
+        <w:spacing w:after="120"/>
+        <w:jc w:val="both"/>
+      </w:pPr>
+      <w:r>
+        <w:rPr>
+          <w:rFonts w:ascii="Times New Roman" w:hAnsi="Times New Roman"/>
+          <w:b/>
+          <w:sz w:val="24"/>
+        </w:rPr>
+        <w:t>Благословім Отця, і Сина, і Святого Духа – Господа завжди, нині і повсякчас  і на віки віків.</w:t>
+      </w:r>
+    </w:p>
+    <w:p>
+      <w:pPr>
+        <w:spacing w:after="120"/>
+        <w:jc w:val="both"/>
+      </w:pPr>
+      <w:r>
+        <w:rPr>
+          <w:rFonts w:ascii="Times New Roman" w:hAnsi="Times New Roman"/>
+          <w:i/>
+          <w:color w:val="FF0000"/>
+          <w:sz w:val="24"/>
+        </w:rPr>
+        <w:t>Богородичний:</w:t>
+      </w:r>
+      <w:r>
+        <w:rPr>
+          <w:rFonts w:ascii="Times New Roman" w:hAnsi="Times New Roman"/>
+          <w:sz w:val="24"/>
+        </w:rPr>
+        <w:t xml:space="preserve"> Тебе, Діво, що для розуму незбагненно, а за Писанням, як Богочоловіка, Господа породила і Дівою зосталася, всі творіння благословимо й прославляємо по всі віки.</w:t>
+      </w:r>
+    </w:p>
+    <w:p>
+      <w:pPr>
+        <w:spacing w:after="120"/>
+        <w:jc w:val="both"/>
+      </w:pPr>
+    </w:p>
+    <w:p>
+      <w:pPr>
+        <w:pStyle w:val="Heading3"/>
+        <w:spacing w:after="120"/>
+        <w:jc w:val="center"/>
+      </w:pPr>
+      <w:r>
+        <w:rPr>
+          <w:rFonts w:ascii="Times New Roman" w:hAnsi="Times New Roman"/>
+          <w:b/>
+          <w:i/>
+          <w:color w:val="FF0000"/>
+        </w:rPr>
+        <w:t>Пісня Богородиці</w:t>
+      </w:r>
+    </w:p>
+    <w:p>
+      <w:pPr>
+        <w:spacing w:after="120"/>
+        <w:jc w:val="both"/>
+      </w:pPr>
+      <w:r>
+        <w:rPr>
+          <w:rFonts w:ascii="Times New Roman" w:hAnsi="Times New Roman"/>
+          <w:sz w:val="24"/>
+        </w:rPr>
+        <w:t>Богородицю і Матір Світла піснями звеличаймо.</w:t>
+      </w:r>
+    </w:p>
+    <w:p>
+      <w:pPr>
+        <w:spacing w:after="120"/>
+        <w:jc w:val="both"/>
+      </w:pPr>
+      <w:r>
+        <w:rPr>
+          <w:rFonts w:ascii="Times New Roman" w:hAnsi="Times New Roman"/>
+          <w:i/>
+          <w:color w:val="FF0000"/>
+          <w:sz w:val="24"/>
+        </w:rPr>
+        <w:t>Вірні:</w:t>
+      </w:r>
+      <w:r>
+        <w:rPr>
+          <w:rFonts w:ascii="Times New Roman" w:hAnsi="Times New Roman"/>
+          <w:sz w:val="24"/>
+        </w:rPr>
+        <w:t xml:space="preserve"> Величає душа моя Господа,* і дух мій радіє в Бозі, Спасі моїм.</w:t>
+      </w:r>
+    </w:p>
+    <w:p>
+      <w:pPr>
+        <w:spacing w:after="120"/>
+        <w:jc w:val="both"/>
+      </w:pPr>
+      <w:r>
+        <w:rPr>
+          <w:rFonts w:ascii="Times New Roman" w:hAnsi="Times New Roman"/>
+          <w:sz w:val="24"/>
+        </w:rPr>
+        <w:t xml:space="preserve">Чеснішу від херувимів,* і незрівнянно славнішу від серафимів,* що без зотління Бога Слово породила,* сущу Богородицю, тебе величаємо. </w:t>
+      </w:r>
+      <w:r>
+        <w:rPr>
+          <w:rFonts w:ascii="Times New Roman" w:hAnsi="Times New Roman"/>
+          <w:i/>
+          <w:color w:val="FF0000"/>
+          <w:sz w:val="24"/>
+        </w:rPr>
+        <w:t>(після кожного стиха)</w:t>
+      </w:r>
+      <w:r>
+        <w:rPr>
+          <w:rFonts w:ascii="Times New Roman" w:hAnsi="Times New Roman"/>
+          <w:sz w:val="24"/>
+        </w:rPr>
+        <w:t>.</w:t>
+      </w:r>
+    </w:p>
+    <w:p>
+      <w:pPr>
+        <w:spacing w:after="120"/>
+        <w:jc w:val="both"/>
+      </w:pPr>
+      <w:r>
+        <w:rPr>
+          <w:rFonts w:ascii="Times New Roman" w:hAnsi="Times New Roman"/>
+          <w:sz w:val="24"/>
+        </w:rPr>
+        <w:t>Бо він зглянувся на покору слугині своєї,* ось бо віднині ублажатимуть мене всі роди.</w:t>
+      </w:r>
+    </w:p>
+    <w:p>
+      <w:pPr>
+        <w:spacing w:after="120"/>
+        <w:jc w:val="both"/>
+      </w:pPr>
+      <w:r>
+        <w:rPr>
+          <w:rFonts w:ascii="Times New Roman" w:hAnsi="Times New Roman"/>
+          <w:sz w:val="24"/>
+        </w:rPr>
+        <w:t>Велике бо вчинив мені Всемогутній, і святе ім'я його.* Милосердя його з роду в рід на тих, які бояться його.</w:t>
+      </w:r>
+    </w:p>
+    <w:p>
+      <w:pPr>
+        <w:spacing w:after="120"/>
+        <w:jc w:val="both"/>
+      </w:pPr>
+      <w:r>
+        <w:rPr>
+          <w:rFonts w:ascii="Times New Roman" w:hAnsi="Times New Roman"/>
+          <w:sz w:val="24"/>
+        </w:rPr>
+        <w:t>Він виявив потугу рамени свого,* розвіяв гордих у задумах їхніх сердець.</w:t>
+      </w:r>
+    </w:p>
+    <w:p>
+      <w:pPr>
+        <w:spacing w:after="120"/>
+        <w:jc w:val="both"/>
+      </w:pPr>
+      <w:r>
+        <w:rPr>
+          <w:rFonts w:ascii="Times New Roman" w:hAnsi="Times New Roman"/>
+          <w:sz w:val="24"/>
+        </w:rPr>
+        <w:t>Могутніх скинув з престолів, підняв угору смиренних;* наситив благами голодних, багатих же відіслав з порожніми руками.</w:t>
+      </w:r>
+    </w:p>
+    <w:p>
+      <w:pPr>
+        <w:spacing w:after="120"/>
+        <w:jc w:val="both"/>
+      </w:pPr>
+      <w:r>
+        <w:rPr>
+          <w:rFonts w:ascii="Times New Roman" w:hAnsi="Times New Roman"/>
+          <w:sz w:val="24"/>
+        </w:rPr>
+        <w:t>Він пригорнув Ізраїля, слугу свого, згадавши своє милосердя,* як обіцяв був батькам нашим – Авраамові і його потомству повіки.</w:t>
+      </w:r>
+    </w:p>
+    <w:p>
+      <w:pPr>
+        <w:spacing w:after="120"/>
+      </w:pPr>
+    </w:p>
+    <w:p>
+      <w:pPr>
+        <w:pStyle w:val="Heading3"/>
+        <w:spacing w:after="120"/>
+        <w:jc w:val="center"/>
+      </w:pPr>
+      <w:r>
+        <w:rPr>
+          <w:rFonts w:ascii="Times New Roman" w:hAnsi="Times New Roman"/>
+          <w:b/>
+          <w:color w:val="FF0000"/>
+        </w:rPr>
         <w:t>Пісня 9</w:t>
       </w:r>
     </w:p>
@@ -13449,11 +13775,12 @@
           <w:color w:val="FF0000"/>
           <w:sz w:val="24"/>
         </w:rPr>
-        <w:t>Ірмос:</w:t>
-      </w:r>
-      <w:r>
-        <w:rPr>
-          <w:rFonts w:ascii="Times New Roman" w:hAnsi="Times New Roman"/>
+        <w:t>Ірмос (г. 5):</w:t>
+      </w:r>
+      <w:r>
+        <w:rPr>
+          <w:rFonts w:ascii="Times New Roman" w:hAnsi="Times New Roman"/>
+          <w:b/>
           <w:color w:val="FF0000"/>
           <w:sz w:val="24"/>
         </w:rPr>
@@ -13465,7 +13792,15 @@
           <w:b/>
           <w:sz w:val="24"/>
         </w:rPr>
-        <w:t>Ісає, ликуй!* Діва зачала в лоні й породила Сина Еммануїла, Бога й чоловіка*, а Схід − ім'я йому.* Його величаючи, Діву прославляємо.</w:t>
+        <w:t xml:space="preserve">Ісає, ликуй!* Діва зачала в лоні й породила Сина Еммануїла, Бога й чоловіка*, а Схід − ім'я йому.* </w:t>
+      </w:r>
+      <w:r>
+        <w:rPr>
+          <w:rFonts w:ascii="Times New Roman" w:hAnsi="Times New Roman"/>
+          <w:b/>
+          <w:sz w:val="24"/>
+        </w:rPr>
+        <w:t>Його величаючи, Діву прославляємо.</w:t>
       </w:r>
     </w:p>
     <w:p>
@@ -13480,7 +13815,16 @@
           <w:color w:val="FF0000"/>
           <w:sz w:val="24"/>
         </w:rPr>
-        <w:t>Стих:</w:t>
+        <w:t>Приспів</w:t>
+      </w:r>
+      <w:r>
+        <w:rPr>
+          <w:rFonts w:ascii="Times New Roman" w:hAnsi="Times New Roman"/>
+          <w:i/>
+          <w:color w:val="FF0000"/>
+          <w:sz w:val="24"/>
+        </w:rPr>
+        <w:t>:</w:t>
       </w:r>
       <w:r>
         <w:rPr>
@@ -14558,7 +14902,14 @@
           <w:rFonts w:ascii="Times New Roman" w:hAnsi="Times New Roman"/>
           <w:sz w:val="24"/>
         </w:rPr>
-        <w:t>Господи, хто вискаже твої світлі чудеса?* Або хто розповість про твої дивні таємниці?* Ставши заради нас людиною, як сам цього бажав,* ти появив потугу твоєї влади.* Хрестом бо твоїм розбійникові відчинив ти рай,* а погребенням розбив адські засуви,* воскресінням же твоїм усе ти збагатив.* Добросердий Господи, − слава тобі!</w:t>
+        <w:t xml:space="preserve">Господи, хто вискаже твої світлі чудеса?* Або хто розповість про твої дивні таємниці?* Ставши заради нас людиною, як сам цього бажав,* ти появив потугу твоєї влади.* Хрестом </w:t>
+      </w:r>
+      <w:r>
+        <w:rPr>
+          <w:rFonts w:ascii="Times New Roman" w:hAnsi="Times New Roman"/>
+          <w:sz w:val="24"/>
+        </w:rPr>
+        <w:t>бо твоїм розбійникові відчинив ти рай,* а погребенням розбив адські засуви,* воскресінням же твоїм усе ти збагатив.* Добросердий Господи, − слава тобі!</w:t>
       </w:r>
     </w:p>
     <w:p>
@@ -14646,14 +14997,7 @@
           <w:rFonts w:ascii="Times New Roman" w:hAnsi="Times New Roman"/>
           <w:sz w:val="24"/>
         </w:rPr>
-        <w:t xml:space="preserve">Сторожі гробу, що Бога прийняв, говорили юдеям:* Ви, що за своєю нерозумною радою замислили встерегти Безконечного,* даремно трудилися,* бо, бажаючи закрити воскресіння Розп'ятого, ясно його виявили.* О, ваше марнославне зборище!* Чому знову задумуєте втаїти те, чого втаїти не можна?* Краще послухайте нас* і відважтеся повірити в те, що справді сталося:* Ангел світлоносний злетів з неба і відвалив камінь,* а ми зі страху немовби завмерли.* Він, озвавшись до сміливих мироносиць, сказав жінкам:* Чи не бачите, </w:t>
-      </w:r>
-      <w:r>
-        <w:rPr>
-          <w:rFonts w:ascii="Times New Roman" w:hAnsi="Times New Roman"/>
-          <w:sz w:val="24"/>
-        </w:rPr>
-        <w:t>що вартові омертвіли,* що зламані печаті й порожній ад?* Чому шукаєте, як мерця, того,* що знищив адову силу і зломив смертне жало?* Біжіть хутко й відважно подайте апостолам вістку про воскресіння,* звіщаючи: Воістину воскрес Господь,* що має велику милість.</w:t>
+        <w:t>Сторожі гробу, що Бога прийняв, говорили юдеям:* Ви, що за своєю нерозумною радою замислили встерегти Безконечного,* даремно трудилися,* бо, бажаючи закрити воскресіння Розп'ятого, ясно його виявили.* О, ваше марнославне зборище!* Чому знову задумуєте втаїти те, чого втаїти не можна?* Краще послухайте нас* і відважтеся повірити в те, що справді сталося:* Ангел світлоносний злетів з неба і відвалив камінь,* а ми зі страху немовби завмерли.* Він, озвавшись до сміливих мироносиць, сказав жінкам:* Чи не бачите, що вартові омертвіли,* що зламані печаті й порожній ад?* Чому шукаєте, як мерця, того,* що знищив адову силу і зломив смертне жало?* Біжіть хутко й відважно подайте апостолам вістку про воскресіння,* звіщаючи: Воістину воскрес Господь,* що має велику милість.</w:t>
       </w:r>
     </w:p>
     <w:p>

--- a/flow/20230914_vu_template/01-Октоїх-new/Глас_5/5-НД-.docx
+++ b/flow/20230914_vu_template/01-Октоїх-new/Глас_5/5-НД-.docx
@@ -6052,11 +6052,6 @@
     </w:p>
     <w:p>
       <w:pPr>
-        <w:spacing w:after="120"/>
-      </w:pPr>
-    </w:p>
-    <w:p>
-      <w:pPr>
         <w:pStyle w:val="Heading3"/>
         <w:spacing w:after="120"/>
         <w:jc w:val="center"/>
@@ -6074,7 +6069,6 @@
     <w:p>
       <w:pPr>
         <w:spacing w:after="120"/>
-        <w:jc w:val="both"/>
       </w:pPr>
       <w:r>
         <w:rPr>
@@ -6083,26 +6077,43 @@
           <w:color w:val="FF0000"/>
           <w:sz w:val="24"/>
         </w:rPr>
-        <w:t xml:space="preserve">(г. 6): </w:t>
-      </w:r>
-      <w:r>
-        <w:rPr>
-          <w:rFonts w:ascii="Times New Roman" w:hAnsi="Times New Roman"/>
-          <w:sz w:val="24"/>
-        </w:rPr>
-        <w:t>Воскресіння твоє, Христе Спасе,* ангели оспівують на небесах,* і нас на землі сподоби чистим серцем* тебе співом прославляти.</w:t>
-      </w:r>
-    </w:p>
-    <w:p>
-      <w:pPr>
-        <w:spacing w:after="120"/>
-        <w:jc w:val="both"/>
-      </w:pPr>
-    </w:p>
-    <w:p>
-      <w:pPr>
-        <w:spacing w:after="120"/>
-        <w:jc w:val="both"/>
+        <w:t>(г. 6):</w:t>
+      </w:r>
+      <w:r>
+        <w:rPr>
+          <w:rFonts w:ascii="Times New Roman" w:hAnsi="Times New Roman"/>
+          <w:sz w:val="24"/>
+        </w:rPr>
+        <w:t xml:space="preserve"> </w:t>
+      </w:r>
+      <w:r>
+        <w:rPr>
+          <w:rFonts w:ascii="Times New Roman" w:hAnsi="Times New Roman"/>
+          <w:sz w:val="24"/>
+        </w:rPr>
+        <w:t>Воскресі́ння Твоє́, Хри́сте Спа́се,* а́нгели оспі́вують на небеса́х,* і нас на землі́ сподо́би чи́стим се́рцем* Тебе́ спі́вом прославля́ти.</w:t>
+      </w:r>
+    </w:p>
+    <w:p>
+      <w:pPr>
+        <w:spacing w:after="120"/>
+        <w:jc w:val="both"/>
+      </w:pPr>
+    </w:p>
+    <w:p>
+      <w:pPr>
+        <w:spacing w:after="120"/>
+        <w:jc w:val="both"/>
+      </w:pPr>
+      <w:r>
+        <w:rPr>
+          <w:rFonts w:ascii="Times New Roman" w:hAnsi="Times New Roman"/>
+        </w:rPr>
+      </w:r>
+    </w:p>
+    <w:p>
+      <w:pPr>
+        <w:spacing w:after="120"/>
       </w:pPr>
       <w:r>
         <w:rPr>
@@ -16712,11 +16723,6 @@
     </w:p>
     <w:p>
       <w:pPr>
-        <w:spacing w:after="120"/>
-      </w:pPr>
-    </w:p>
-    <w:p>
-      <w:pPr>
         <w:pStyle w:val="Heading3"/>
         <w:jc w:val="center"/>
       </w:pPr>
@@ -16749,196 +16755,7 @@
           <w:rFonts w:ascii="Times New Roman" w:hAnsi="Times New Roman"/>
           <w:sz w:val="24"/>
         </w:rPr>
-        <w:t xml:space="preserve"> </w:t>
-      </w:r>
-      <w:r>
-        <w:rPr>
-          <w:rFonts w:ascii="Times New Roman" w:hAnsi="Times New Roman"/>
-          <w:sz w:val="24"/>
-        </w:rPr>
-        <w:t>Воскресі́ння</w:t>
-      </w:r>
-      <w:r>
-        <w:rPr>
-          <w:rFonts w:ascii="Times New Roman" w:hAnsi="Times New Roman"/>
-          <w:sz w:val="24"/>
-        </w:rPr>
-        <w:t xml:space="preserve"> </w:t>
-      </w:r>
-      <w:r>
-        <w:rPr>
-          <w:rFonts w:ascii="Times New Roman" w:hAnsi="Times New Roman"/>
-          <w:sz w:val="24"/>
-        </w:rPr>
-        <w:t>Твоє</w:t>
-      </w:r>
-      <w:r>
-        <w:rPr>
-          <w:rFonts w:ascii="Times New Roman" w:hAnsi="Times New Roman"/>
-          <w:sz w:val="24"/>
-        </w:rPr>
-        <w:t xml:space="preserve">́, </w:t>
-      </w:r>
-      <w:r>
-        <w:rPr>
-          <w:rFonts w:ascii="Times New Roman" w:hAnsi="Times New Roman"/>
-          <w:sz w:val="24"/>
-        </w:rPr>
-        <w:t>Хри́сте</w:t>
-      </w:r>
-      <w:r>
-        <w:rPr>
-          <w:rFonts w:ascii="Times New Roman" w:hAnsi="Times New Roman"/>
-          <w:sz w:val="24"/>
-        </w:rPr>
-        <w:t xml:space="preserve"> </w:t>
-      </w:r>
-      <w:r>
-        <w:rPr>
-          <w:rFonts w:ascii="Times New Roman" w:hAnsi="Times New Roman"/>
-          <w:sz w:val="24"/>
-        </w:rPr>
-        <w:t>Спа́се</w:t>
-      </w:r>
-      <w:r>
-        <w:rPr>
-          <w:rFonts w:ascii="Times New Roman" w:hAnsi="Times New Roman"/>
-          <w:sz w:val="24"/>
-        </w:rPr>
-        <w:t>,*</w:t>
-      </w:r>
-      <w:r>
-        <w:rPr>
-          <w:rFonts w:ascii="Times New Roman" w:hAnsi="Times New Roman"/>
-          <w:sz w:val="24"/>
-        </w:rPr>
-        <w:t xml:space="preserve"> </w:t>
-      </w:r>
-      <w:r>
-        <w:rPr>
-          <w:rFonts w:ascii="Times New Roman" w:hAnsi="Times New Roman"/>
-          <w:sz w:val="24"/>
-        </w:rPr>
-        <w:t>а́нгели</w:t>
-      </w:r>
-      <w:r>
-        <w:rPr>
-          <w:rFonts w:ascii="Times New Roman" w:hAnsi="Times New Roman"/>
-          <w:sz w:val="24"/>
-        </w:rPr>
-        <w:t xml:space="preserve"> </w:t>
-      </w:r>
-      <w:r>
-        <w:rPr>
-          <w:rFonts w:ascii="Times New Roman" w:hAnsi="Times New Roman"/>
-          <w:sz w:val="24"/>
-        </w:rPr>
-        <w:t>оспі́вують</w:t>
-      </w:r>
-      <w:r>
-        <w:rPr>
-          <w:rFonts w:ascii="Times New Roman" w:hAnsi="Times New Roman"/>
-          <w:sz w:val="24"/>
-        </w:rPr>
-        <w:t xml:space="preserve"> на </w:t>
-      </w:r>
-      <w:r>
-        <w:rPr>
-          <w:rFonts w:ascii="Times New Roman" w:hAnsi="Times New Roman"/>
-          <w:sz w:val="24"/>
-        </w:rPr>
-        <w:t>небеса́х</w:t>
-      </w:r>
-      <w:r>
-        <w:rPr>
-          <w:rFonts w:ascii="Times New Roman" w:hAnsi="Times New Roman"/>
-          <w:sz w:val="24"/>
-        </w:rPr>
-        <w:t xml:space="preserve">,* і нас на </w:t>
-      </w:r>
-      <w:r>
-        <w:rPr>
-          <w:rFonts w:ascii="Times New Roman" w:hAnsi="Times New Roman"/>
-          <w:sz w:val="24"/>
-        </w:rPr>
-        <w:t>землі</w:t>
-      </w:r>
-      <w:r>
-        <w:rPr>
-          <w:rFonts w:ascii="Times New Roman" w:hAnsi="Times New Roman"/>
-          <w:sz w:val="24"/>
-        </w:rPr>
-        <w:t xml:space="preserve">́ </w:t>
-      </w:r>
-      <w:r>
-        <w:rPr>
-          <w:rFonts w:ascii="Times New Roman" w:hAnsi="Times New Roman"/>
-          <w:sz w:val="24"/>
-        </w:rPr>
-        <w:t>сподо́би</w:t>
-      </w:r>
-      <w:r>
-        <w:rPr>
-          <w:rFonts w:ascii="Times New Roman" w:hAnsi="Times New Roman"/>
-          <w:sz w:val="24"/>
-        </w:rPr>
-        <w:t xml:space="preserve"> </w:t>
-      </w:r>
-      <w:r>
-        <w:rPr>
-          <w:rFonts w:ascii="Times New Roman" w:hAnsi="Times New Roman"/>
-          <w:sz w:val="24"/>
-        </w:rPr>
-        <w:t>чи́стим</w:t>
-      </w:r>
-      <w:r>
-        <w:rPr>
-          <w:rFonts w:ascii="Times New Roman" w:hAnsi="Times New Roman"/>
-          <w:sz w:val="24"/>
-        </w:rPr>
-        <w:t xml:space="preserve"> </w:t>
-      </w:r>
-      <w:r>
-        <w:rPr>
-          <w:rFonts w:ascii="Times New Roman" w:hAnsi="Times New Roman"/>
-          <w:sz w:val="24"/>
-        </w:rPr>
-        <w:t>се́рцем</w:t>
-      </w:r>
-      <w:r>
-        <w:rPr>
-          <w:rFonts w:ascii="Times New Roman" w:hAnsi="Times New Roman"/>
-          <w:sz w:val="24"/>
-        </w:rPr>
-        <w:t xml:space="preserve">* Тебе́ </w:t>
-      </w:r>
-      <w:r>
-        <w:rPr>
-          <w:rFonts w:ascii="Times New Roman" w:hAnsi="Times New Roman"/>
-          <w:sz w:val="24"/>
-        </w:rPr>
-        <w:t>спі́вом</w:t>
-      </w:r>
-      <w:r>
-        <w:rPr>
-          <w:rFonts w:ascii="Times New Roman" w:hAnsi="Times New Roman"/>
-          <w:sz w:val="24"/>
-        </w:rPr>
-        <w:t xml:space="preserve"> </w:t>
-      </w:r>
-      <w:r>
-        <w:rPr>
-          <w:rFonts w:ascii="Times New Roman" w:hAnsi="Times New Roman"/>
-          <w:sz w:val="24"/>
-        </w:rPr>
-        <w:t>прославля́ти</w:t>
-      </w:r>
-      <w:r>
-        <w:rPr>
-          <w:rFonts w:ascii="Times New Roman" w:hAnsi="Times New Roman"/>
-          <w:sz w:val="24"/>
-        </w:rPr>
-        <w:t>.</w:t>
+        <w:t xml:space="preserve"> Воскресі́ння Твоє́, Хри́сте Спа́се,* а́нгели оспі́вують на небеса́х,* і нас на землі́ сподо́би чи́стим се́рцем* Тебе́ спі́вом прославля́ти.</w:t>
       </w:r>
     </w:p>
     <w:sectPr>

--- a/flow/20230914_vu_template/01-Октоїх-new/Глас_5/5-НД-.docx
+++ b/flow/20230914_vu_template/01-Октоїх-new/Глас_5/5-НД-.docx
@@ -4563,6 +4563,397 @@
           <w:i/>
           <w:color w:val="FF0000"/>
         </w:rPr>
+        <w:t>Єктенія усильного благання</w:t>
+      </w:r>
+    </w:p>
+    <w:p>
+      <w:pPr>
+        <w:spacing w:after="120"/>
+        <w:jc w:val="both"/>
+      </w:pPr>
+      <w:r>
+        <w:rPr>
+          <w:rFonts w:ascii="Times New Roman" w:hAnsi="Times New Roman"/>
+          <w:sz w:val="24"/>
+        </w:rPr>
+        <w:t>Промовмо всі з усієї душі і з усієї мислі нашої, промовмо.</w:t>
+      </w:r>
+    </w:p>
+    <w:p>
+      <w:pPr>
+        <w:spacing w:after="120"/>
+        <w:jc w:val="both"/>
+      </w:pPr>
+      <w:r>
+        <w:rPr>
+          <w:rFonts w:ascii="Times New Roman" w:hAnsi="Times New Roman"/>
+          <w:i/>
+          <w:color w:val="FF0000"/>
+          <w:sz w:val="24"/>
+        </w:rPr>
+        <w:t>Вірні:</w:t>
+      </w:r>
+      <w:r>
+        <w:rPr>
+          <w:rFonts w:ascii="Times New Roman" w:hAnsi="Times New Roman"/>
+          <w:color w:val="FF0000"/>
+          <w:sz w:val="24"/>
+        </w:rPr>
+        <w:t xml:space="preserve"> </w:t>
+      </w:r>
+      <w:r>
+        <w:rPr>
+          <w:rFonts w:ascii="Times New Roman" w:hAnsi="Times New Roman"/>
+          <w:sz w:val="24"/>
+        </w:rPr>
+        <w:t>Господи, помилуй.</w:t>
+      </w:r>
+    </w:p>
+    <w:p>
+      <w:pPr>
+        <w:spacing w:after="120"/>
+        <w:jc w:val="both"/>
+      </w:pPr>
+      <w:r>
+        <w:rPr>
+          <w:rFonts w:ascii="Times New Roman" w:hAnsi="Times New Roman"/>
+          <w:sz w:val="24"/>
+        </w:rPr>
+        <w:t>Господи, Вседержителю, Боже отців наших, молимось тобі, вислухай і помилуй.</w:t>
+      </w:r>
+    </w:p>
+    <w:p>
+      <w:pPr>
+        <w:spacing w:after="120"/>
+        <w:jc w:val="both"/>
+      </w:pPr>
+      <w:r>
+        <w:rPr>
+          <w:rFonts w:ascii="Times New Roman" w:hAnsi="Times New Roman"/>
+          <w:i/>
+          <w:color w:val="FF0000"/>
+          <w:sz w:val="24"/>
+        </w:rPr>
+        <w:t>Вірні:</w:t>
+      </w:r>
+      <w:r>
+        <w:rPr>
+          <w:rFonts w:ascii="Times New Roman" w:hAnsi="Times New Roman"/>
+          <w:color w:val="FF0000"/>
+          <w:sz w:val="24"/>
+        </w:rPr>
+        <w:t xml:space="preserve"> </w:t>
+      </w:r>
+      <w:r>
+        <w:rPr>
+          <w:rFonts w:ascii="Times New Roman" w:hAnsi="Times New Roman"/>
+          <w:sz w:val="24"/>
+        </w:rPr>
+        <w:t>Господи, помилуй.</w:t>
+      </w:r>
+    </w:p>
+    <w:p>
+      <w:pPr>
+        <w:spacing w:after="120"/>
+      </w:pPr>
+      <w:r>
+        <w:rPr>
+          <w:rFonts w:ascii="Times New Roman" w:hAnsi="Times New Roman"/>
+          <w:sz w:val="24"/>
+        </w:rPr>
+        <w:t>Помилуй нас, Боже, з великої милості Твоєї, молимось Тобі, вислухай і помилуй.</w:t>
+      </w:r>
+    </w:p>
+    <w:p>
+      <w:pPr>
+        <w:spacing w:after="120"/>
+      </w:pPr>
+      <w:r>
+        <w:rPr>
+          <w:rFonts w:ascii="Times New Roman" w:hAnsi="Times New Roman"/>
+          <w:i/>
+          <w:color w:val="FF4400"/>
+          <w:sz w:val="24"/>
+        </w:rPr>
+        <w:t>Вірні:</w:t>
+      </w:r>
+      <w:r>
+        <w:rPr>
+          <w:rFonts w:ascii="Times New Roman" w:hAnsi="Times New Roman"/>
+          <w:sz w:val="24"/>
+        </w:rPr>
+        <w:t xml:space="preserve"> Го́споди, поми́луй. </w:t>
+      </w:r>
+      <w:r>
+        <w:rPr>
+          <w:rFonts w:ascii="Times New Roman" w:hAnsi="Times New Roman"/>
+          <w:i/>
+          <w:color w:val="FF4400"/>
+          <w:sz w:val="24"/>
+        </w:rPr>
+        <w:t>(3 р.)</w:t>
+      </w:r>
+    </w:p>
+    <w:p>
+      <w:pPr>
+        <w:spacing w:after="120"/>
+      </w:pPr>
+      <w:r>
+        <w:rPr>
+          <w:rFonts w:ascii="Times New Roman" w:hAnsi="Times New Roman"/>
+          <w:sz w:val="24"/>
+        </w:rPr>
+        <w:t xml:space="preserve">Ще молимось за святішого вселенського архиєрея Франциска, папу Римського, і за блаженнішого патріярха нашого Святослава, і за преосвященнішого архиєпископа і митрополита нашого кир </w:t>
+      </w:r>
+      <w:r>
+        <w:rPr>
+          <w:rFonts w:ascii="Times New Roman" w:hAnsi="Times New Roman"/>
+          <w:i/>
+          <w:color w:val="FF4400"/>
+          <w:sz w:val="24"/>
+        </w:rPr>
+        <w:t>ім’я</w:t>
+      </w:r>
+      <w:r>
+        <w:rPr>
+          <w:rFonts w:ascii="Times New Roman" w:hAnsi="Times New Roman"/>
+          <w:i/>
+          <w:sz w:val="24"/>
+        </w:rPr>
+        <w:t>,</w:t>
+      </w:r>
+      <w:r>
+        <w:rPr>
+          <w:rFonts w:ascii="Times New Roman" w:hAnsi="Times New Roman"/>
+          <w:sz w:val="24"/>
+        </w:rPr>
+        <w:t xml:space="preserve"> і за боголюбивого єпископа нашого кир </w:t>
+      </w:r>
+      <w:r>
+        <w:rPr>
+          <w:rFonts w:ascii="Times New Roman" w:hAnsi="Times New Roman"/>
+          <w:i/>
+          <w:color w:val="FF4400"/>
+          <w:sz w:val="24"/>
+        </w:rPr>
+        <w:t>ім’я</w:t>
+      </w:r>
+      <w:r>
+        <w:rPr>
+          <w:rFonts w:ascii="Times New Roman" w:hAnsi="Times New Roman"/>
+          <w:i/>
+          <w:sz w:val="24"/>
+        </w:rPr>
+        <w:t>,</w:t>
+      </w:r>
+      <w:r>
+        <w:rPr>
+          <w:rFonts w:ascii="Times New Roman" w:hAnsi="Times New Roman"/>
+          <w:sz w:val="24"/>
+        </w:rPr>
+        <w:t xml:space="preserve"> за тих, що служать і послужили у святім храмі цьому, і за отців наших духовних, і всіх у Христі братів і сестер наших.</w:t>
+      </w:r>
+    </w:p>
+    <w:p>
+      <w:pPr>
+        <w:spacing w:after="120"/>
+      </w:pPr>
+      <w:r>
+        <w:rPr>
+          <w:rFonts w:ascii="Times New Roman" w:hAnsi="Times New Roman"/>
+          <w:i/>
+          <w:color w:val="FF4400"/>
+          <w:sz w:val="24"/>
+        </w:rPr>
+        <w:t>Вірні:</w:t>
+      </w:r>
+      <w:r>
+        <w:rPr>
+          <w:rFonts w:ascii="Times New Roman" w:hAnsi="Times New Roman"/>
+          <w:sz w:val="24"/>
+        </w:rPr>
+        <w:t xml:space="preserve"> Го́споди, поми́луй. </w:t>
+      </w:r>
+      <w:r>
+        <w:rPr>
+          <w:rFonts w:ascii="Times New Roman" w:hAnsi="Times New Roman"/>
+          <w:i/>
+          <w:color w:val="FF4400"/>
+          <w:sz w:val="24"/>
+        </w:rPr>
+        <w:t>(3 р.)</w:t>
+      </w:r>
+    </w:p>
+    <w:p>
+      <w:pPr>
+        <w:spacing w:after="120"/>
+      </w:pPr>
+      <w:r>
+        <w:rPr>
+          <w:rFonts w:ascii="Times New Roman" w:hAnsi="Times New Roman"/>
+          <w:sz w:val="24"/>
+        </w:rPr>
+        <w:t>Ще молимось за Богом бережений народ наш, за правління і за все військо.</w:t>
+      </w:r>
+    </w:p>
+    <w:p>
+      <w:pPr>
+        <w:spacing w:after="120"/>
+      </w:pPr>
+      <w:r>
+        <w:rPr>
+          <w:rFonts w:ascii="Times New Roman" w:hAnsi="Times New Roman"/>
+          <w:i/>
+          <w:color w:val="FF4400"/>
+          <w:sz w:val="24"/>
+        </w:rPr>
+        <w:t>Вірні:</w:t>
+      </w:r>
+      <w:r>
+        <w:rPr>
+          <w:rFonts w:ascii="Times New Roman" w:hAnsi="Times New Roman"/>
+          <w:sz w:val="24"/>
+        </w:rPr>
+        <w:t xml:space="preserve"> Го́споди, поми́луй. </w:t>
+      </w:r>
+      <w:r>
+        <w:rPr>
+          <w:rFonts w:ascii="Times New Roman" w:hAnsi="Times New Roman"/>
+          <w:i/>
+          <w:color w:val="FF4400"/>
+          <w:sz w:val="24"/>
+        </w:rPr>
+        <w:t>(3 р.)</w:t>
+      </w:r>
+    </w:p>
+    <w:p>
+      <w:pPr>
+        <w:spacing w:after="120"/>
+      </w:pPr>
+      <w:r>
+        <w:rPr>
+          <w:rFonts w:ascii="Times New Roman" w:hAnsi="Times New Roman"/>
+          <w:sz w:val="24"/>
+        </w:rPr>
+        <w:t>Ще молимось за тут присутніх людей, що очікують від Тебе великої і багатої милости, за тих, що творять нам милостиню, і за всіх православних християн.</w:t>
+      </w:r>
+    </w:p>
+    <w:p>
+      <w:pPr>
+        <w:spacing w:after="120"/>
+      </w:pPr>
+      <w:r>
+        <w:rPr>
+          <w:rFonts w:ascii="Times New Roman" w:hAnsi="Times New Roman"/>
+          <w:i/>
+          <w:color w:val="FF4400"/>
+          <w:sz w:val="24"/>
+        </w:rPr>
+        <w:t>Вірні:</w:t>
+      </w:r>
+      <w:r>
+        <w:rPr>
+          <w:rFonts w:ascii="Times New Roman" w:hAnsi="Times New Roman"/>
+          <w:sz w:val="24"/>
+        </w:rPr>
+        <w:t xml:space="preserve"> Го́споди, поми́луй. </w:t>
+      </w:r>
+      <w:r>
+        <w:rPr>
+          <w:rFonts w:ascii="Times New Roman" w:hAnsi="Times New Roman"/>
+          <w:i/>
+          <w:color w:val="FF4400"/>
+          <w:sz w:val="24"/>
+        </w:rPr>
+        <w:t>(3 р.)</w:t>
+      </w:r>
+    </w:p>
+    <w:p>
+      <w:pPr>
+        <w:spacing w:after="120"/>
+        <w:jc w:val="both"/>
+      </w:pPr>
+      <w:r>
+        <w:rPr>
+          <w:rFonts w:ascii="Times New Roman" w:hAnsi="Times New Roman"/>
+          <w:sz w:val="24"/>
+          <w:u w:val="single"/>
+        </w:rPr>
+        <w:t>[</w:t>
+      </w:r>
+      <w:r>
+        <w:rPr>
+          <w:rFonts w:ascii="Times New Roman" w:hAnsi="Times New Roman"/>
+          <w:sz w:val="24"/>
+          <w:u w:val="single"/>
+        </w:rPr>
+        <w:t>Господи, Боже наш! Згадай нас грішних і недостойних слуг Твоїх, коли призиваємо святе ім'я Твоє, і не осороми нас, коли очікуємо милости Твоєї, але вислухай, Господи, усі наші спасенні прохання, і вчини нас достойними любити і боятися Тебе від усього серця нашого і творити в усьому волю Твою</w:t>
+      </w:r>
+      <w:r>
+        <w:rPr>
+          <w:rFonts w:ascii="Times New Roman" w:hAnsi="Times New Roman"/>
+          <w:sz w:val="24"/>
+          <w:u w:val="single"/>
+        </w:rPr>
+        <w:t>.]</w:t>
+      </w:r>
+    </w:p>
+    <w:p>
+      <w:pPr>
+        <w:spacing w:after="120"/>
+      </w:pPr>
+      <w:r>
+        <w:rPr>
+          <w:rFonts w:ascii="Times New Roman" w:hAnsi="Times New Roman"/>
+          <w:i/>
+          <w:color w:val="FF4400"/>
+          <w:sz w:val="24"/>
+        </w:rPr>
+        <w:t>Священник:</w:t>
+      </w:r>
+      <w:r>
+        <w:rPr>
+          <w:rFonts w:ascii="Times New Roman" w:hAnsi="Times New Roman"/>
+          <w:sz w:val="24"/>
+        </w:rPr>
+        <w:t xml:space="preserve"> Бо милостивий і людинолюбний Бог єси, і Тобі славу возсилаємо, Отцю, і Сину, і Святому Духові, нині, і повсякчас, і на віки віків.</w:t>
+      </w:r>
+    </w:p>
+    <w:p>
+      <w:pPr>
+        <w:spacing w:after="120"/>
+        <w:jc w:val="both"/>
+      </w:pPr>
+      <w:r>
+        <w:rPr>
+          <w:rFonts w:ascii="Times New Roman" w:hAnsi="Times New Roman"/>
+          <w:i/>
+          <w:color w:val="FF0000"/>
+          <w:sz w:val="24"/>
+        </w:rPr>
+        <w:t>Вірні:</w:t>
+      </w:r>
+      <w:r>
+        <w:rPr>
+          <w:rFonts w:ascii="Times New Roman" w:hAnsi="Times New Roman"/>
+          <w:sz w:val="24"/>
+        </w:rPr>
+        <w:t xml:space="preserve"> Амінь.</w:t>
+      </w:r>
+    </w:p>
+    <w:p>
+      <w:pPr>
+        <w:pStyle w:val="Heading3"/>
+        <w:spacing w:after="120"/>
+        <w:jc w:val="center"/>
+      </w:pPr>
+      <w:r>
+        <w:rPr>
+          <w:rFonts w:ascii="Times New Roman" w:hAnsi="Times New Roman"/>
+          <w:b/>
+          <w:i/>
+          <w:color w:val="FF0000"/>
+        </w:rPr>
         <w:t>Сподоби, Господи</w:t>
       </w:r>
     </w:p>
@@ -6139,6 +6530,7 @@
         <w:rPr>
           <w:rFonts w:ascii="Times New Roman" w:hAnsi="Times New Roman"/>
         </w:rPr>
+        <w:br w:type="page"/>
       </w:r>
     </w:p>
     <w:p>
@@ -7864,7 +8256,15 @@
           <w:color w:val="000000"/>
           <w:sz w:val="24"/>
         </w:rPr>
-        <w:t>, Господи, Боже наш, що підняв нас із постелі нашої і вклав в уста наші слово хвали, щоб поклонятися і призивати ім'я Твоє святе. Ми умоляємо Твоє милосердя, яке Ти завжди виявляв у нашому житті. Пошли поміч свою людям, що стоять перед лицем святої слави Твоєї і дожидають від Тебе багатої милости; і дай нам, що зо страхом і любов'ю завжди Тобі служимо, хвалити несказанну Твою доброту. Бо Тобі належить усяка слава, честь і поклоніння: Отцю, і Сину, і Святому Духові, нині і повсякчас, і на віки віків. Амінь.</w:t>
+        <w:t xml:space="preserve">, Господи, Боже наш, що підняв нас із постелі нашої і вклав в уста наші слово хвали, щоб поклонятися і призивати ім'я Твоє святе. Ми умоляємо Твоє милосердя, яке Ти завжди виявляв у нашому житті. Пошли поміч свою людям, що стоять перед лицем святої </w:t>
+      </w:r>
+      <w:r>
+        <w:rPr>
+          <w:rFonts w:ascii="Times New Roman" w:hAnsi="Times New Roman"/>
+          <w:color w:val="000000"/>
+          <w:sz w:val="24"/>
+        </w:rPr>
+        <w:t>слави Твоєї і дожидають від Тебе багатої милости; і дай нам, що зо страхом і любов'ю завжди Тобі служимо, хвалити несказанну Твою доброту. Бо Тобі належить усяка слава, честь і поклоніння: Отцю, і Сину, і Святому Духові, нині і повсякчас, і на віки віків. Амінь.</w:t>
       </w:r>
     </w:p>
     <w:p>
@@ -7908,7 +8308,21 @@
           <w:color w:val="000000"/>
           <w:sz w:val="24"/>
         </w:rPr>
-        <w:t xml:space="preserve"> Від ночі лине дух наш до Тебе, Боже, бо світлом є повеління Твої. Навчи нас, Боже, правди Твоєї, заповідей Твоїх і виправдань Твоїх. Просвіти наші духовні очі, щоб ми не заснули в гріхах на смерть. Віджени всяку мряку від сердець наших, даруй нам сонце правди і охорони життя наше знаменням і печаттю Святого Твого Духа. Направ стопи наші на шлях мирний, </w:t>
+        <w:t xml:space="preserve"> Від ночі лине дух наш до Тебе, Боже, бо світлом є повеління Твої. Навчи нас, Боже, правди Твоєї, заповідей Твоїх і виправдань Твоїх. Просвіти наші духовні очі, щоб ми не заснули в гріхах на смерть. Віджени всяку мряку від сердець наших, даруй нам сонце правди і охорони життя наше знаменням і печаттю Святого Твого Духа. Направ стопи наші на шлях мирний, дай нам бачити ранішній день у радості, щоб ми Тобі засилали ранішні молитви, бо Твоє є володіння і Твоє є царство і сила, і слава Отця, і Сина, і Святого Духа, нині і повсякчас, і на віки віків. Амінь.</w:t>
+      </w:r>
+    </w:p>
+    <w:p>
+      <w:pPr>
+        <w:spacing w:after="120"/>
+        <w:jc w:val="both"/>
+      </w:pPr>
+      <w:r>
+        <w:rPr>
+          <w:rFonts w:ascii="Times New Roman" w:hAnsi="Times New Roman"/>
+          <w:color w:val="FF0000"/>
+          <w:sz w:val="24"/>
+        </w:rPr>
+        <w:t>4.</w:t>
       </w:r>
       <w:r>
         <w:rPr>
@@ -7916,7 +8330,52 @@
           <w:color w:val="000000"/>
           <w:sz w:val="24"/>
         </w:rPr>
-        <w:t>дай нам бачити ранішній день у радості, щоб ми Тобі засилали ранішні молитви, бо Твоє є володіння і Твоє є царство і сила, і слава Отця, і Сина, і Святого Духа, нині і повсякчас, і на віки віків. Амінь.</w:t>
+        <w:t xml:space="preserve"> Владико, Боже святий і неосяжний, що казав із темряви світлові засіяти, що заспокоїв нас у нічному сні й підвів до величання і моління Твоєї доброти! Ти, що даєш себе умолити задля свого милосердя, прийми і нині нас, що поклоняємося Тобі й по силі </w:t>
+      </w:r>
+      <w:r>
+        <w:rPr>
+          <w:rFonts w:ascii="Times New Roman" w:hAnsi="Times New Roman"/>
+          <w:sz w:val="24"/>
+        </w:rPr>
+        <w:t xml:space="preserve">благодаримо </w:t>
+      </w:r>
+      <w:r>
+        <w:rPr>
+          <w:rFonts w:ascii="Times New Roman" w:hAnsi="Times New Roman"/>
+          <w:color w:val="000000"/>
+          <w:sz w:val="24"/>
+        </w:rPr>
+        <w:t>Т</w:t>
+      </w:r>
+      <w:r>
+        <w:rPr>
+          <w:rFonts w:ascii="Times New Roman" w:hAnsi="Times New Roman"/>
+          <w:sz w:val="24"/>
+        </w:rPr>
+        <w:t>ебе</w:t>
+      </w:r>
+      <w:r>
+        <w:rPr>
+          <w:rFonts w:ascii="Times New Roman" w:hAnsi="Times New Roman"/>
+          <w:color w:val="000000"/>
+          <w:sz w:val="24"/>
+        </w:rPr>
+        <w:t xml:space="preserve">; і даруй нам те, чого просимо задля спасіння. Вчини нас синами світла і дня та спадкоємцями вічних Твоїх </w:t>
+      </w:r>
+      <w:r>
+        <w:rPr>
+          <w:rFonts w:ascii="Times New Roman" w:hAnsi="Times New Roman"/>
+          <w:sz w:val="24"/>
+        </w:rPr>
+        <w:t>благ</w:t>
+      </w:r>
+      <w:r>
+        <w:rPr>
+          <w:rFonts w:ascii="Times New Roman" w:hAnsi="Times New Roman"/>
+          <w:color w:val="000000"/>
+          <w:sz w:val="24"/>
+        </w:rPr>
+        <w:t>. Пом'яни, Господи, за багатством ласк Твоїх усіх людей, що є і моляться з нами, і всю братію нашу на землі й на морі, і на всякому місці володіння Твого, що потребують Твоєї любови й помочі. Усім вияви велику Твою милість, щоб спасенні, як душею так і тілом, завжди перебували й відважно славили чудне й благословенне ім'я Твоє, бо Ти Бог милости і ласк, і любови, і Тобі славу возсилаємо: Отцю, і Сину, і Святому Духові, нині і повсякчас, і на віки віків. Амінь.</w:t>
       </w:r>
     </w:p>
     <w:p>
@@ -7930,7 +8389,7 @@
           <w:color w:val="FF0000"/>
           <w:sz w:val="24"/>
         </w:rPr>
-        <w:t>4.</w:t>
+        <w:t>5.</w:t>
       </w:r>
       <w:r>
         <w:rPr>
@@ -7938,14 +8397,14 @@
           <w:color w:val="000000"/>
           <w:sz w:val="24"/>
         </w:rPr>
-        <w:t xml:space="preserve"> Владико, Боже святий і неосяжний, що казав із темряви світлові засіяти, що заспокоїв нас у нічному сні й підвів до величання і моління Твоєї доброти! Ти, що даєш себе умолити задля свого милосердя, прийми і нині нас, що поклоняємося Тобі й по силі </w:t>
-      </w:r>
-      <w:r>
-        <w:rPr>
-          <w:rFonts w:ascii="Times New Roman" w:hAnsi="Times New Roman"/>
-          <w:sz w:val="24"/>
-        </w:rPr>
-        <w:t xml:space="preserve">благодаримо </w:t>
+        <w:t xml:space="preserve"> Скарб</w:t>
+      </w:r>
+      <w:r>
+        <w:rPr>
+          <w:rFonts w:ascii="Times New Roman" w:hAnsi="Times New Roman"/>
+          <w:sz w:val="24"/>
+        </w:rPr>
+        <w:t>нице</w:t>
       </w:r>
       <w:r>
         <w:rPr>
@@ -7953,14 +8412,14 @@
           <w:color w:val="000000"/>
           <w:sz w:val="24"/>
         </w:rPr>
-        <w:t>Т</w:t>
-      </w:r>
-      <w:r>
-        <w:rPr>
-          <w:rFonts w:ascii="Times New Roman" w:hAnsi="Times New Roman"/>
-          <w:sz w:val="24"/>
-        </w:rPr>
-        <w:t>ебе</w:t>
+        <w:t xml:space="preserve"> </w:t>
+      </w:r>
+      <w:r>
+        <w:rPr>
+          <w:rFonts w:ascii="Times New Roman" w:hAnsi="Times New Roman"/>
+          <w:sz w:val="24"/>
+        </w:rPr>
+        <w:t>благ</w:t>
       </w:r>
       <w:r>
         <w:rPr>
@@ -7968,14 +8427,28 @@
           <w:color w:val="000000"/>
           <w:sz w:val="24"/>
         </w:rPr>
-        <w:t xml:space="preserve">; і даруй нам те, чого просимо задля спасіння. Вчини нас синами світла і дня та спадкоємцями вічних Твоїх </w:t>
-      </w:r>
-      <w:r>
-        <w:rPr>
-          <w:rFonts w:ascii="Times New Roman" w:hAnsi="Times New Roman"/>
-          <w:sz w:val="24"/>
-        </w:rPr>
-        <w:t>благ</w:t>
+        <w:t>, джерело невисихаюче, Отче святий, чудотворче всесильний і вседержителю! Усі Тобі поклоняємося і Тобі молимося та Твої милості і Твої ласки призиваємо на поміч і на заступництво нашій смиренності. Пом'яни, Господи, слуг Твоїх, прийми від усіх нас ранішні моління, як кадило перед Тобою; ні одного з нас не вчини нездатним, але всіх нас зберігай ласками Твоїми. Пом'яни, Господи, тих, що чувають і співають на славу Твою і єдинородного Твого Сина і Бога нашого, і Святого Твого Духа. Будь їм помічником і заступником; прийми їх молитви на наднебесний і духовний Твій жертовник, бо Ти Бог наш, і Тобі славу возсилаємо: Отцю, і Сину, і Святому Духові, нині і повсякчас, і на віки віків. Амінь.</w:t>
+      </w:r>
+    </w:p>
+    <w:p>
+      <w:pPr>
+        <w:spacing w:after="120"/>
+        <w:jc w:val="both"/>
+      </w:pPr>
+      <w:r>
+        <w:rPr>
+          <w:rFonts w:ascii="Times New Roman" w:hAnsi="Times New Roman"/>
+          <w:color w:val="FF0000"/>
+          <w:sz w:val="24"/>
+        </w:rPr>
+        <w:t xml:space="preserve">6. </w:t>
+      </w:r>
+      <w:r>
+        <w:rPr>
+          <w:rFonts w:ascii="Times New Roman" w:hAnsi="Times New Roman"/>
+          <w:sz w:val="24"/>
+        </w:rPr>
+        <w:t>Благодаримо</w:t>
       </w:r>
       <w:r>
         <w:rPr>
@@ -7983,7 +8456,37 @@
           <w:color w:val="000000"/>
           <w:sz w:val="24"/>
         </w:rPr>
-        <w:t>. Пом'яни, Господи, за багатством ласк Твоїх усіх людей, що є і моляться з нами, і всю братію нашу на землі й на морі, і на всякому місці володіння Твого, що потребують Твоєї любови й помочі. Усім вияви велику Твою милість, щоб спасенні, як душею так і тілом, завжди перебували й відважно славили чудне й благословенне ім'я Твоє, бо Ти Бог милости і ласк, і любови, і Тобі славу возсилаємо: Отцю, і Сину, і Святому Духові, нині і повсякчас, і на віки віків. Амінь.</w:t>
+        <w:t xml:space="preserve"> Т</w:t>
+      </w:r>
+      <w:r>
+        <w:rPr>
+          <w:rFonts w:ascii="Times New Roman" w:hAnsi="Times New Roman"/>
+          <w:sz w:val="24"/>
+        </w:rPr>
+        <w:t>е</w:t>
+      </w:r>
+      <w:r>
+        <w:rPr>
+          <w:rFonts w:ascii="Times New Roman" w:hAnsi="Times New Roman"/>
+          <w:color w:val="000000"/>
+          <w:sz w:val="24"/>
+        </w:rPr>
+        <w:t>б</w:t>
+      </w:r>
+      <w:r>
+        <w:rPr>
+          <w:rFonts w:ascii="Times New Roman" w:hAnsi="Times New Roman"/>
+          <w:sz w:val="24"/>
+        </w:rPr>
+        <w:t>е</w:t>
+      </w:r>
+      <w:r>
+        <w:rPr>
+          <w:rFonts w:ascii="Times New Roman" w:hAnsi="Times New Roman"/>
+          <w:color w:val="000000"/>
+          <w:sz w:val="24"/>
+        </w:rPr>
+        <w:t>, Господи, Боже спасіння нашого, бо Ти все робиш для добра життя нашого, щоб ми завжди на Тебе споглядали, Спасителю й Доброчинцю душ наших. Бо Ти дав спокій нам у час минулої ночі й підвів нас, щоб ми поклонялися величному імені Твоєму. Тому молимо Тебе, Господи: Дай нам ласку й силу, щоб ми стали гідними співати Тобі розумно й молитися безупинно та в страсі і тремтінні над нашим спасінням працювали, при заступництві Христа Твого. Пом'яни, Господи, і тих, що вночі до Тебе кличуть. Вислухай їх і помилуй, і круши під ноги їх невидимих і войовничих ворогів. Бо Ти Цар миру і Спас душ наших, і Тобі славу возсилаємо: Отцю і Сину, і Святому Духові, нині і повсякчас, і на віки віків. Амінь.</w:t>
       </w:r>
     </w:p>
     <w:p>
@@ -7997,7 +8500,7 @@
           <w:color w:val="FF0000"/>
           <w:sz w:val="24"/>
         </w:rPr>
-        <w:t>5.</w:t>
+        <w:t>7.</w:t>
       </w:r>
       <w:r>
         <w:rPr>
@@ -8005,14 +8508,7 @@
           <w:color w:val="000000"/>
           <w:sz w:val="24"/>
         </w:rPr>
-        <w:t xml:space="preserve"> Скарб</w:t>
-      </w:r>
-      <w:r>
-        <w:rPr>
-          <w:rFonts w:ascii="Times New Roman" w:hAnsi="Times New Roman"/>
-          <w:sz w:val="24"/>
-        </w:rPr>
-        <w:t>нице</w:t>
+        <w:t xml:space="preserve"> Боже й Отче Господа нашого Ісуса Христа! Ти підніс нас з постелі нашої і зібрав на годину молитви. Дай нам ласку відкрити уста наші і прийми наші подяки, що в наших силах, і навчи нас установ Твоїх. Бо молитися як слід не вміємо, якщо Ти, Господи, святим Твоїм Духом не навчиш нас. Тому молимося Тобі: Даруй і прости, якщо ми згрішили аж до теперішньої години </w:t>
       </w:r>
       <w:r>
         <w:rPr>
@@ -8020,14 +8516,21 @@
           <w:color w:val="000000"/>
           <w:sz w:val="24"/>
         </w:rPr>
-        <w:t xml:space="preserve"> </w:t>
-      </w:r>
-      <w:r>
-        <w:rPr>
-          <w:rFonts w:ascii="Times New Roman" w:hAnsi="Times New Roman"/>
-          <w:sz w:val="24"/>
-        </w:rPr>
-        <w:t>благ</w:t>
+        <w:t>словом або ділом, або думкою, добровільно або недобровільно. Бо коли на провини будеш дивитися, Господи, Господи, то хто встоїться, бо в Тебе є прощення. Ти один святий, допоміжник сильний, захисник життя нашого, і Тебе ми завжди оспівуватимемо. Нехай буде сила Царства Твого завжди благословенна і вельми прославлювана: Отця, і Сина, і Святого Духа, нині і повсякчас, і на віки віків. Амінь.</w:t>
+      </w:r>
+    </w:p>
+    <w:p>
+      <w:pPr>
+        <w:spacing w:after="120"/>
+        <w:jc w:val="both"/>
+      </w:pPr>
+      <w:r>
+        <w:rPr>
+          <w:rFonts w:ascii="Times New Roman" w:hAnsi="Times New Roman"/>
+          <w:color w:val="FF0000"/>
+          <w:sz w:val="24"/>
+        </w:rPr>
+        <w:t xml:space="preserve">8. </w:t>
       </w:r>
       <w:r>
         <w:rPr>
@@ -8035,7 +8538,7 @@
           <w:color w:val="000000"/>
           <w:sz w:val="24"/>
         </w:rPr>
-        <w:t>, джерело невисихаюче, Отче святий, чудотворче всесильний і вседержителю! Усі Тобі поклоняємося і Тобі молимося та Твої милості і Твої ласки призиваємо на поміч і на заступництво нашій смиренності. Пом'яни, Господи, слуг Твоїх, прийми від усіх нас ранішні моління, як кадило перед Тобою; ні одного з нас не вчини нездатним, але всіх нас зберігай ласками Твоїми. Пом'яни, Господи, тих, що чувають і співають на славу Твою і єдинородного Твого Сина і Бога нашого, і Святого Твого Духа. Будь їм помічником і заступником; прийми їх молитви на наднебесний і духовний Твій жертовник, бо Ти Бог наш, і Тобі славу возсилаємо: Отцю, і Сину, і Святому Духові, нині і повсякчас, і на віки віків. Амінь.</w:t>
+        <w:t>Господи, Боже наш, що сонну неміч забрав від нас і покликав нас візванням святим, щоб і вночі підносити руки наші і прославляти Тебе за справедливі Твої присуди. Прийми благання наші, моління, визнавання, нічні служби і даруй нам, Боже, віру бездоганну, надію впевнену, любов нелицемірну. Благослови наші входи й виходи, вчинки, слова, діла й думки; і дай нам дочекатися початку дня, нам, що хвалять й оспівують, і благословлять добрість Твоєї несказанної сили, щоб було благословенне Твоє пресвяте ім'я і прославлене Твоє царство: Отця, і Сина, і Святого Духа, нині і повсякчас, і на віки віків. Амінь.</w:t>
       </w:r>
     </w:p>
     <w:p>
@@ -8049,14 +8552,7 @@
           <w:color w:val="FF0000"/>
           <w:sz w:val="24"/>
         </w:rPr>
-        <w:t xml:space="preserve">6. </w:t>
-      </w:r>
-      <w:r>
-        <w:rPr>
-          <w:rFonts w:ascii="Times New Roman" w:hAnsi="Times New Roman"/>
-          <w:sz w:val="24"/>
-        </w:rPr>
-        <w:t>Благодаримо</w:t>
+        <w:t>9.</w:t>
       </w:r>
       <w:r>
         <w:rPr>
@@ -8064,111 +8560,7 @@
           <w:color w:val="000000"/>
           <w:sz w:val="24"/>
         </w:rPr>
-        <w:t xml:space="preserve"> Т</w:t>
-      </w:r>
-      <w:r>
-        <w:rPr>
-          <w:rFonts w:ascii="Times New Roman" w:hAnsi="Times New Roman"/>
-          <w:sz w:val="24"/>
-        </w:rPr>
-        <w:t>е</w:t>
-      </w:r>
-      <w:r>
-        <w:rPr>
-          <w:rFonts w:ascii="Times New Roman" w:hAnsi="Times New Roman"/>
-          <w:color w:val="000000"/>
-          <w:sz w:val="24"/>
-        </w:rPr>
-        <w:t>б</w:t>
-      </w:r>
-      <w:r>
-        <w:rPr>
-          <w:rFonts w:ascii="Times New Roman" w:hAnsi="Times New Roman"/>
-          <w:sz w:val="24"/>
-        </w:rPr>
-        <w:t>е</w:t>
-      </w:r>
-      <w:r>
-        <w:rPr>
-          <w:rFonts w:ascii="Times New Roman" w:hAnsi="Times New Roman"/>
-          <w:color w:val="000000"/>
-          <w:sz w:val="24"/>
-        </w:rPr>
-        <w:t>, Господи, Боже спасіння нашого, бо Ти все робиш для добра життя нашого, щоб ми завжди на Тебе споглядали, Спасителю й Доброчинцю душ наших. Бо Ти дав спокій нам у час минулої ночі й підвів нас, щоб ми поклонялися величному імені Твоєму. Тому молимо Тебе, Господи: Дай нам ласку й силу, щоб ми стали гідними співати Тобі розумно й молитися безупинно та в страсі і тремтінні над нашим спасінням працювали, при заступництві Христа Твого. Пом'яни, Господи, і тих, що вночі до Тебе кличуть. Вислухай їх і помилуй, і круши під ноги їх невидимих і войовничих ворогів. Бо Ти Цар миру і Спас душ наших, і Тобі славу возсилаємо: Отцю і Сину, і Святому Духові, нині і повсякчас, і на віки віків. Амінь.</w:t>
-      </w:r>
-    </w:p>
-    <w:p>
-      <w:pPr>
-        <w:spacing w:after="120"/>
-        <w:jc w:val="both"/>
-      </w:pPr>
-      <w:r>
-        <w:rPr>
-          <w:rFonts w:ascii="Times New Roman" w:hAnsi="Times New Roman"/>
-          <w:color w:val="FF0000"/>
-          <w:sz w:val="24"/>
-        </w:rPr>
-        <w:t>7.</w:t>
-      </w:r>
-      <w:r>
-        <w:rPr>
-          <w:rFonts w:ascii="Times New Roman" w:hAnsi="Times New Roman"/>
-          <w:color w:val="000000"/>
-          <w:sz w:val="24"/>
-        </w:rPr>
-        <w:t xml:space="preserve"> Боже й Отче Господа нашого Ісуса Христа! Ти підніс нас з постелі нашої і зібрав на годину молитви. Дай нам ласку відкрити уста наші і прийми наші подяки, що в наших силах, і навчи нас установ Твоїх. Бо молитися як слід не вміємо, якщо Ти, Господи, святим Твоїм Духом не навчиш нас. Тому молимося Тобі: Даруй і прости, якщо ми згрішили аж до теперішньої години словом або ділом, або думкою, добровільно або недобровільно. Бо коли на провини будеш дивитися, Господи, Господи, то хто встоїться, бо в Тебе є прощення. Ти один святий, допоміжник сильний, захисник життя нашого, і Тебе ми завжди оспівуватимемо. Нехай буде сила Царства Твого завжди благословенна і вельми прославлювана: Отця, і Сина, і Святого Духа, нині і повсякчас, і на віки віків. Амінь.</w:t>
-      </w:r>
-    </w:p>
-    <w:p>
-      <w:pPr>
-        <w:spacing w:after="120"/>
-        <w:jc w:val="both"/>
-      </w:pPr>
-      <w:r>
-        <w:rPr>
-          <w:rFonts w:ascii="Times New Roman" w:hAnsi="Times New Roman"/>
-          <w:color w:val="FF0000"/>
-          <w:sz w:val="24"/>
-        </w:rPr>
-        <w:t xml:space="preserve">8. </w:t>
-      </w:r>
-      <w:r>
-        <w:rPr>
-          <w:rFonts w:ascii="Times New Roman" w:hAnsi="Times New Roman"/>
-          <w:color w:val="000000"/>
-          <w:sz w:val="24"/>
-        </w:rPr>
-        <w:t>Господи, Боже наш, що сонну неміч забрав від нас і покликав нас візванням святим, щоб і вночі підносити руки наші і прославляти Тебе за справедливі Твої присуди. Прийми благання наші, моління, визнавання, нічні служби і даруй нам, Боже, віру бездоганну, надію впевнену, любов нелицемірну. Благослови наші входи й виходи, вчинки, слова, діла й думки; і дай нам дочекатися початку дня, нам, що хвалять й оспівують, і благословлять добрість Твоєї несказанної сили, щоб було благословенне Твоє пресвяте ім'я і прославлене Твоє царство: Отця, і Сина, і Святого Духа, нині і повсякчас, і на віки віків. Амінь.</w:t>
-      </w:r>
-    </w:p>
-    <w:p>
-      <w:pPr>
-        <w:spacing w:after="120"/>
-        <w:jc w:val="both"/>
-      </w:pPr>
-      <w:r>
-        <w:rPr>
-          <w:rFonts w:ascii="Times New Roman" w:hAnsi="Times New Roman"/>
-          <w:color w:val="FF0000"/>
-          <w:sz w:val="24"/>
-        </w:rPr>
-        <w:t>9.</w:t>
-      </w:r>
-      <w:r>
-        <w:rPr>
-          <w:rFonts w:ascii="Times New Roman" w:hAnsi="Times New Roman"/>
-          <w:color w:val="000000"/>
-          <w:sz w:val="24"/>
-        </w:rPr>
-        <w:t xml:space="preserve"> Господи, Боже наш! Ти за покаяння дарував людям відпущення, нам же, як образ пізнання і визнання гріхів, показав покаяння і прощення пророка Давида. Тож, Владико, помилуй з </w:t>
-      </w:r>
-      <w:r>
-        <w:rPr>
-          <w:rFonts w:ascii="Times New Roman" w:hAnsi="Times New Roman"/>
-          <w:color w:val="000000"/>
-          <w:sz w:val="24"/>
-        </w:rPr>
-        <w:t>великої милости Твоєї нас, що в чимало великих гріхів впали, і по багатстві ласк Твоїх очисти беззаконня наші, бо перед Тобою згрішили ми, Господи, що невідомі й таємні речі серця людського знаєш, і єдиний Ти маєш владу прощати гріхи. Серце ж чисте вчини в нас і Духом владичним утверди нас, і радість спасіння Твого яви нам. Не відкинь нас від лиця Твого, але дозволь, як благий і людинолюбний, аж до останнього нашого віддиху появляти Тобі жертву справедливости й приноси на святих Твоїх жертовниках, милістю і ласками і людинолюб'ям єдинородного Сина Твого, з яким Ти є благословенний з пресвятим, добрим і животворчим Твоїм Духом, нині й повсякчас, і на віки віків. Амінь.</w:t>
+        <w:t xml:space="preserve"> Господи, Боже наш! Ти за покаяння дарував людям відпущення, нам же, як образ пізнання і визнання гріхів, показав покаяння і прощення пророка Давида. Тож, Владико, помилуй з великої милости Твоєї нас, що в чимало великих гріхів впали, і по багатстві ласк Твоїх очисти беззаконня наші, бо перед Тобою згрішили ми, Господи, що невідомі й таємні речі серця людського знаєш, і єдиний Ти маєш владу прощати гріхи. Серце ж чисте вчини в нас і Духом владичним утверди нас, і радість спасіння Твого яви нам. Не відкинь нас від лиця Твого, але дозволь, як благий і людинолюбний, аж до останнього нашого віддиху появляти Тобі жертву справедливости й приноси на святих Твоїх жертовниках, милістю і ласками і людинолюб'ям єдинородного Сина Твого, з яким Ти є благословенний з пресвятим, добрим і животворчим Твоїм Духом, нині й повсякчас, і на віки віків. Амінь.</w:t>
       </w:r>
     </w:p>
     <w:p>
@@ -11794,7 +12186,14 @@
           <w:rFonts w:ascii="Times New Roman" w:hAnsi="Times New Roman"/>
           <w:sz w:val="24"/>
         </w:rPr>
-        <w:t xml:space="preserve">Спаси́, Бо́же, наро́д Твій і благослови́ спадкоє́мство Твоє́, навідай світ Твій ми́лістю і щедро́тами, вознеси́ ріг христия́н правосла́вних і зішли́ на нас бага́ті Твої ми́лості: моли́твами всепречи́стої Влади́чиці на́шої Богоро́диці і Приснодіви Марії, си́лою чесно́го і животворя́щого Хреста́, засту́пництвом чесни́х Небе́сних Сил безплотних, чесно́го, сла́вного проро́ка, Предте́чі і Хрести́теля Йоа́на, святи́х сла́вних і всехва́льних Апо́столів; святи́х отців на́ших і вселе́нських вели́ких учителів і святи́телів Васи́лія Вели́кого, Григо́рія Богосло́ва та Йоа́на Золотоу́стого; Атана́сія і Кири́ла; свято́го отця́ на́шого Микола́я, архиєпи́скопа Мир Лікійських, чудотво́рця; святи́х рівноапо́стольних Кири́ла і Мето́дія, учителів слов’я́нських; свято́го благовірного і рівноапо́стольного вели́кого кня́зя Володи́мира і блаже́нної вели́кої княги́ні Ольги; свято́го священному́ченика Йосафа́та; святи́х сла́вних і добропобідних му́чеників; блаже́нних новому́чеників та ісповідників українських; преподо́бних і богоно́сних отців на́ших Антонія і Теодо́сія Пече́рських та інших преподо́бних і богоно́сних отців на́ших; святи́х і пра́ведних богоотців Йоаки́ма і Анни; і свято́го </w:t>
+        <w:t xml:space="preserve">Спаси́, Бо́же, наро́д Твій і благослови́ спадкоє́мство Твоє́, навідай світ Твій ми́лістю і щедро́тами, вознеси́ ріг христия́н правосла́вних і зішли́ на нас бага́ті Твої ми́лості: моли́твами всепречи́стої Влади́чиці на́шої Богоро́диці і Приснодіви Марії, си́лою чесно́го і животворя́щого Хреста́, засту́пництвом чесни́х Небе́сних Сил безплотних, чесно́го, сла́вного проро́ка, Предте́чі і Хрести́теля Йоа́на, святи́х сла́вних і всехва́льних Апо́столів; святи́х отців на́ших і вселе́нських вели́ких учителів і святи́телів Васи́лія Вели́кого, Григо́рія Богосло́ва та Йоа́на Золотоу́стого; Атана́сія і Кири́ла; свято́го отця́ на́шого Микола́я, архиєпи́скопа Мир </w:t>
+      </w:r>
+      <w:r>
+        <w:rPr>
+          <w:rFonts w:ascii="Times New Roman" w:hAnsi="Times New Roman"/>
+          <w:sz w:val="24"/>
+        </w:rPr>
+        <w:t xml:space="preserve">Лікійських, чудотво́рця; святи́х рівноапо́стольних Кири́ла і Мето́дія, учителів слов’я́нських; свято́го благовірного і рівноапо́стольного вели́кого кня́зя Володи́мира і блаже́нної вели́кої княги́ні Ольги; свято́го священному́ченика Йосафа́та; святи́х сла́вних і добропобідних му́чеників; блаже́нних новому́чеників та ісповідників українських; преподо́бних і богоно́сних отців на́ших Антонія і Теодо́сія Пече́рських та інших преподо́бних і богоно́сних отців на́ших; святи́х і пра́ведних богоотців Йоаки́ма і Анни; і свято́го </w:t>
       </w:r>
       <w:r>
         <w:rPr>
@@ -11879,15 +12278,7 @@
           <w:sz w:val="24"/>
           <w:u w:val="single"/>
         </w:rPr>
-        <w:t xml:space="preserve">[Господи, Боже наш! Ти за покаяння дарував людям відпущення, нам же, як образ пізнання і визнання гріхів, показав покаяння і прощення пророка Давида. Тож, Владико, помилуй з великої милости Твоєї нас, що в чимало великих гріхів впали, і по багатстві ласк Твоїх очисти беззаконня наші, бо перед Тобою згрішили ми, Господи, що невідомі й таємні речі серця людського знаєш, і єдиний Ти маєш владу прощати гріхи. Серце ж чисте вчини в нас і Духом </w:t>
-      </w:r>
-      <w:r>
-        <w:rPr>
-          <w:rFonts w:ascii="Times New Roman" w:hAnsi="Times New Roman"/>
-          <w:sz w:val="24"/>
-          <w:u w:val="single"/>
-        </w:rPr>
-        <w:t>владичним утверди нас, і радість спасіння Твого яви нам. Не відкинь нас від лиця Твого, але дозволь, як благий і людинолюбний, аж до останнього нашого віддиху появляти Тобі жертву справедливости й приноси на святих Твоїх жертовниках.]</w:t>
+        <w:t>[Господи, Боже наш! Ти за покаяння дарував людям відпущення, нам же, як образ пізнання і визнання гріхів, показав покаяння і прощення пророка Давида. Тож, Владико, помилуй з великої милости Твоєї нас, що в чимало великих гріхів впали, і по багатстві ласк Твоїх очисти беззаконня наші, бо перед Тобою згрішили ми, Господи, що невідомі й таємні речі серця людського знаєш, і єдиний Ти маєш владу прощати гріхи. Серце ж чисте вчини в нас і Духом владичним утверди нас, і радість спасіння Твого яви нам. Не відкинь нас від лиця Твого, але дозволь, як благий і людинолюбний, аж до останнього нашого віддиху появляти Тобі жертву справедливости й приноси на святих Твоїх жертовниках.]</w:t>
       </w:r>
     </w:p>
     <w:p>

--- a/flow/20230914_vu_template/01-Октоїх-new/Глас_5/5-НД-.docx
+++ b/flow/20230914_vu_template/01-Октоїх-new/Глас_5/5-НД-.docx
@@ -4943,6 +4943,12 @@
     </w:p>
     <w:p>
       <w:pPr>
+        <w:spacing w:after="120"/>
+        <w:jc w:val="both"/>
+      </w:pPr>
+    </w:p>
+    <w:p>
+      <w:pPr>
         <w:pStyle w:val="Heading3"/>
         <w:spacing w:after="120"/>
         <w:jc w:val="center"/>
@@ -8256,7 +8262,21 @@
           <w:color w:val="000000"/>
           <w:sz w:val="24"/>
         </w:rPr>
-        <w:t xml:space="preserve">, Господи, Боже наш, що підняв нас із постелі нашої і вклав в уста наші слово хвали, щоб поклонятися і призивати ім'я Твоє святе. Ми умоляємо Твоє милосердя, яке Ти завжди виявляв у нашому житті. Пошли поміч свою людям, що стоять перед лицем святої </w:t>
+        <w:t>, Господи, Боже наш, що підняв нас із постелі нашої і вклав в уста наші слово хвали, щоб поклонятися і призивати ім'я Твоє святе. Ми умоляємо Твоє милосердя, яке Ти завжди виявляв у нашому житті. Пошли поміч свою людям, що стоять перед лицем святої слави Твоєї і дожидають від Тебе багатої милости; і дай нам, що зо страхом і любов'ю завжди Тобі служимо, хвалити несказанну Твою доброту. Бо Тобі належить усяка слава, честь і поклоніння: Отцю, і Сину, і Святому Духові, нині і повсякчас, і на віки віків. Амінь.</w:t>
+      </w:r>
+    </w:p>
+    <w:p>
+      <w:pPr>
+        <w:spacing w:after="120"/>
+        <w:jc w:val="both"/>
+      </w:pPr>
+      <w:r>
+        <w:rPr>
+          <w:rFonts w:ascii="Times New Roman" w:hAnsi="Times New Roman"/>
+          <w:color w:val="FF0000"/>
+          <w:sz w:val="24"/>
+        </w:rPr>
+        <w:t xml:space="preserve">2. </w:t>
       </w:r>
       <w:r>
         <w:rPr>
@@ -8264,7 +8284,7 @@
           <w:color w:val="000000"/>
           <w:sz w:val="24"/>
         </w:rPr>
-        <w:t>слави Твоєї і дожидають від Тебе багатої милости; і дай нам, що зо страхом і любов'ю завжди Тобі служимо, хвалити несказанну Твою доброту. Бо Тобі належить усяка слава, честь і поклоніння: Отцю, і Сину, і Святому Духові, нині і повсякчас, і на віки віків. Амінь.</w:t>
+        <w:t>Від ночі лине дух наш до Тебе, Боже, бо світлом є повеління Твої на землі. Навчи нас у страсі Твоєму виконувати правду й добро, бо Тебе славимо як правдивого Бога нашого. Прихили вухо своє і вислухай нас, і пом'яни, Господи, тих, що є та що моляться з нами, всіх по імені, і спаси їх силою Твоєю. Благослови людей Твоїх і освяти спадкоємство Твоє: мир світові Твоєму даруй, церквам Твоїм, Священникам, владі, і всім людям. Хай благословиться і прославляється всечесне і величне ім'я Твоє, Отця, і Сина, і Святого Духа, нині і повсякчас, і на віки віків. Амінь.</w:t>
       </w:r>
     </w:p>
     <w:p>
@@ -8278,7 +8298,7 @@
           <w:color w:val="FF0000"/>
           <w:sz w:val="24"/>
         </w:rPr>
-        <w:t xml:space="preserve">2. </w:t>
+        <w:t>3.</w:t>
       </w:r>
       <w:r>
         <w:rPr>
@@ -8286,7 +8306,7 @@
           <w:color w:val="000000"/>
           <w:sz w:val="24"/>
         </w:rPr>
-        <w:t>Від ночі лине дух наш до Тебе, Боже, бо світлом є повеління Твої на землі. Навчи нас у страсі Твоєму виконувати правду й добро, бо Тебе славимо як правдивого Бога нашого. Прихили вухо своє і вислухай нас, і пом'яни, Господи, тих, що є та що моляться з нами, всіх по імені, і спаси їх силою Твоєю. Благослови людей Твоїх і освяти спадкоємство Твоє: мир світові Твоєму даруй, церквам Твоїм, Священникам, владі, і всім людям. Хай благословиться і прославляється всечесне і величне ім'я Твоє, Отця, і Сина, і Святого Духа, нині і повсякчас, і на віки віків. Амінь.</w:t>
+        <w:t xml:space="preserve"> Від ночі лине дух наш до Тебе, Боже, бо світлом є повеління Твої. Навчи нас, Боже, правди Твоєї, заповідей Твоїх і виправдань Твоїх. Просвіти наші духовні очі, щоб ми не заснули в гріхах на смерть. Віджени всяку мряку від сердець наших, даруй нам сонце правди і охорони життя наше знаменням і печаттю Святого Твого Духа. Направ стопи наші на шлях мирний, дай нам бачити ранішній день у радості, щоб ми Тобі засилали ранішні молитви, бо Твоє є володіння і Твоє є царство і сила, і слава Отця, і Сина, і Святого Духа, нині і повсякчас, і на віки віків. Амінь.</w:t>
       </w:r>
     </w:p>
     <w:p>
@@ -8300,7 +8320,7 @@
           <w:color w:val="FF0000"/>
           <w:sz w:val="24"/>
         </w:rPr>
-        <w:t>3.</w:t>
+        <w:t>4.</w:t>
       </w:r>
       <w:r>
         <w:rPr>
@@ -8308,7 +8328,52 @@
           <w:color w:val="000000"/>
           <w:sz w:val="24"/>
         </w:rPr>
-        <w:t xml:space="preserve"> Від ночі лине дух наш до Тебе, Боже, бо світлом є повеління Твої. Навчи нас, Боже, правди Твоєї, заповідей Твоїх і виправдань Твоїх. Просвіти наші духовні очі, щоб ми не заснули в гріхах на смерть. Віджени всяку мряку від сердець наших, даруй нам сонце правди і охорони життя наше знаменням і печаттю Святого Твого Духа. Направ стопи наші на шлях мирний, дай нам бачити ранішній день у радості, щоб ми Тобі засилали ранішні молитви, бо Твоє є володіння і Твоє є царство і сила, і слава Отця, і Сина, і Святого Духа, нині і повсякчас, і на віки віків. Амінь.</w:t>
+        <w:t xml:space="preserve"> Владико, Боже святий і неосяжний, що казав із темряви світлові засіяти, що заспокоїв нас у нічному сні й підвів до величання і моління Твоєї доброти! Ти, що даєш себе умолити задля свого милосердя, прийми і нині нас, що поклоняємося Тобі й по силі </w:t>
+      </w:r>
+      <w:r>
+        <w:rPr>
+          <w:rFonts w:ascii="Times New Roman" w:hAnsi="Times New Roman"/>
+          <w:sz w:val="24"/>
+        </w:rPr>
+        <w:t xml:space="preserve">благодаримо </w:t>
+      </w:r>
+      <w:r>
+        <w:rPr>
+          <w:rFonts w:ascii="Times New Roman" w:hAnsi="Times New Roman"/>
+          <w:color w:val="000000"/>
+          <w:sz w:val="24"/>
+        </w:rPr>
+        <w:t>Т</w:t>
+      </w:r>
+      <w:r>
+        <w:rPr>
+          <w:rFonts w:ascii="Times New Roman" w:hAnsi="Times New Roman"/>
+          <w:sz w:val="24"/>
+        </w:rPr>
+        <w:t>ебе</w:t>
+      </w:r>
+      <w:r>
+        <w:rPr>
+          <w:rFonts w:ascii="Times New Roman" w:hAnsi="Times New Roman"/>
+          <w:color w:val="000000"/>
+          <w:sz w:val="24"/>
+        </w:rPr>
+        <w:t xml:space="preserve">; і даруй нам те, чого просимо задля спасіння. Вчини нас синами світла і дня та спадкоємцями вічних Твоїх </w:t>
+      </w:r>
+      <w:r>
+        <w:rPr>
+          <w:rFonts w:ascii="Times New Roman" w:hAnsi="Times New Roman"/>
+          <w:sz w:val="24"/>
+        </w:rPr>
+        <w:t>благ</w:t>
+      </w:r>
+      <w:r>
+        <w:rPr>
+          <w:rFonts w:ascii="Times New Roman" w:hAnsi="Times New Roman"/>
+          <w:color w:val="000000"/>
+          <w:sz w:val="24"/>
+        </w:rPr>
+        <w:t>. Пом'яни, Господи, за багатством ласк Твоїх усіх людей, що є і моляться з нами, і всю братію нашу на землі й на морі, і на всякому місці володіння Твого, що потребують Твоєї любови й помочі. Усім вияви велику Твою милість, щоб спасенні, як душею так і тілом, завжди перебували й відважно славили чудне й благословенне ім'я Твоє, бо Ти Бог милости і ласк, і любови, і Тобі славу возсилаємо: Отцю, і Сину, і Святому Духові, нині і повсякчас, і на віки віків. Амінь.</w:t>
       </w:r>
     </w:p>
     <w:p>
@@ -8322,7 +8387,7 @@
           <w:color w:val="FF0000"/>
           <w:sz w:val="24"/>
         </w:rPr>
-        <w:t>4.</w:t>
+        <w:t>5.</w:t>
       </w:r>
       <w:r>
         <w:rPr>
@@ -8330,14 +8395,14 @@
           <w:color w:val="000000"/>
           <w:sz w:val="24"/>
         </w:rPr>
-        <w:t xml:space="preserve"> Владико, Боже святий і неосяжний, що казав із темряви світлові засіяти, що заспокоїв нас у нічному сні й підвів до величання і моління Твоєї доброти! Ти, що даєш себе умолити задля свого милосердя, прийми і нині нас, що поклоняємося Тобі й по силі </w:t>
-      </w:r>
-      <w:r>
-        <w:rPr>
-          <w:rFonts w:ascii="Times New Roman" w:hAnsi="Times New Roman"/>
-          <w:sz w:val="24"/>
-        </w:rPr>
-        <w:t xml:space="preserve">благодаримо </w:t>
+        <w:t xml:space="preserve"> Скарб</w:t>
+      </w:r>
+      <w:r>
+        <w:rPr>
+          <w:rFonts w:ascii="Times New Roman" w:hAnsi="Times New Roman"/>
+          <w:sz w:val="24"/>
+        </w:rPr>
+        <w:t>нице</w:t>
       </w:r>
       <w:r>
         <w:rPr>
@@ -8345,14 +8410,14 @@
           <w:color w:val="000000"/>
           <w:sz w:val="24"/>
         </w:rPr>
-        <w:t>Т</w:t>
-      </w:r>
-      <w:r>
-        <w:rPr>
-          <w:rFonts w:ascii="Times New Roman" w:hAnsi="Times New Roman"/>
-          <w:sz w:val="24"/>
-        </w:rPr>
-        <w:t>ебе</w:t>
+        <w:t xml:space="preserve"> </w:t>
+      </w:r>
+      <w:r>
+        <w:rPr>
+          <w:rFonts w:ascii="Times New Roman" w:hAnsi="Times New Roman"/>
+          <w:sz w:val="24"/>
+        </w:rPr>
+        <w:t>благ</w:t>
       </w:r>
       <w:r>
         <w:rPr>
@@ -8360,14 +8425,28 @@
           <w:color w:val="000000"/>
           <w:sz w:val="24"/>
         </w:rPr>
-        <w:t xml:space="preserve">; і даруй нам те, чого просимо задля спасіння. Вчини нас синами світла і дня та спадкоємцями вічних Твоїх </w:t>
-      </w:r>
-      <w:r>
-        <w:rPr>
-          <w:rFonts w:ascii="Times New Roman" w:hAnsi="Times New Roman"/>
-          <w:sz w:val="24"/>
-        </w:rPr>
-        <w:t>благ</w:t>
+        <w:t>, джерело невисихаюче, Отче святий, чудотворче всесильний і вседержителю! Усі Тобі поклоняємося і Тобі молимося та Твої милості і Твої ласки призиваємо на поміч і на заступництво нашій смиренності. Пом'яни, Господи, слуг Твоїх, прийми від усіх нас ранішні моління, як кадило перед Тобою; ні одного з нас не вчини нездатним, але всіх нас зберігай ласками Твоїми. Пом'яни, Господи, тих, що чувають і співають на славу Твою і єдинородного Твого Сина і Бога нашого, і Святого Твого Духа. Будь їм помічником і заступником; прийми їх молитви на наднебесний і духовний Твій жертовник, бо Ти Бог наш, і Тобі славу возсилаємо: Отцю, і Сину, і Святому Духові, нині і повсякчас, і на віки віків. Амінь.</w:t>
+      </w:r>
+    </w:p>
+    <w:p>
+      <w:pPr>
+        <w:spacing w:after="120"/>
+        <w:jc w:val="both"/>
+      </w:pPr>
+      <w:r>
+        <w:rPr>
+          <w:rFonts w:ascii="Times New Roman" w:hAnsi="Times New Roman"/>
+          <w:color w:val="FF0000"/>
+          <w:sz w:val="24"/>
+        </w:rPr>
+        <w:t xml:space="preserve">6. </w:t>
+      </w:r>
+      <w:r>
+        <w:rPr>
+          <w:rFonts w:ascii="Times New Roman" w:hAnsi="Times New Roman"/>
+          <w:sz w:val="24"/>
+        </w:rPr>
+        <w:t>Благодаримо</w:t>
       </w:r>
       <w:r>
         <w:rPr>
@@ -8375,7 +8454,37 @@
           <w:color w:val="000000"/>
           <w:sz w:val="24"/>
         </w:rPr>
-        <w:t>. Пом'яни, Господи, за багатством ласк Твоїх усіх людей, що є і моляться з нами, і всю братію нашу на землі й на морі, і на всякому місці володіння Твого, що потребують Твоєї любови й помочі. Усім вияви велику Твою милість, щоб спасенні, як душею так і тілом, завжди перебували й відважно славили чудне й благословенне ім'я Твоє, бо Ти Бог милости і ласк, і любови, і Тобі славу возсилаємо: Отцю, і Сину, і Святому Духові, нині і повсякчас, і на віки віків. Амінь.</w:t>
+        <w:t xml:space="preserve"> Т</w:t>
+      </w:r>
+      <w:r>
+        <w:rPr>
+          <w:rFonts w:ascii="Times New Roman" w:hAnsi="Times New Roman"/>
+          <w:sz w:val="24"/>
+        </w:rPr>
+        <w:t>е</w:t>
+      </w:r>
+      <w:r>
+        <w:rPr>
+          <w:rFonts w:ascii="Times New Roman" w:hAnsi="Times New Roman"/>
+          <w:color w:val="000000"/>
+          <w:sz w:val="24"/>
+        </w:rPr>
+        <w:t>б</w:t>
+      </w:r>
+      <w:r>
+        <w:rPr>
+          <w:rFonts w:ascii="Times New Roman" w:hAnsi="Times New Roman"/>
+          <w:sz w:val="24"/>
+        </w:rPr>
+        <w:t>е</w:t>
+      </w:r>
+      <w:r>
+        <w:rPr>
+          <w:rFonts w:ascii="Times New Roman" w:hAnsi="Times New Roman"/>
+          <w:color w:val="000000"/>
+          <w:sz w:val="24"/>
+        </w:rPr>
+        <w:t>, Господи, Боже спасіння нашого, бо Ти все робиш для добра життя нашого, щоб ми завжди на Тебе споглядали, Спасителю й Доброчинцю душ наших. Бо Ти дав спокій нам у час минулої ночі й підвів нас, щоб ми поклонялися величному імені Твоєму. Тому молимо Тебе, Господи: Дай нам ласку й силу, щоб ми стали гідними співати Тобі розумно й молитися безупинно та в страсі і тремтінні над нашим спасінням працювали, при заступництві Христа Твого. Пом'яни, Господи, і тих, що вночі до Тебе кличуть. Вислухай їх і помилуй, і круши під ноги їх невидимих і войовничих ворогів. Бо Ти Цар миру і Спас душ наших, і Тобі славу возсилаємо: Отцю і Сину, і Святому Духові, нині і повсякчас, і на віки віків. Амінь.</w:t>
       </w:r>
     </w:p>
     <w:p>
@@ -8389,7 +8498,7 @@
           <w:color w:val="FF0000"/>
           <w:sz w:val="24"/>
         </w:rPr>
-        <w:t>5.</w:t>
+        <w:t>7.</w:t>
       </w:r>
       <w:r>
         <w:rPr>
@@ -8397,14 +8506,21 @@
           <w:color w:val="000000"/>
           <w:sz w:val="24"/>
         </w:rPr>
-        <w:t xml:space="preserve"> Скарб</w:t>
-      </w:r>
-      <w:r>
-        <w:rPr>
-          <w:rFonts w:ascii="Times New Roman" w:hAnsi="Times New Roman"/>
-          <w:sz w:val="24"/>
-        </w:rPr>
-        <w:t>нице</w:t>
+        <w:t xml:space="preserve"> Боже й Отче Господа нашого Ісуса Христа! Ти підніс нас з постелі нашої і зібрав на годину молитви. Дай нам ласку відкрити уста наші і прийми наші подяки, що в наших силах, і навчи нас установ Твоїх. Бо молитися як слід не вміємо, якщо Ти, Господи, святим Твоїм Духом не навчиш нас. Тому молимося Тобі: Даруй і прости, якщо ми згрішили аж до теперішньої години словом або ділом, або думкою, добровільно або недобровільно. Бо коли на провини будеш дивитися, Господи, Господи, то хто встоїться, бо в Тебе є прощення. Ти один святий, допоміжник сильний, захисник життя нашого, і Тебе ми завжди оспівуватимемо. Нехай буде сила Царства Твого завжди благословенна і вельми прославлювана: Отця, і Сина, і Святого Духа, нині і повсякчас, і на віки віків. Амінь.</w:t>
+      </w:r>
+    </w:p>
+    <w:p>
+      <w:pPr>
+        <w:spacing w:after="120"/>
+        <w:jc w:val="both"/>
+      </w:pPr>
+      <w:r>
+        <w:rPr>
+          <w:rFonts w:ascii="Times New Roman" w:hAnsi="Times New Roman"/>
+          <w:color w:val="FF0000"/>
+          <w:sz w:val="24"/>
+        </w:rPr>
+        <w:t xml:space="preserve">8. </w:t>
       </w:r>
       <w:r>
         <w:rPr>
@@ -8412,14 +8528,21 @@
           <w:color w:val="000000"/>
           <w:sz w:val="24"/>
         </w:rPr>
-        <w:t xml:space="preserve"> </w:t>
-      </w:r>
-      <w:r>
-        <w:rPr>
-          <w:rFonts w:ascii="Times New Roman" w:hAnsi="Times New Roman"/>
-          <w:sz w:val="24"/>
-        </w:rPr>
-        <w:t>благ</w:t>
+        <w:t>Господи, Боже наш, що сонну неміч забрав від нас і покликав нас візванням святим, щоб і вночі підносити руки наші і прославляти Тебе за справедливі Твої присуди. Прийми благання наші, моління, визнавання, нічні служби і даруй нам, Боже, віру бездоганну, надію впевнену, любов нелицемірну. Благослови наші входи й виходи, вчинки, слова, діла й думки; і дай нам дочекатися початку дня, нам, що хвалять й оспівують, і благословлять добрість Твоєї несказанної сили, щоб було благословенне Твоє пресвяте ім'я і прославлене Твоє царство: Отця, і Сина, і Святого Духа, нині і повсякчас, і на віки віків. Амінь.</w:t>
+      </w:r>
+    </w:p>
+    <w:p>
+      <w:pPr>
+        <w:spacing w:after="120"/>
+        <w:jc w:val="both"/>
+      </w:pPr>
+      <w:r>
+        <w:rPr>
+          <w:rFonts w:ascii="Times New Roman" w:hAnsi="Times New Roman"/>
+          <w:color w:val="FF0000"/>
+          <w:sz w:val="24"/>
+        </w:rPr>
+        <w:t>9.</w:t>
       </w:r>
       <w:r>
         <w:rPr>
@@ -8427,28 +8550,7 @@
           <w:color w:val="000000"/>
           <w:sz w:val="24"/>
         </w:rPr>
-        <w:t>, джерело невисихаюче, Отче святий, чудотворче всесильний і вседержителю! Усі Тобі поклоняємося і Тобі молимося та Твої милості і Твої ласки призиваємо на поміч і на заступництво нашій смиренності. Пом'яни, Господи, слуг Твоїх, прийми від усіх нас ранішні моління, як кадило перед Тобою; ні одного з нас не вчини нездатним, але всіх нас зберігай ласками Твоїми. Пом'яни, Господи, тих, що чувають і співають на славу Твою і єдинородного Твого Сина і Бога нашого, і Святого Твого Духа. Будь їм помічником і заступником; прийми їх молитви на наднебесний і духовний Твій жертовник, бо Ти Бог наш, і Тобі славу возсилаємо: Отцю, і Сину, і Святому Духові, нині і повсякчас, і на віки віків. Амінь.</w:t>
-      </w:r>
-    </w:p>
-    <w:p>
-      <w:pPr>
-        <w:spacing w:after="120"/>
-        <w:jc w:val="both"/>
-      </w:pPr>
-      <w:r>
-        <w:rPr>
-          <w:rFonts w:ascii="Times New Roman" w:hAnsi="Times New Roman"/>
-          <w:color w:val="FF0000"/>
-          <w:sz w:val="24"/>
-        </w:rPr>
-        <w:t xml:space="preserve">6. </w:t>
-      </w:r>
-      <w:r>
-        <w:rPr>
-          <w:rFonts w:ascii="Times New Roman" w:hAnsi="Times New Roman"/>
-          <w:sz w:val="24"/>
-        </w:rPr>
-        <w:t>Благодаримо</w:t>
+        <w:t xml:space="preserve"> Господи, Боже наш! Ти за покаяння дарував людям відпущення, нам же, як образ пізнання і визнання гріхів, показав покаяння і прощення пророка Давида. Тож, Владико, помилуй з великої милости Твоєї нас, що в чимало великих гріхів впали, і по багатстві ласк Твоїх очисти беззаконня наші, бо перед Тобою згрішили ми, Господи, що невідомі й таємні речі серця людського знаєш, і єдиний Ти маєш владу прощати гріхи. Серце ж чисте вчини в нас і Духом </w:t>
       </w:r>
       <w:r>
         <w:rPr>
@@ -8456,111 +8558,7 @@
           <w:color w:val="000000"/>
           <w:sz w:val="24"/>
         </w:rPr>
-        <w:t xml:space="preserve"> Т</w:t>
-      </w:r>
-      <w:r>
-        <w:rPr>
-          <w:rFonts w:ascii="Times New Roman" w:hAnsi="Times New Roman"/>
-          <w:sz w:val="24"/>
-        </w:rPr>
-        <w:t>е</w:t>
-      </w:r>
-      <w:r>
-        <w:rPr>
-          <w:rFonts w:ascii="Times New Roman" w:hAnsi="Times New Roman"/>
-          <w:color w:val="000000"/>
-          <w:sz w:val="24"/>
-        </w:rPr>
-        <w:t>б</w:t>
-      </w:r>
-      <w:r>
-        <w:rPr>
-          <w:rFonts w:ascii="Times New Roman" w:hAnsi="Times New Roman"/>
-          <w:sz w:val="24"/>
-        </w:rPr>
-        <w:t>е</w:t>
-      </w:r>
-      <w:r>
-        <w:rPr>
-          <w:rFonts w:ascii="Times New Roman" w:hAnsi="Times New Roman"/>
-          <w:color w:val="000000"/>
-          <w:sz w:val="24"/>
-        </w:rPr>
-        <w:t>, Господи, Боже спасіння нашого, бо Ти все робиш для добра життя нашого, щоб ми завжди на Тебе споглядали, Спасителю й Доброчинцю душ наших. Бо Ти дав спокій нам у час минулої ночі й підвів нас, щоб ми поклонялися величному імені Твоєму. Тому молимо Тебе, Господи: Дай нам ласку й силу, щоб ми стали гідними співати Тобі розумно й молитися безупинно та в страсі і тремтінні над нашим спасінням працювали, при заступництві Христа Твого. Пом'яни, Господи, і тих, що вночі до Тебе кличуть. Вислухай їх і помилуй, і круши під ноги їх невидимих і войовничих ворогів. Бо Ти Цар миру і Спас душ наших, і Тобі славу возсилаємо: Отцю і Сину, і Святому Духові, нині і повсякчас, і на віки віків. Амінь.</w:t>
-      </w:r>
-    </w:p>
-    <w:p>
-      <w:pPr>
-        <w:spacing w:after="120"/>
-        <w:jc w:val="both"/>
-      </w:pPr>
-      <w:r>
-        <w:rPr>
-          <w:rFonts w:ascii="Times New Roman" w:hAnsi="Times New Roman"/>
-          <w:color w:val="FF0000"/>
-          <w:sz w:val="24"/>
-        </w:rPr>
-        <w:t>7.</w:t>
-      </w:r>
-      <w:r>
-        <w:rPr>
-          <w:rFonts w:ascii="Times New Roman" w:hAnsi="Times New Roman"/>
-          <w:color w:val="000000"/>
-          <w:sz w:val="24"/>
-        </w:rPr>
-        <w:t xml:space="preserve"> Боже й Отче Господа нашого Ісуса Христа! Ти підніс нас з постелі нашої і зібрав на годину молитви. Дай нам ласку відкрити уста наші і прийми наші подяки, що в наших силах, і навчи нас установ Твоїх. Бо молитися як слід не вміємо, якщо Ти, Господи, святим Твоїм Духом не навчиш нас. Тому молимося Тобі: Даруй і прости, якщо ми згрішили аж до теперішньої години </w:t>
-      </w:r>
-      <w:r>
-        <w:rPr>
-          <w:rFonts w:ascii="Times New Roman" w:hAnsi="Times New Roman"/>
-          <w:color w:val="000000"/>
-          <w:sz w:val="24"/>
-        </w:rPr>
-        <w:t>словом або ділом, або думкою, добровільно або недобровільно. Бо коли на провини будеш дивитися, Господи, Господи, то хто встоїться, бо в Тебе є прощення. Ти один святий, допоміжник сильний, захисник життя нашого, і Тебе ми завжди оспівуватимемо. Нехай буде сила Царства Твого завжди благословенна і вельми прославлювана: Отця, і Сина, і Святого Духа, нині і повсякчас, і на віки віків. Амінь.</w:t>
-      </w:r>
-    </w:p>
-    <w:p>
-      <w:pPr>
-        <w:spacing w:after="120"/>
-        <w:jc w:val="both"/>
-      </w:pPr>
-      <w:r>
-        <w:rPr>
-          <w:rFonts w:ascii="Times New Roman" w:hAnsi="Times New Roman"/>
-          <w:color w:val="FF0000"/>
-          <w:sz w:val="24"/>
-        </w:rPr>
-        <w:t xml:space="preserve">8. </w:t>
-      </w:r>
-      <w:r>
-        <w:rPr>
-          <w:rFonts w:ascii="Times New Roman" w:hAnsi="Times New Roman"/>
-          <w:color w:val="000000"/>
-          <w:sz w:val="24"/>
-        </w:rPr>
-        <w:t>Господи, Боже наш, що сонну неміч забрав від нас і покликав нас візванням святим, щоб і вночі підносити руки наші і прославляти Тебе за справедливі Твої присуди. Прийми благання наші, моління, визнавання, нічні служби і даруй нам, Боже, віру бездоганну, надію впевнену, любов нелицемірну. Благослови наші входи й виходи, вчинки, слова, діла й думки; і дай нам дочекатися початку дня, нам, що хвалять й оспівують, і благословлять добрість Твоєї несказанної сили, щоб було благословенне Твоє пресвяте ім'я і прославлене Твоє царство: Отця, і Сина, і Святого Духа, нині і повсякчас, і на віки віків. Амінь.</w:t>
-      </w:r>
-    </w:p>
-    <w:p>
-      <w:pPr>
-        <w:spacing w:after="120"/>
-        <w:jc w:val="both"/>
-      </w:pPr>
-      <w:r>
-        <w:rPr>
-          <w:rFonts w:ascii="Times New Roman" w:hAnsi="Times New Roman"/>
-          <w:color w:val="FF0000"/>
-          <w:sz w:val="24"/>
-        </w:rPr>
-        <w:t>9.</w:t>
-      </w:r>
-      <w:r>
-        <w:rPr>
-          <w:rFonts w:ascii="Times New Roman" w:hAnsi="Times New Roman"/>
-          <w:color w:val="000000"/>
-          <w:sz w:val="24"/>
-        </w:rPr>
-        <w:t xml:space="preserve"> Господи, Боже наш! Ти за покаяння дарував людям відпущення, нам же, як образ пізнання і визнання гріхів, показав покаяння і прощення пророка Давида. Тож, Владико, помилуй з великої милости Твоєї нас, що в чимало великих гріхів впали, і по багатстві ласк Твоїх очисти беззаконня наші, бо перед Тобою згрішили ми, Господи, що невідомі й таємні речі серця людського знаєш, і єдиний Ти маєш владу прощати гріхи. Серце ж чисте вчини в нас і Духом владичним утверди нас, і радість спасіння Твого яви нам. Не відкинь нас від лиця Твого, але дозволь, як благий і людинолюбний, аж до останнього нашого віддиху появляти Тобі жертву справедливости й приноси на святих Твоїх жертовниках, милістю і ласками і людинолюб'ям єдинородного Сина Твого, з яким Ти є благословенний з пресвятим, добрим і животворчим Твоїм Духом, нині й повсякчас, і на віки віків. Амінь.</w:t>
+        <w:t>владичним утверди нас, і радість спасіння Твого яви нам. Не відкинь нас від лиця Твого, але дозволь, як благий і людинолюбний, аж до останнього нашого віддиху появляти Тобі жертву справедливости й приноси на святих Твоїх жертовниках, милістю і ласками і людинолюб'ям єдинородного Сина Твого, з яким Ти є благословенний з пресвятим, добрим і животворчим Твоїм Духом, нині й повсякчас, і на віки віків. Амінь.</w:t>
       </w:r>
     </w:p>
     <w:p>
@@ -10777,7 +10775,15 @@
           <w:sz w:val="24"/>
           <w:u w:val="single"/>
         </w:rPr>
-        <w:t>[Від ночі лине дух наш до тебе, Боже, бо світлом є повеління твої на землі. Навчи нас у страсі твоєму виконувати правду й добро, бо тебе славимо як правдивого Бога нашого. Прихили вухо своє і вислухай нас, і пом'яни, Господи, тих, що є та що моляться з нами, всіх по імені, і спаси їх силою твоєю. Благослови людей твоїх і освяти спадкоємство твоє: мир світові твоєму даруй, церквам твоїм, Священникам, владі, і всім людям.]</w:t>
+        <w:t xml:space="preserve">[Від ночі лине дух наш до тебе, Боже, бо світлом є повеління твої на землі. Навчи нас у страсі твоєму виконувати правду й добро, бо тебе славимо як правдивого Бога нашого. Прихили вухо </w:t>
+      </w:r>
+      <w:r>
+        <w:rPr>
+          <w:rFonts w:ascii="Times New Roman" w:hAnsi="Times New Roman"/>
+          <w:sz w:val="24"/>
+          <w:u w:val="single"/>
+        </w:rPr>
+        <w:t>своє і вислухай нас, і пом'яни, Господи, тих, що є та що моляться з нами, всіх по імені, і спаси їх силою твоєю. Благослови людей твоїх і освяти спадкоємство твоє: мир світові твоєму даруй, церквам твоїм, Священникам, владі, і всім людям.]</w:t>
       </w:r>
     </w:p>
     <w:p>
@@ -12186,14 +12192,7 @@
           <w:rFonts w:ascii="Times New Roman" w:hAnsi="Times New Roman"/>
           <w:sz w:val="24"/>
         </w:rPr>
-        <w:t xml:space="preserve">Спаси́, Бо́же, наро́д Твій і благослови́ спадкоє́мство Твоє́, навідай світ Твій ми́лістю і щедро́тами, вознеси́ ріг христия́н правосла́вних і зішли́ на нас бага́ті Твої ми́лості: моли́твами всепречи́стої Влади́чиці на́шої Богоро́диці і Приснодіви Марії, си́лою чесно́го і животворя́щого Хреста́, засту́пництвом чесни́х Небе́сних Сил безплотних, чесно́го, сла́вного проро́ка, Предте́чі і Хрести́теля Йоа́на, святи́х сла́вних і всехва́льних Апо́столів; святи́х отців на́ших і вселе́нських вели́ких учителів і святи́телів Васи́лія Вели́кого, Григо́рія Богосло́ва та Йоа́на Золотоу́стого; Атана́сія і Кири́ла; свято́го отця́ на́шого Микола́я, архиєпи́скопа Мир </w:t>
-      </w:r>
-      <w:r>
-        <w:rPr>
-          <w:rFonts w:ascii="Times New Roman" w:hAnsi="Times New Roman"/>
-          <w:sz w:val="24"/>
-        </w:rPr>
-        <w:t xml:space="preserve">Лікійських, чудотво́рця; святи́х рівноапо́стольних Кири́ла і Мето́дія, учителів слов’я́нських; свято́го благовірного і рівноапо́стольного вели́кого кня́зя Володи́мира і блаже́нної вели́кої княги́ні Ольги; свято́го священному́ченика Йосафа́та; святи́х сла́вних і добропобідних му́чеників; блаже́нних новому́чеників та ісповідників українських; преподо́бних і богоно́сних отців на́ших Антонія і Теодо́сія Пече́рських та інших преподо́бних і богоно́сних отців на́ших; святи́х і пра́ведних богоотців Йоаки́ма і Анни; і свято́го </w:t>
+        <w:t xml:space="preserve">Спаси́, Бо́же, наро́д Твій і благослови́ спадкоє́мство Твоє́, навідай світ Твій ми́лістю і щедро́тами, вознеси́ ріг христия́н правосла́вних і зішли́ на нас бага́ті Твої ми́лості: моли́твами всепречи́стої Влади́чиці на́шої Богоро́диці і Приснодіви Марії, си́лою чесно́го і животворя́щого Хреста́, засту́пництвом чесни́х Небе́сних Сил безплотних, чесно́го, сла́вного проро́ка, Предте́чі і Хрести́теля Йоа́на, святи́х сла́вних і всехва́льних Апо́столів; святи́х отців на́ших і вселе́нських вели́ких учителів і святи́телів Васи́лія Вели́кого, Григо́рія Богосло́ва та Йоа́на Золотоу́стого; Атана́сія і Кири́ла; свято́го отця́ на́шого Микола́я, архиєпи́скопа Мир Лікійських, чудотво́рця; святи́х рівноапо́стольних Кири́ла і Мето́дія, учителів слов’я́нських; свято́го благовірного і рівноапо́стольного вели́кого кня́зя Володи́мира і блаже́нної вели́кої княги́ні Ольги; свято́го священному́ченика Йосафа́та; святи́х сла́вних і добропобідних му́чеників; блаже́нних новому́чеників та ісповідників українських; преподо́бних і богоно́сних отців на́ших Антонія і Теодо́сія Пече́рських та інших преподо́бних і богоно́сних отців на́ших; святи́х і пра́ведних богоотців Йоаки́ма і Анни; і свято́го </w:t>
       </w:r>
       <w:r>
         <w:rPr>
@@ -16592,7 +16591,15 @@
           <w:sz w:val="24"/>
           <w:u w:val="single"/>
         </w:rPr>
-        <w:t>[Владико, Боже святий і неосяжний, що казав із темряви світлові засіяти, що заспокоїв нас у нічному сні й підвів до величання і моління Твоєї доброти! Ти, що даєш себе умолити задля свого милосердя, прийми і нині нас, що поклоняємося Тобі й по силі благодаримо Тебе; і даруй нам те, чого просимо задля спасіння. Вчини нас синами світла і дня та спадкоємцями вічних Твоїх благ. Пом'яни, Господи, за багатством ласк Твоїх усіх людей, що є і моляться з нами, і всю братію нашу на землі й на морі, і на всякому місці володіння Твого, що потребують Твоєї любови й помочі. Усім вияви велику Твою милість, щоб спасенні, як душею так і тілом, завжди перебували й відважно славили чудне й благословенне ім'я Твоє.]</w:t>
+        <w:t xml:space="preserve">[Владико, Боже святий і неосяжний, що казав із темряви світлові засіяти, що заспокоїв нас у нічному сні й підвів до величання і моління Твоєї доброти! Ти, що даєш себе умолити задля </w:t>
+      </w:r>
+      <w:r>
+        <w:rPr>
+          <w:rFonts w:ascii="Times New Roman" w:hAnsi="Times New Roman"/>
+          <w:sz w:val="24"/>
+          <w:u w:val="single"/>
+        </w:rPr>
+        <w:t>свого милосердя, прийми і нині нас, що поклоняємося Тобі й по силі благодаримо Тебе; і даруй нам те, чого просимо задля спасіння. Вчини нас синами світла і дня та спадкоємцями вічних Твоїх благ. Пом'яни, Господи, за багатством ласк Твоїх усіх людей, що є і моляться з нами, і всю братію нашу на землі й на морі, і на всякому місці володіння Твого, що потребують Твоєї любови й помочі. Усім вияви велику Твою милість, щоб спасенні, як душею так і тілом, завжди перебували й відважно славили чудне й благословенне ім'я Твоє.]</w:t>
       </w:r>
     </w:p>
     <w:p>
